--- a/YoloX.docx
+++ b/YoloX.docx
@@ -328,7 +328,15 @@
               </w:rPr>
             </w:pPr>
             <w:r>
-              <w:t>Because ultrasound images lack complex color variations, you do not need an excessively wide model. Keep the width multiplier moderate (e.g., 0.375 or 0.50) to prevent overfitting.</w:t>
+              <w:t xml:space="preserve">Because ultrasound images lack complex </w:t>
+            </w:r>
+            <w:proofErr w:type="spellStart"/>
+            <w:r>
+              <w:t>color</w:t>
+            </w:r>
+            <w:proofErr w:type="spellEnd"/>
+            <w:r>
+              <w:t xml:space="preserve"> variations, you do not need an excessively wide model. Keep the width multiplier moderate (e.g., 0.375 or 0.50) to prevent overfitting.</w:t>
             </w:r>
           </w:p>
           <w:p>
@@ -352,6 +360,7 @@
                 <w:lang w:val="en-US"/>
               </w:rPr>
             </w:pPr>
+            <w:proofErr w:type="spellStart"/>
             <w:r>
               <w:rPr>
                 <w:lang w:val="en-US"/>
@@ -359,6 +368,7 @@
               <w:lastRenderedPageBreak/>
               <w:t>Num_classes</w:t>
             </w:r>
+            <w:proofErr w:type="spellEnd"/>
           </w:p>
         </w:tc>
         <w:tc>
@@ -462,7 +472,15 @@
               </w:rPr>
             </w:pPr>
             <w:r>
-              <w:t>YOLOX utilizes SiLU (</w:t>
+              <w:t xml:space="preserve">YOLOX utilizes </w:t>
+            </w:r>
+            <w:proofErr w:type="spellStart"/>
+            <w:r>
+              <w:t>SiLU</w:t>
+            </w:r>
+            <w:proofErr w:type="spellEnd"/>
+            <w:r>
+              <w:t xml:space="preserve"> (</w:t>
             </w:r>
             <w:r>
               <w:t xml:space="preserve">Sigmoid Linear Unit - </w:t>
@@ -483,7 +501,23 @@
               </w:rPr>
             </w:pPr>
             <w:r>
-              <w:t>Compared to older functions like standard ReLU, SiLU provides a much smoother gradient curve. This smoothness is incredibly beneficial because it helps the model converge faster during training and produces highly stable, accurate bounding boxes</w:t>
+              <w:t xml:space="preserve">Compared to older functions like standard </w:t>
+            </w:r>
+            <w:proofErr w:type="spellStart"/>
+            <w:r>
+              <w:t>ReLU</w:t>
+            </w:r>
+            <w:proofErr w:type="spellEnd"/>
+            <w:r>
+              <w:t xml:space="preserve">, </w:t>
+            </w:r>
+            <w:proofErr w:type="spellStart"/>
+            <w:r>
+              <w:t>SiLU</w:t>
+            </w:r>
+            <w:proofErr w:type="spellEnd"/>
+            <w:r>
+              <w:t xml:space="preserve"> provides a much smoother gradient curve. This smoothness is incredibly beneficial because it helps the model converge faster during training and produces highly stable, accurate bounding boxes</w:t>
             </w:r>
           </w:p>
         </w:tc>
@@ -513,10 +547,26 @@
               </w:rPr>
             </w:pPr>
             <w:r>
-              <w:t>it is highly recommended to stick with the default SiLU, as the YOLOX architecture was specifically optimized for it.</w:t>
-            </w:r>
-            <w:r>
-              <w:t xml:space="preserve"> Can be experimented using LeakyReLu (it will converge faster but may cost slight amount of accuracy).</w:t>
+              <w:t xml:space="preserve">it is highly recommended to stick with the default </w:t>
+            </w:r>
+            <w:proofErr w:type="spellStart"/>
+            <w:r>
+              <w:t>SiLU</w:t>
+            </w:r>
+            <w:proofErr w:type="spellEnd"/>
+            <w:r>
+              <w:t>, as the YOLOX architecture was specifically optimized for it.</w:t>
+            </w:r>
+            <w:r>
+              <w:t xml:space="preserve"> Can be experimented using </w:t>
+            </w:r>
+            <w:proofErr w:type="spellStart"/>
+            <w:r>
+              <w:t>LeakyReLu</w:t>
+            </w:r>
+            <w:proofErr w:type="spellEnd"/>
+            <w:r>
+              <w:t xml:space="preserve"> (it will converge faster but may cost slight amount of accuracy).</w:t>
             </w:r>
           </w:p>
         </w:tc>
@@ -555,7 +605,15 @@
             </w:r>
             <w:r>
               <w:lastRenderedPageBreak/>
-              <w:t xml:space="preserve">YOLOX uses a modified CSPDarknet (Cross Stage Partial Network). When </w:t>
+              <w:t xml:space="preserve">YOLOX uses a modified </w:t>
+            </w:r>
+            <w:proofErr w:type="spellStart"/>
+            <w:r>
+              <w:t>CSPDarknet</w:t>
+            </w:r>
+            <w:proofErr w:type="spellEnd"/>
+            <w:r>
+              <w:t xml:space="preserve"> (Cross Stage Partial Network). When </w:t>
             </w:r>
             <w:r>
               <w:t>we</w:t>
@@ -575,9 +633,14 @@
                 <w:lang w:val="en-US"/>
               </w:rPr>
             </w:pPr>
-            <w:r>
-              <w:lastRenderedPageBreak/>
-              <w:t xml:space="preserve">CSPDarknet is uniquely designed to cut down on redundant </w:t>
+            <w:proofErr w:type="spellStart"/>
+            <w:r>
+              <w:lastRenderedPageBreak/>
+              <w:t>CSPDarknet</w:t>
+            </w:r>
+            <w:proofErr w:type="spellEnd"/>
+            <w:r>
+              <w:t xml:space="preserve"> is uniquely designed to cut down on redundant </w:t>
             </w:r>
             <w:r>
               <w:lastRenderedPageBreak/>
@@ -633,7 +696,15 @@
               <w:t>we</w:t>
             </w:r>
             <w:r>
-              <w:t xml:space="preserve"> could theoretically modify the code to replace CSPDarknet with a lighter mobile architecture like MobileNetV3.</w:t>
+              <w:t xml:space="preserve"> could theoretically modify the code to replace </w:t>
+            </w:r>
+            <w:proofErr w:type="spellStart"/>
+            <w:r>
+              <w:t>CSPDarknet</w:t>
+            </w:r>
+            <w:proofErr w:type="spellEnd"/>
+            <w:r>
+              <w:t xml:space="preserve"> with a lighter mobile architecture like MobileNetV3.</w:t>
             </w:r>
           </w:p>
         </w:tc>
@@ -718,8 +789,13 @@
                 <w:lang w:val="en-US"/>
               </w:rPr>
             </w:pPr>
-            <w:r>
-              <w:t xml:space="preserve">generally do not tune the internal architecture of the neck itself, because its computational capacity is already being controlled by the depth and width multipliers mentioned earlier. </w:t>
+            <w:proofErr w:type="gramStart"/>
+            <w:r>
+              <w:t>generally</w:t>
+            </w:r>
+            <w:proofErr w:type="gramEnd"/>
+            <w:r>
+              <w:t xml:space="preserve"> do not tune the internal architecture of the neck itself, because its computational capacity is already being controlled by the depth and width multipliers mentioned earlier. </w:t>
             </w:r>
             <w:r>
               <w:t>We</w:t>
@@ -881,12 +957,14 @@
                 <w:lang w:val="en-US"/>
               </w:rPr>
             </w:pPr>
+            <w:proofErr w:type="spellStart"/>
             <w:r>
               <w:rPr>
                 <w:lang w:val="en-US"/>
               </w:rPr>
               <w:t>Input_size</w:t>
             </w:r>
+            <w:proofErr w:type="spellEnd"/>
           </w:p>
         </w:tc>
         <w:tc>
@@ -930,7 +1008,15 @@
               </w:rPr>
             </w:pPr>
             <w:r>
-              <w:t>directly correlated with your GPU memory limitations and the batch_size parameter during training.</w:t>
+              <w:t xml:space="preserve">directly correlated with your GPU memory limitations and the </w:t>
+            </w:r>
+            <w:proofErr w:type="spellStart"/>
+            <w:r>
+              <w:t>batch_size</w:t>
+            </w:r>
+            <w:proofErr w:type="spellEnd"/>
+            <w:r>
+              <w:t xml:space="preserve"> parameter during training.</w:t>
             </w:r>
           </w:p>
         </w:tc>
@@ -953,11 +1039,16 @@
             <w:r>
               <w:t xml:space="preserve"> deployment hardware struggles to maintain 30 FPS during live scanning, systematically step the resolution down to 512x512 or 416x416. </w:t>
             </w:r>
+            <w:proofErr w:type="gramStart"/>
             <w:r>
               <w:t xml:space="preserve">We </w:t>
             </w:r>
             <w:r>
-              <w:t xml:space="preserve"> must carefully monitor the validation metrics at each step to ensure </w:t>
+              <w:t xml:space="preserve"> must</w:t>
+            </w:r>
+            <w:proofErr w:type="gramEnd"/>
+            <w:r>
+              <w:t xml:space="preserve"> carefully monitor the validation metrics at each step to ensure </w:t>
             </w:r>
             <w:r>
               <w:t>we</w:t>
@@ -979,12 +1070,14 @@
                 <w:lang w:val="en-US"/>
               </w:rPr>
             </w:pPr>
+            <w:proofErr w:type="spellStart"/>
             <w:r>
               <w:rPr>
                 <w:lang w:val="en-US"/>
               </w:rPr>
               <w:t>Random_size</w:t>
             </w:r>
+            <w:proofErr w:type="spellEnd"/>
           </w:p>
         </w:tc>
         <w:tc>
@@ -1018,7 +1111,15 @@
             </w:pPr>
             <w:r>
               <w:lastRenderedPageBreak/>
-              <w:t xml:space="preserve">By forcing the neural network to analyze the same nodules at varying scales, the model </w:t>
+              <w:t xml:space="preserve">By forcing the neural network to </w:t>
+            </w:r>
+            <w:proofErr w:type="spellStart"/>
+            <w:r>
+              <w:t>analyze</w:t>
+            </w:r>
+            <w:proofErr w:type="spellEnd"/>
+            <w:r>
+              <w:t xml:space="preserve"> the same nodules at varying scales, the model </w:t>
             </w:r>
             <w:r>
               <w:lastRenderedPageBreak/>
@@ -1044,7 +1145,15 @@
               <w:t>our</w:t>
             </w:r>
             <w:r>
-              <w:t xml:space="preserve"> base input_size, using it as the mathematical anchor to </w:t>
+              <w:t xml:space="preserve"> base </w:t>
+            </w:r>
+            <w:proofErr w:type="spellStart"/>
+            <w:r>
+              <w:t>input_size</w:t>
+            </w:r>
+            <w:proofErr w:type="spellEnd"/>
+            <w:r>
+              <w:t xml:space="preserve">, using it as the mathematical anchor to </w:t>
             </w:r>
             <w:r>
               <w:lastRenderedPageBreak/>
@@ -1064,7 +1173,15 @@
             </w:pPr>
             <w:r>
               <w:lastRenderedPageBreak/>
-              <w:t xml:space="preserve">should keep this feature enabled for the vast majority of your training phase to </w:t>
+              <w:t xml:space="preserve">should keep this feature enabled for </w:t>
+            </w:r>
+            <w:proofErr w:type="gramStart"/>
+            <w:r>
+              <w:t>the vast majority of</w:t>
+            </w:r>
+            <w:proofErr w:type="gramEnd"/>
+            <w:r>
+              <w:t xml:space="preserve"> your training phase to </w:t>
             </w:r>
             <w:r>
               <w:lastRenderedPageBreak/>
@@ -1102,6 +1219,7 @@
                 <w:lang w:val="en-US"/>
               </w:rPr>
             </w:pPr>
+            <w:proofErr w:type="spellStart"/>
             <w:r>
               <w:rPr>
                 <w:lang w:val="en-US"/>
@@ -1109,6 +1227,7 @@
               <w:lastRenderedPageBreak/>
               <w:t>Data_dir</w:t>
             </w:r>
+            <w:proofErr w:type="spellEnd"/>
           </w:p>
         </w:tc>
         <w:tc>
@@ -1192,12 +1311,28 @@
                 <w:lang w:val="en-US"/>
               </w:rPr>
             </w:pPr>
-            <w:r>
-              <w:rPr>
-                <w:lang w:val="en-US"/>
-              </w:rPr>
-              <w:t>Train_ann/val_ann</w:t>
-            </w:r>
+            <w:proofErr w:type="spellStart"/>
+            <w:r>
+              <w:rPr>
+                <w:lang w:val="en-US"/>
+              </w:rPr>
+              <w:t>Train_ann</w:t>
+            </w:r>
+            <w:proofErr w:type="spellEnd"/>
+            <w:r>
+              <w:rPr>
+                <w:lang w:val="en-US"/>
+              </w:rPr>
+              <w:t>/</w:t>
+            </w:r>
+            <w:proofErr w:type="spellStart"/>
+            <w:r>
+              <w:rPr>
+                <w:lang w:val="en-US"/>
+              </w:rPr>
+              <w:t>val_ann</w:t>
+            </w:r>
+            <w:proofErr w:type="spellEnd"/>
           </w:p>
         </w:tc>
         <w:tc>
@@ -1231,11 +1366,35 @@
             </w:pPr>
             <w:r>
               <w:lastRenderedPageBreak/>
-              <w:t xml:space="preserve">The train_ann file actively dictates how the model updates its weights, while the val_ann file provides an </w:t>
-            </w:r>
-            <w:r>
-              <w:lastRenderedPageBreak/>
-              <w:t>isolated testing ground to ensure the model is actually learning to detect nodules rather than just memorizing the training images.</w:t>
+              <w:t xml:space="preserve">The </w:t>
+            </w:r>
+            <w:proofErr w:type="spellStart"/>
+            <w:r>
+              <w:t>train_ann</w:t>
+            </w:r>
+            <w:proofErr w:type="spellEnd"/>
+            <w:r>
+              <w:t xml:space="preserve"> file actively dictates how the model updates its weights, while the </w:t>
+            </w:r>
+            <w:proofErr w:type="spellStart"/>
+            <w:r>
+              <w:t>val_ann</w:t>
+            </w:r>
+            <w:proofErr w:type="spellEnd"/>
+            <w:r>
+              <w:t xml:space="preserve"> file provides an </w:t>
+            </w:r>
+            <w:r>
+              <w:lastRenderedPageBreak/>
+              <w:t xml:space="preserve">isolated testing ground to ensure the model is </w:t>
+            </w:r>
+            <w:proofErr w:type="gramStart"/>
+            <w:r>
+              <w:t>actually learning</w:t>
+            </w:r>
+            <w:proofErr w:type="gramEnd"/>
+            <w:r>
+              <w:t xml:space="preserve"> to detect nodules rather than just memorizing the training images.</w:t>
             </w:r>
           </w:p>
         </w:tc>
@@ -1251,7 +1410,15 @@
             </w:pPr>
             <w:r>
               <w:lastRenderedPageBreak/>
-              <w:t>These parameters are strictly coupled with the num_classes parameter.</w:t>
+              <w:t xml:space="preserve">These parameters are strictly coupled with the </w:t>
+            </w:r>
+            <w:proofErr w:type="spellStart"/>
+            <w:r>
+              <w:t>num_classes</w:t>
+            </w:r>
+            <w:proofErr w:type="spellEnd"/>
+            <w:r>
+              <w:t xml:space="preserve"> parameter.</w:t>
             </w:r>
           </w:p>
         </w:tc>
@@ -1285,12 +1452,14 @@
                 <w:lang w:val="en-US"/>
               </w:rPr>
             </w:pPr>
+            <w:proofErr w:type="spellStart"/>
             <w:r>
               <w:rPr>
                 <w:lang w:val="en-US"/>
               </w:rPr>
               <w:t>Batch_size</w:t>
             </w:r>
+            <w:proofErr w:type="spellEnd"/>
           </w:p>
         </w:tc>
         <w:tc>
@@ -1334,7 +1503,15 @@
               </w:rPr>
             </w:pPr>
             <w:r>
-              <w:t xml:space="preserve">Batch size has a very strict mathematical correlation with the initial learning rate (lr). If </w:t>
+              <w:t>Batch size has a very strict mathematical correlation with the initial learning rate (</w:t>
+            </w:r>
+            <w:proofErr w:type="spellStart"/>
+            <w:r>
+              <w:t>lr</w:t>
+            </w:r>
+            <w:proofErr w:type="spellEnd"/>
+            <w:r>
+              <w:t xml:space="preserve">). If </w:t>
             </w:r>
             <w:r>
               <w:t>we</w:t>
@@ -1559,7 +1736,23 @@
           <w:p>
             <w:r>
               <w:lastRenderedPageBreak/>
-              <w:t xml:space="preserve">strongly correlated with the mixup parameter and the no_aug_epochs setting. </w:t>
+              <w:t xml:space="preserve">strongly correlated with the </w:t>
+            </w:r>
+            <w:proofErr w:type="spellStart"/>
+            <w:r>
+              <w:t>mixup</w:t>
+            </w:r>
+            <w:proofErr w:type="spellEnd"/>
+            <w:r>
+              <w:t xml:space="preserve"> parameter and the </w:t>
+            </w:r>
+            <w:proofErr w:type="spellStart"/>
+            <w:r>
+              <w:t>no_aug_epochs</w:t>
+            </w:r>
+            <w:proofErr w:type="spellEnd"/>
+            <w:r>
+              <w:t xml:space="preserve"> setting. </w:t>
             </w:r>
             <w:r>
               <w:lastRenderedPageBreak/>
@@ -1589,7 +1782,15 @@
             </w:pPr>
             <w:r>
               <w:lastRenderedPageBreak/>
-              <w:t xml:space="preserve">enable Mosaic with a high probability (e.g., 1.0 or 100%) for the majority of the training process. However, because ultrasound frames </w:t>
+              <w:t xml:space="preserve">enable Mosaic with a high probability (e.g., 1.0 or 100%) for </w:t>
+            </w:r>
+            <w:proofErr w:type="gramStart"/>
+            <w:r>
+              <w:t>the majority of</w:t>
+            </w:r>
+            <w:proofErr w:type="gramEnd"/>
+            <w:r>
+              <w:t xml:space="preserve"> the training process. However, because ultrasound frames </w:t>
             </w:r>
             <w:r>
               <w:lastRenderedPageBreak/>
@@ -1615,6 +1816,7 @@
                 <w:lang w:val="en-US"/>
               </w:rPr>
             </w:pPr>
+            <w:proofErr w:type="spellStart"/>
             <w:r>
               <w:rPr>
                 <w:lang w:val="en-US"/>
@@ -1622,6 +1824,7 @@
               <w:lastRenderedPageBreak/>
               <w:t>Mixup</w:t>
             </w:r>
+            <w:proofErr w:type="spellEnd"/>
           </w:p>
         </w:tc>
         <w:tc>
@@ -1651,7 +1854,15 @@
               </w:rPr>
             </w:pPr>
             <w:r>
-              <w:t>acts as an incredibly powerful regularizer, forcing the network to become highly confident in its fundamental feature extraction rather than relying on sharp, obvious edges. This makes</w:t>
+              <w:t xml:space="preserve">acts as an incredibly powerful </w:t>
+            </w:r>
+            <w:proofErr w:type="spellStart"/>
+            <w:r>
+              <w:t>regularizer</w:t>
+            </w:r>
+            <w:proofErr w:type="spellEnd"/>
+            <w:r>
+              <w:t>, forcing the network to become highly confident in its fundamental feature extraction rather than relying on sharp, obvious edges. This makes</w:t>
             </w:r>
             <w:r>
               <w:t xml:space="preserve"> </w:t>
@@ -1672,7 +1883,15 @@
               </w:rPr>
             </w:pPr>
             <w:r>
-              <w:t xml:space="preserve">In the YOLOX data pipeline, Mixup is typically applied immediately </w:t>
+              <w:t xml:space="preserve">In the YOLOX data pipeline, </w:t>
+            </w:r>
+            <w:proofErr w:type="spellStart"/>
+            <w:r>
+              <w:t>Mixup</w:t>
+            </w:r>
+            <w:proofErr w:type="spellEnd"/>
+            <w:r>
+              <w:t xml:space="preserve"> is typically applied immediately </w:t>
             </w:r>
             <w:r>
               <w:rPr>
@@ -1705,7 +1924,31 @@
               </w:rPr>
             </w:pPr>
             <w:r>
-              <w:t>Because high-frequency ultrasound images are inherently noisy and low-contrast, a standard Mixup application might wash out faint nodules entirely. Set the Mixup probability to a moderate level (e.g., 0.5) and reduce the scale range. If validation accuracy stagnates early, try disabling Mixup while keeping Mosaic active.</w:t>
+              <w:t xml:space="preserve">Because high-frequency ultrasound images are inherently noisy and low-contrast, a standard </w:t>
+            </w:r>
+            <w:proofErr w:type="spellStart"/>
+            <w:r>
+              <w:t>Mixup</w:t>
+            </w:r>
+            <w:proofErr w:type="spellEnd"/>
+            <w:r>
+              <w:t xml:space="preserve"> application might wash out faint nodules entirely. Set the </w:t>
+            </w:r>
+            <w:proofErr w:type="spellStart"/>
+            <w:r>
+              <w:t>Mixup</w:t>
+            </w:r>
+            <w:proofErr w:type="spellEnd"/>
+            <w:r>
+              <w:t xml:space="preserve"> probability to a moderate level (e.g., 0.5) and reduce the scale range. If validation accuracy stagnates early, try disabling </w:t>
+            </w:r>
+            <w:proofErr w:type="spellStart"/>
+            <w:r>
+              <w:t>Mixup</w:t>
+            </w:r>
+            <w:proofErr w:type="spellEnd"/>
+            <w:r>
+              <w:t xml:space="preserve"> while keeping Mosaic active.</w:t>
             </w:r>
           </w:p>
         </w:tc>
@@ -1721,12 +1964,14 @@
                 <w:lang w:val="en-US"/>
               </w:rPr>
             </w:pPr>
+            <w:proofErr w:type="spellStart"/>
             <w:r>
               <w:rPr>
                 <w:lang w:val="en-US"/>
               </w:rPr>
               <w:t>Hsv_prob</w:t>
             </w:r>
+            <w:proofErr w:type="spellEnd"/>
           </w:p>
         </w:tc>
         <w:tc>
@@ -1744,7 +1989,15 @@
             </w:r>
             <w:r>
               <w:lastRenderedPageBreak/>
-              <w:t>altering the Hue, Saturation, and Value (brightness) of the training images. It artificially shifts the color space to simulate different camera sensors or real-world lighting conditions.</w:t>
+              <w:t xml:space="preserve">altering the Hue, Saturation, and Value (brightness) of the training images. It artificially shifts the </w:t>
+            </w:r>
+            <w:proofErr w:type="spellStart"/>
+            <w:r>
+              <w:t>color</w:t>
+            </w:r>
+            <w:proofErr w:type="spellEnd"/>
+            <w:r>
+              <w:t xml:space="preserve"> space to simulate different camera sensors or real-world lighting conditions.</w:t>
             </w:r>
           </w:p>
         </w:tc>
@@ -1764,7 +2017,15 @@
             </w:r>
             <w:r>
               <w:lastRenderedPageBreak/>
-              <w:t xml:space="preserve">this prevents the model from relying solely on an object's color to identify it. However, because </w:t>
+              <w:t xml:space="preserve">this prevents the model from relying solely on an object's </w:t>
+            </w:r>
+            <w:proofErr w:type="spellStart"/>
+            <w:r>
+              <w:t>color</w:t>
+            </w:r>
+            <w:proofErr w:type="spellEnd"/>
+            <w:r>
+              <w:t xml:space="preserve"> to identify it. However, because </w:t>
             </w:r>
             <w:r>
               <w:t>our</w:t>
@@ -1773,7 +2034,15 @@
               <w:t xml:space="preserve"> linear probe produces grayscale</w:t>
             </w:r>
             <w:r>
-              <w:t xml:space="preserve">/bNw </w:t>
+              <w:t>/</w:t>
+            </w:r>
+            <w:proofErr w:type="spellStart"/>
+            <w:r>
+              <w:t>bNw</w:t>
+            </w:r>
+            <w:proofErr w:type="spellEnd"/>
+            <w:r>
+              <w:t xml:space="preserve"> </w:t>
             </w:r>
             <w:r>
               <w:t>ultrasound images, massive hue and saturation shifts offer zero mathematical benefit and can even introduce unnatural noise into the tensor calculations.</w:t>
@@ -1838,6 +2107,7 @@
                 <w:lang w:val="en-US"/>
               </w:rPr>
             </w:pPr>
+            <w:proofErr w:type="spellStart"/>
             <w:r>
               <w:rPr>
                 <w:lang w:val="en-US"/>
@@ -1845,6 +2115,7 @@
               <w:lastRenderedPageBreak/>
               <w:t>Flip_prob</w:t>
             </w:r>
+            <w:proofErr w:type="spellEnd"/>
           </w:p>
         </w:tc>
         <w:tc>
@@ -1899,7 +2170,15 @@
             </w:pPr>
             <w:r>
               <w:lastRenderedPageBreak/>
-              <w:t>It is completely independent of color or lighting augmentations</w:t>
+              <w:t xml:space="preserve">It is completely independent of </w:t>
+            </w:r>
+            <w:proofErr w:type="spellStart"/>
+            <w:r>
+              <w:t>color</w:t>
+            </w:r>
+            <w:proofErr w:type="spellEnd"/>
+            <w:r>
+              <w:t xml:space="preserve"> or lighting augmentations</w:t>
             </w:r>
           </w:p>
         </w:tc>
@@ -1921,7 +2200,23 @@
                 <w:b/>
                 <w:bCs/>
               </w:rPr>
-              <w:t>Vertical flipping (up-to-down), however, should be strictly avoided (set to 0.0) in ultrasound imaging. The top of an ultrasound frame always represents the skin surface and the bottom represents deeper tissue; flipping it upside down destroys the fundamental anatomical context.</w:t>
+              <w:t xml:space="preserve">Vertical flipping (up-to-down), however, should be strictly avoided (set to 0.0) in ultrasound imaging. The top of an ultrasound frame always represents the skin </w:t>
+            </w:r>
+            <w:proofErr w:type="gramStart"/>
+            <w:r>
+              <w:rPr>
+                <w:b/>
+                <w:bCs/>
+              </w:rPr>
+              <w:t>surface</w:t>
+            </w:r>
+            <w:proofErr w:type="gramEnd"/>
+            <w:r>
+              <w:rPr>
+                <w:b/>
+                <w:bCs/>
+              </w:rPr>
+              <w:t xml:space="preserve"> and the bottom represents deeper tissue; flipping it upside down destroys the fundamental anatomical context.</w:t>
             </w:r>
           </w:p>
         </w:tc>
@@ -2054,11 +2349,32 @@
               </w:rPr>
             </w:pPr>
             <w:r>
-              <w:t xml:space="preserve">helps the model understand that a nodule is still a nodule whether it is perfectly centered in the frame or pushed off to the extreme edge. This is crucial for live 30 FPS scanning, where the doctor might rapidly move the probe and not keep the </w:t>
-            </w:r>
-            <w:r>
-              <w:lastRenderedPageBreak/>
-              <w:t>target perfectly centered at all times.</w:t>
+              <w:t xml:space="preserve">helps the model understand that a nodule is still a nodule whether it is perfectly </w:t>
+            </w:r>
+            <w:proofErr w:type="spellStart"/>
+            <w:r>
+              <w:t>centered</w:t>
+            </w:r>
+            <w:proofErr w:type="spellEnd"/>
+            <w:r>
+              <w:t xml:space="preserve"> in the frame or pushed off to the extreme edge. This is crucial for live 30 FPS scanning, where the doctor might rapidly move the probe and not keep the </w:t>
+            </w:r>
+            <w:r>
+              <w:lastRenderedPageBreak/>
+              <w:t xml:space="preserve">target perfectly </w:t>
+            </w:r>
+            <w:proofErr w:type="spellStart"/>
+            <w:proofErr w:type="gramStart"/>
+            <w:r>
+              <w:t>centered</w:t>
+            </w:r>
+            <w:proofErr w:type="spellEnd"/>
+            <w:r>
+              <w:t xml:space="preserve"> at all times</w:t>
+            </w:r>
+            <w:proofErr w:type="gramEnd"/>
+            <w:r>
+              <w:t>.</w:t>
             </w:r>
           </w:p>
         </w:tc>
@@ -2139,7 +2455,15 @@
               </w:rPr>
             </w:pPr>
             <w:r>
-              <w:t>makes the neural network highly resilient to variations in target size. In clinical practice, depth settings on the ultrasound machine change the apparent physical size of the nodule on the monitor; scaling augmentation mathematically simulates this exact hardware behavior.</w:t>
+              <w:t xml:space="preserve">makes the neural network highly resilient to variations in target size. In clinical practice, depth settings on the ultrasound machine change the apparent physical size of the nodule on the monitor; scaling augmentation mathematically simulates this exact hardware </w:t>
+            </w:r>
+            <w:proofErr w:type="spellStart"/>
+            <w:r>
+              <w:t>behavior</w:t>
+            </w:r>
+            <w:proofErr w:type="spellEnd"/>
+            <w:r>
+              <w:t>.</w:t>
             </w:r>
           </w:p>
         </w:tc>
@@ -2154,7 +2478,23 @@
               </w:rPr>
             </w:pPr>
             <w:r>
-              <w:t>works in tandem with the random_size parameter to build scale invariance. While random_size changes the network's overall input grid, scale changes the object's pixel footprint within that specific grid.</w:t>
+              <w:t xml:space="preserve">works in tandem with the </w:t>
+            </w:r>
+            <w:proofErr w:type="spellStart"/>
+            <w:r>
+              <w:t>random_size</w:t>
+            </w:r>
+            <w:proofErr w:type="spellEnd"/>
+            <w:r>
+              <w:t xml:space="preserve"> parameter to build scale invariance. While </w:t>
+            </w:r>
+            <w:proofErr w:type="spellStart"/>
+            <w:r>
+              <w:t>random_size</w:t>
+            </w:r>
+            <w:proofErr w:type="spellEnd"/>
+            <w:r>
+              <w:t xml:space="preserve"> changes the network's overall input grid, scale changes the object's pixel footprint within that specific grid.</w:t>
             </w:r>
           </w:p>
         </w:tc>
@@ -2412,12 +2752,14 @@
                 <w:lang w:val="en-US"/>
               </w:rPr>
             </w:pPr>
+            <w:proofErr w:type="spellStart"/>
             <w:r>
               <w:rPr>
                 <w:lang w:val="en-US"/>
               </w:rPr>
               <w:t>Max_epochs</w:t>
             </w:r>
+            <w:proofErr w:type="spellEnd"/>
           </w:p>
         </w:tc>
         <w:tc>
@@ -2477,7 +2819,23 @@
               </w:rPr>
             </w:pPr>
             <w:r>
-              <w:t>It correlates directly with the learning rate scheduler (Cosine Annealing) and the no_aug_epochs parameter, as the final epochs trigger a distinct shift in the training algorithm's behavior.</w:t>
+              <w:t xml:space="preserve">It correlates directly with the learning rate scheduler (Cosine Annealing) and the </w:t>
+            </w:r>
+            <w:proofErr w:type="spellStart"/>
+            <w:r>
+              <w:t>no_aug_epochs</w:t>
+            </w:r>
+            <w:proofErr w:type="spellEnd"/>
+            <w:r>
+              <w:t xml:space="preserve"> parameter, as the final epochs trigger a distinct shift in the training algorithm's </w:t>
+            </w:r>
+            <w:proofErr w:type="spellStart"/>
+            <w:r>
+              <w:t>behavior</w:t>
+            </w:r>
+            <w:proofErr w:type="spellEnd"/>
+            <w:r>
+              <w:t>.</w:t>
             </w:r>
           </w:p>
         </w:tc>
@@ -2508,12 +2866,14 @@
                 <w:lang w:val="en-US"/>
               </w:rPr>
             </w:pPr>
+            <w:proofErr w:type="spellStart"/>
             <w:r>
               <w:rPr>
                 <w:lang w:val="en-US"/>
               </w:rPr>
               <w:t>No_aug_epochs</w:t>
             </w:r>
+            <w:proofErr w:type="spellEnd"/>
           </w:p>
         </w:tc>
         <w:tc>
@@ -2531,7 +2891,15 @@
             </w:r>
             <w:r>
               <w:lastRenderedPageBreak/>
-              <w:t>where heavy data augmentations (specifically Mosaic and Mixup) are completely disabled. YOLOX typically reserves this for the last 15 epochs.</w:t>
+              <w:t xml:space="preserve">where heavy data augmentations (specifically Mosaic and </w:t>
+            </w:r>
+            <w:proofErr w:type="spellStart"/>
+            <w:r>
+              <w:t>Mixup</w:t>
+            </w:r>
+            <w:proofErr w:type="spellEnd"/>
+            <w:r>
+              <w:t>) are completely disabled. YOLOX typically reserves this for the last 15 epochs.</w:t>
             </w:r>
           </w:p>
         </w:tc>
@@ -2607,6 +2975,7 @@
                 <w:lang w:val="en-US"/>
               </w:rPr>
             </w:pPr>
+            <w:proofErr w:type="spellStart"/>
             <w:r>
               <w:rPr>
                 <w:lang w:val="en-US"/>
@@ -2614,6 +2983,7 @@
               <w:lastRenderedPageBreak/>
               <w:t>Warmup_epochs</w:t>
             </w:r>
+            <w:proofErr w:type="spellEnd"/>
           </w:p>
         </w:tc>
         <w:tc>
@@ -2657,7 +3027,15 @@
               </w:rPr>
             </w:pPr>
             <w:r>
-              <w:t>heavily correlates with the initial learning rate (lr) and the chosen optimizer, acting as a mathematical safety buffer before the main learning rate decay schedule takes control.</w:t>
+              <w:t>heavily correlates with the initial learning rate (</w:t>
+            </w:r>
+            <w:proofErr w:type="spellStart"/>
+            <w:r>
+              <w:t>lr</w:t>
+            </w:r>
+            <w:proofErr w:type="spellEnd"/>
+            <w:r>
+              <w:t>) and the chosen optimizer, acting as a mathematical safety buffer before the main learning rate decay schedule takes control.</w:t>
             </w:r>
           </w:p>
         </w:tc>
@@ -2672,7 +3050,15 @@
               </w:rPr>
             </w:pPr>
             <w:r>
-              <w:t>A standard warmup period is typically set to 5 epochs. Since our dataset is relatively small, we should keep this period brief to ensure the majority of the computational time is spent actively optimizing the weights at the proper learning rate.</w:t>
+              <w:t xml:space="preserve">A standard warmup period is typically set to 5 epochs. Since our dataset is relatively small, we should keep this period brief to ensure </w:t>
+            </w:r>
+            <w:proofErr w:type="gramStart"/>
+            <w:r>
+              <w:t>the majority of</w:t>
+            </w:r>
+            <w:proofErr w:type="gramEnd"/>
+            <w:r>
+              <w:t xml:space="preserve"> the computational time is spent actively optimizing the weights at the proper learning rate.</w:t>
             </w:r>
           </w:p>
         </w:tc>
@@ -2751,7 +3137,15 @@
             </w:r>
             <w:r>
               <w:lastRenderedPageBreak/>
-              <w:t>correlation with the batch_size. When using the standard linear scaling rule in YOLOX, the actual learning rate applied to the model is mathematically adjusted based on how large the batch size is.</w:t>
+              <w:t xml:space="preserve">correlation with the </w:t>
+            </w:r>
+            <w:proofErr w:type="spellStart"/>
+            <w:r>
+              <w:t>batch_size</w:t>
+            </w:r>
+            <w:proofErr w:type="spellEnd"/>
+            <w:r>
+              <w:t>. When using the standard linear scaling rule in YOLOX, the actual learning rate applied to the model is mathematically adjusted based on how large the batch size is.</w:t>
             </w:r>
           </w:p>
         </w:tc>
@@ -2771,7 +3165,15 @@
             </w:r>
             <w:r>
               <w:lastRenderedPageBreak/>
-              <w:t>hardware setup. A common starting value for YOLOX is 0.01 when using a standard batch size on an SGD optimizer. We must observe the initial loss curve; if the loss explodes to "NaN" (Not a Number), we must immediately stop the run and lower the learning rate.</w:t>
+              <w:t>hardware setup. A common starting value for YOLOX is 0.01 when using a standard batch size on an SGD optimizer. We must observe the initial loss curve; if the loss explodes to "</w:t>
+            </w:r>
+            <w:proofErr w:type="spellStart"/>
+            <w:r>
+              <w:t>NaN</w:t>
+            </w:r>
+            <w:proofErr w:type="spellEnd"/>
+            <w:r>
+              <w:t>" (Not a Number), we must immediately stop the run and lower the learning rate.</w:t>
             </w:r>
           </w:p>
         </w:tc>
@@ -2787,6 +3189,7 @@
                 <w:lang w:val="en-US"/>
               </w:rPr>
             </w:pPr>
+            <w:proofErr w:type="spellStart"/>
             <w:r>
               <w:rPr>
                 <w:lang w:val="en-US"/>
@@ -2794,6 +3197,7 @@
               <w:lastRenderedPageBreak/>
               <w:t>Min_lr_ratio</w:t>
             </w:r>
+            <w:proofErr w:type="spellEnd"/>
           </w:p>
         </w:tc>
         <w:tc>
@@ -2822,7 +3226,15 @@
               </w:rPr>
             </w:pPr>
             <w:r>
-              <w:t>As the model gets closer to the optimal solution for detecting nodules, it needs to take smaller and smaller steps to avoid overshooting the target. This ratio ensures the network performs microscopic fine-tuning on the features during the final stages of training.</w:t>
+              <w:t xml:space="preserve">As the model gets closer to the optimal solution for detecting nodules, it needs to take </w:t>
+            </w:r>
+            <w:proofErr w:type="gramStart"/>
+            <w:r>
+              <w:t>smaller and smaller</w:t>
+            </w:r>
+            <w:proofErr w:type="gramEnd"/>
+            <w:r>
+              <w:t xml:space="preserve"> steps to avoid overshooting the target. This ratio ensures the network performs microscopic fine-tuning on the features during the final stages of training.</w:t>
             </w:r>
           </w:p>
         </w:tc>
@@ -2852,7 +3264,15 @@
               </w:rPr>
             </w:pPr>
             <w:r>
-              <w:t>A standard ratio is 0.05 (meaning the minimum learning rate will bottom out at 5% of the initial lr). For a highly specific object detection task like ours, we can safely leave this at the default value, as it provides a universally proven decay curve that stabilizes final predictions.</w:t>
+              <w:t xml:space="preserve">A standard ratio is 0.05 (meaning the minimum learning rate will bottom out at 5% of the initial </w:t>
+            </w:r>
+            <w:proofErr w:type="spellStart"/>
+            <w:r>
+              <w:t>lr</w:t>
+            </w:r>
+            <w:proofErr w:type="spellEnd"/>
+            <w:r>
+              <w:t>). For a highly specific object detection task like ours, we can safely leave this at the default value, as it provides a universally proven decay curve that stabilizes final predictions.</w:t>
             </w:r>
           </w:p>
         </w:tc>
@@ -2949,12 +3369,14 @@
                 <w:lang w:val="en-US"/>
               </w:rPr>
             </w:pPr>
+            <w:proofErr w:type="spellStart"/>
             <w:r>
               <w:rPr>
                 <w:lang w:val="en-US"/>
               </w:rPr>
               <w:t>Weight_decay</w:t>
             </w:r>
+            <w:proofErr w:type="spellEnd"/>
           </w:p>
         </w:tc>
         <w:tc>
@@ -2983,7 +3405,15 @@
               </w:rPr>
             </w:pPr>
             <w:r>
-              <w:t xml:space="preserve">primary defense mechanism against overfitting, which is a major risk when dealing with a limited dataset of only 1300+ images. By suppressing unusually large weights, it prevents the model from memorizing exact pixel values and forces it to learn general, robust structural </w:t>
+              <w:t xml:space="preserve">primary </w:t>
+            </w:r>
+            <w:proofErr w:type="spellStart"/>
+            <w:r>
+              <w:t>defense</w:t>
+            </w:r>
+            <w:proofErr w:type="spellEnd"/>
+            <w:r>
+              <w:t xml:space="preserve"> mechanism against overfitting, which is a major risk when dealing with a limited dataset of only 1300+ images. By suppressing unusually large weights, it prevents the model from memorizing exact pixel values and forces it to learn general, robust structural </w:t>
             </w:r>
             <w:r>
               <w:lastRenderedPageBreak/>
@@ -3088,7 +3518,23 @@
               </w:rPr>
             </w:pPr>
             <w:r>
-              <w:t>The optimizer acts as the master controller that binds together the lr, momentum, and weight_decay parameters, using them as its primary operational rules for updating the network.</w:t>
+              <w:t xml:space="preserve">The optimizer acts as the master controller that binds together the </w:t>
+            </w:r>
+            <w:proofErr w:type="spellStart"/>
+            <w:r>
+              <w:t>lr</w:t>
+            </w:r>
+            <w:proofErr w:type="spellEnd"/>
+            <w:r>
+              <w:t xml:space="preserve">, momentum, and </w:t>
+            </w:r>
+            <w:proofErr w:type="spellStart"/>
+            <w:r>
+              <w:t>weight_decay</w:t>
+            </w:r>
+            <w:proofErr w:type="spellEnd"/>
+            <w:r>
+              <w:t xml:space="preserve"> parameters, using them as its primary operational rules for updating the network.</w:t>
             </w:r>
           </w:p>
         </w:tc>
@@ -3103,7 +3549,15 @@
               </w:rPr>
             </w:pPr>
             <w:r>
-              <w:t>Standard YOLOX relies heavily on SGD (Stochastic Gradient Descent) paired with momentum, which provides excellent generalization for anchor-free object detection. However, if we struggle with stable convergence during our R&amp;D phase, we might experiment with AdamW, which adjusts learning rates per-parameter and often converges faster, though sometimes at the cost of a tiny fraction of ultimate accuracy.</w:t>
+              <w:t xml:space="preserve">Standard YOLOX relies heavily on SGD (Stochastic Gradient Descent) paired with momentum, which provides excellent generalization for anchor-free object detection. However, if we struggle with stable convergence during our R&amp;D phase, we might experiment with </w:t>
+            </w:r>
+            <w:proofErr w:type="spellStart"/>
+            <w:r>
+              <w:t>AdamW</w:t>
+            </w:r>
+            <w:proofErr w:type="spellEnd"/>
+            <w:r>
+              <w:t>, which adjusts learning rates per-parameter and often converges faster, though sometimes at the cost of a tiny fraction of ultimate accuracy.</w:t>
             </w:r>
           </w:p>
         </w:tc>
@@ -3262,6 +3716,7 @@
                 <w:lang w:val="en-US"/>
               </w:rPr>
             </w:pPr>
+            <w:proofErr w:type="spellStart"/>
             <w:r>
               <w:rPr>
                 <w:lang w:val="en-US"/>
@@ -3269,6 +3724,7 @@
               <w:lastRenderedPageBreak/>
               <w:t>Iou_loss</w:t>
             </w:r>
+            <w:proofErr w:type="spellEnd"/>
           </w:p>
         </w:tc>
         <w:tc>
@@ -3282,7 +3738,31 @@
               </w:rPr>
             </w:pPr>
             <w:r>
-              <w:t>This computes the Intersection over Union (IoU) error, which mathematically evaluates the exact area of overlap between our model's predicted bounding box and the actual ground-truth annotation. YOLOX typically uses advanced variants like GIoU (Generalized IoU) to calculate this penalty.</w:t>
+              <w:t>This computes the Intersection over Union (</w:t>
+            </w:r>
+            <w:proofErr w:type="spellStart"/>
+            <w:r>
+              <w:t>IoU</w:t>
+            </w:r>
+            <w:proofErr w:type="spellEnd"/>
+            <w:r>
+              <w:t xml:space="preserve">) error, which mathematically evaluates the exact area of overlap between our model's predicted bounding box and the actual ground-truth annotation. YOLOX typically uses advanced variants like </w:t>
+            </w:r>
+            <w:proofErr w:type="spellStart"/>
+            <w:r>
+              <w:t>GIoU</w:t>
+            </w:r>
+            <w:proofErr w:type="spellEnd"/>
+            <w:r>
+              <w:t xml:space="preserve"> (Generalized </w:t>
+            </w:r>
+            <w:proofErr w:type="spellStart"/>
+            <w:r>
+              <w:t>IoU</w:t>
+            </w:r>
+            <w:proofErr w:type="spellEnd"/>
+            <w:r>
+              <w:t>) to calculate this penalty.</w:t>
             </w:r>
           </w:p>
         </w:tc>
@@ -3297,7 +3777,15 @@
               </w:rPr>
             </w:pPr>
             <w:r>
-              <w:t>the primary driver for our localization accuracy. A highly optimized IoU loss ensures that the predicted box tightly wraps around the irregular borders of the thyroid nodule without capturing excessive surrounding healthy tissue. It directly impacts our clinical precision.</w:t>
+              <w:t xml:space="preserve">the primary driver for our localization accuracy. A highly optimized </w:t>
+            </w:r>
+            <w:proofErr w:type="spellStart"/>
+            <w:r>
+              <w:t>IoU</w:t>
+            </w:r>
+            <w:proofErr w:type="spellEnd"/>
+            <w:r>
+              <w:t xml:space="preserve"> loss ensures that the predicted box tightly wraps around the irregular borders of the thyroid nodule without capturing excessive surrounding healthy tissue. It directly impacts our clinical precision.</w:t>
             </w:r>
           </w:p>
         </w:tc>
@@ -3312,7 +3800,15 @@
               </w:rPr>
             </w:pPr>
             <w:r>
-              <w:t>strictly tied to the regression branch of the decoupled head and interacts heavily with the simota_lambda parameter during the label assignment process, dictating which grid cells are punished for poor box predictions.</w:t>
+              <w:t xml:space="preserve">strictly tied to the regression branch of the decoupled head and interacts heavily with the </w:t>
+            </w:r>
+            <w:proofErr w:type="spellStart"/>
+            <w:r>
+              <w:t>simota_lambda</w:t>
+            </w:r>
+            <w:proofErr w:type="spellEnd"/>
+            <w:r>
+              <w:t xml:space="preserve"> parameter during the label assignment process, dictating which grid cells are punished for poor box predictions.</w:t>
             </w:r>
           </w:p>
         </w:tc>
@@ -3327,7 +3823,15 @@
               </w:rPr>
             </w:pPr>
             <w:r>
-              <w:t>In the standard YOLOX architecture, this loss is given a relatively high multiplier weight (often 5.0) because precise localization is more difficult than simple classification. If we observe during validation testing that our bounding boxes are consistently too loose or off-center, we can incrementally increase this weight to force the model to prioritize spatial accuracy.</w:t>
+              <w:t xml:space="preserve">In the standard YOLOX architecture, this loss is given a relatively high multiplier weight (often 5.0) because precise localization is more difficult than simple classification. If we observe during validation testing that our bounding boxes are consistently too loose or </w:t>
+            </w:r>
+            <w:proofErr w:type="spellStart"/>
+            <w:r>
+              <w:t>off-center</w:t>
+            </w:r>
+            <w:proofErr w:type="spellEnd"/>
+            <w:r>
+              <w:t>, we can incrementally increase this weight to force the model to prioritize spatial accuracy.</w:t>
             </w:r>
           </w:p>
         </w:tc>
@@ -3343,12 +3847,14 @@
                 <w:lang w:val="en-US"/>
               </w:rPr>
             </w:pPr>
+            <w:proofErr w:type="spellStart"/>
             <w:r>
               <w:rPr>
                 <w:lang w:val="en-US"/>
               </w:rPr>
               <w:t>Cls_loss</w:t>
             </w:r>
+            <w:proofErr w:type="spellEnd"/>
           </w:p>
         </w:tc>
         <w:tc>
@@ -3402,7 +3908,15 @@
             </w:pPr>
             <w:r>
               <w:lastRenderedPageBreak/>
-              <w:t xml:space="preserve">It has a strict, direct correlation with our num_classes parameter (which is set to 1). The computational overhead for this specific loss is remarkably low in our single-class medical application, </w:t>
+              <w:t xml:space="preserve">It has a strict, direct correlation with our </w:t>
+            </w:r>
+            <w:proofErr w:type="spellStart"/>
+            <w:r>
+              <w:t>num_classes</w:t>
+            </w:r>
+            <w:proofErr w:type="spellEnd"/>
+            <w:r>
+              <w:t xml:space="preserve"> parameter (which is set to 1). The computational overhead for this specific loss is remarkably low in our single-class medical application, </w:t>
             </w:r>
             <w:r>
               <w:lastRenderedPageBreak/>
@@ -3442,6 +3956,7 @@
                 <w:lang w:val="en-US"/>
               </w:rPr>
             </w:pPr>
+            <w:proofErr w:type="spellStart"/>
             <w:r>
               <w:rPr>
                 <w:lang w:val="en-US"/>
@@ -3449,6 +3964,7 @@
               <w:lastRenderedPageBreak/>
               <w:t>Obj_loss</w:t>
             </w:r>
+            <w:proofErr w:type="spellEnd"/>
           </w:p>
         </w:tc>
         <w:tc>
@@ -3462,7 +3978,15 @@
               </w:rPr>
             </w:pPr>
             <w:r>
-              <w:t>utilizes Binary Cross-Entropy, but instead of asking "what class is this?", it asks "is there an object here at all?". It penalizes the network if it confidently predicts an object in a grid cell that is actually just empty background tissue.</w:t>
+              <w:t xml:space="preserve">utilizes Binary Cross-Entropy, but instead of asking "what class is this?", it asks "is there an object here at all?". It penalizes the network if it confidently predicts an object in a grid cell that is </w:t>
+            </w:r>
+            <w:proofErr w:type="gramStart"/>
+            <w:r>
+              <w:t>actually just</w:t>
+            </w:r>
+            <w:proofErr w:type="gramEnd"/>
+            <w:r>
+              <w:t xml:space="preserve"> empty background tissue.</w:t>
             </w:r>
           </w:p>
         </w:tc>
@@ -3477,7 +4001,31 @@
               </w:rPr>
             </w:pPr>
             <w:r>
-              <w:t>our primary defense against False Positives. Ultrasound imaging is inherently noisy, and artifacts (like reverberation or shadowing) can easily mimic the appearance of small nodules. A well-optimized objectness loss forces the model to be absolutely certain before highlighting a suspicious area on the live monitor.</w:t>
+              <w:t xml:space="preserve">our primary </w:t>
+            </w:r>
+            <w:proofErr w:type="spellStart"/>
+            <w:r>
+              <w:t>defense</w:t>
+            </w:r>
+            <w:proofErr w:type="spellEnd"/>
+            <w:r>
+              <w:t xml:space="preserve"> against False Positives. Ultrasound imaging is inherently noisy, and artifacts (like reverberation or shadowing) can easily mimic the appearance of small nodules. A well-optimized </w:t>
+            </w:r>
+            <w:proofErr w:type="spellStart"/>
+            <w:r>
+              <w:t>objectness</w:t>
+            </w:r>
+            <w:proofErr w:type="spellEnd"/>
+            <w:r>
+              <w:t xml:space="preserve"> loss forces the model to be </w:t>
+            </w:r>
+            <w:proofErr w:type="gramStart"/>
+            <w:r>
+              <w:t>absolutely certain</w:t>
+            </w:r>
+            <w:proofErr w:type="gramEnd"/>
+            <w:r>
+              <w:t xml:space="preserve"> before highlighting a suspicious area on the live monitor.</w:t>
             </w:r>
           </w:p>
         </w:tc>
@@ -3492,7 +4040,15 @@
               </w:rPr>
             </w:pPr>
             <w:r>
-              <w:t>It strongly correlates with the conf_thre (confidence threshold) parameter used during live inference. If the model is poorly penalized for guessing background noise as an object, we will be forced to artificially raise our confidence threshold later, which might cause us to miss genuine, faint nodules (False Negatives).</w:t>
+              <w:t xml:space="preserve">It strongly correlates with the </w:t>
+            </w:r>
+            <w:proofErr w:type="spellStart"/>
+            <w:r>
+              <w:t>conf_thre</w:t>
+            </w:r>
+            <w:proofErr w:type="spellEnd"/>
+            <w:r>
+              <w:t xml:space="preserve"> (confidence threshold) parameter used during live inference. If the model is poorly penalized for guessing background noise as an object, we will be forced to artificially raise our confidence threshold later, which might cause us to miss genuine, faint nodules (False Negatives).</w:t>
             </w:r>
           </w:p>
         </w:tc>
@@ -3507,7 +4063,15 @@
               </w:rPr>
             </w:pPr>
             <w:r>
-              <w:t>default weight is usually 1.0. If our live 30 FPS testing reveals that the algorithm is constantly flickering and drawing boxes around random blood vessels or muscle striations, we should significantly increase the obj_loss weight to mathematically suppress those noisy background detections.</w:t>
+              <w:t xml:space="preserve">default weight is usually 1.0. If our live 30 FPS testing reveals that the algorithm is constantly flickering and drawing boxes around random blood vessels or muscle striations, we should significantly increase the </w:t>
+            </w:r>
+            <w:proofErr w:type="spellStart"/>
+            <w:r>
+              <w:t>obj_loss</w:t>
+            </w:r>
+            <w:proofErr w:type="spellEnd"/>
+            <w:r>
+              <w:t xml:space="preserve"> weight to mathematically suppress those noisy background detections.</w:t>
             </w:r>
           </w:p>
         </w:tc>
@@ -3542,7 +4106,23 @@
               </w:rPr>
             </w:pPr>
             <w:r>
-              <w:t xml:space="preserve">his calculates the Mean Absolute Error (L1 distance) directly between the exact mathematical coordinates (center x, center y, width, height) of the predicted bounding box </w:t>
+              <w:t>his calculates the Mean Absolute Error (L1 distance) directly between the exact mathematical coordinates (</w:t>
+            </w:r>
+            <w:proofErr w:type="spellStart"/>
+            <w:r>
+              <w:t>center</w:t>
+            </w:r>
+            <w:proofErr w:type="spellEnd"/>
+            <w:r>
+              <w:t xml:space="preserve"> x, </w:t>
+            </w:r>
+            <w:proofErr w:type="spellStart"/>
+            <w:r>
+              <w:t>center</w:t>
+            </w:r>
+            <w:proofErr w:type="spellEnd"/>
+            <w:r>
+              <w:t xml:space="preserve"> y, width, height) of the predicted bounding box </w:t>
             </w:r>
             <w:r>
               <w:lastRenderedPageBreak/>
@@ -3562,7 +4142,15 @@
             </w:pPr>
             <w:r>
               <w:lastRenderedPageBreak/>
-              <w:t xml:space="preserve">Unlike IoU loss, which looks at the overall area of overlap, L1 loss provides a rigid, pixel-by-pixel spatial penalty. This is highly effective for microscopic fine-tuning, </w:t>
+              <w:t xml:space="preserve">Unlike </w:t>
+            </w:r>
+            <w:proofErr w:type="spellStart"/>
+            <w:r>
+              <w:t>IoU</w:t>
+            </w:r>
+            <w:proofErr w:type="spellEnd"/>
+            <w:r>
+              <w:t xml:space="preserve"> loss, which looks at the overall area of overlap, L1 loss provides a rigid, pixel-by-pixel spatial penalty. This is highly effective for microscopic fine-tuning, </w:t>
             </w:r>
             <w:r>
               <w:lastRenderedPageBreak/>
@@ -3580,11 +4168,35 @@
               <w:t>i</w:t>
             </w:r>
             <w:r>
-              <w:t xml:space="preserve">n the YOLOX training pipeline, this parameter is completely dormant for the vast majority of the training cycle. It is strictly mathematically correlated with </w:t>
-            </w:r>
-            <w:r>
-              <w:lastRenderedPageBreak/>
-              <w:t>the use_l1 boolean flag and the no_aug_epochs parameter.</w:t>
+              <w:t xml:space="preserve">n the YOLOX training pipeline, this parameter is completely dormant for </w:t>
+            </w:r>
+            <w:proofErr w:type="gramStart"/>
+            <w:r>
+              <w:t>the vast majority of</w:t>
+            </w:r>
+            <w:proofErr w:type="gramEnd"/>
+            <w:r>
+              <w:t xml:space="preserve"> the training cycle. It is strictly mathematically correlated with </w:t>
+            </w:r>
+            <w:r>
+              <w:lastRenderedPageBreak/>
+              <w:t xml:space="preserve">the use_l1 </w:t>
+            </w:r>
+            <w:proofErr w:type="spellStart"/>
+            <w:r>
+              <w:t>boolean</w:t>
+            </w:r>
+            <w:proofErr w:type="spellEnd"/>
+            <w:r>
+              <w:t xml:space="preserve"> flag and the </w:t>
+            </w:r>
+            <w:proofErr w:type="spellStart"/>
+            <w:r>
+              <w:t>no_aug_epochs</w:t>
+            </w:r>
+            <w:proofErr w:type="spellEnd"/>
+            <w:r>
+              <w:t xml:space="preserve"> parameter.</w:t>
             </w:r>
           </w:p>
         </w:tc>
@@ -3650,7 +4262,15 @@
               </w:rPr>
             </w:pPr>
             <w:r>
-              <w:t>This is a definitive boolean flag (True/False) integrated into the training script that dictates whether the l1_loss function is actively added to the total mathematical penalty during backpropagation.</w:t>
+              <w:t xml:space="preserve">This is a definitive </w:t>
+            </w:r>
+            <w:proofErr w:type="spellStart"/>
+            <w:r>
+              <w:t>boolean</w:t>
+            </w:r>
+            <w:proofErr w:type="spellEnd"/>
+            <w:r>
+              <w:t xml:space="preserve"> flag (True/False) integrated into the training script that dictates whether the l1_loss function is actively added to the total mathematical penalty during backpropagation.</w:t>
             </w:r>
           </w:p>
         </w:tc>
@@ -3665,7 +4285,23 @@
               </w:rPr>
             </w:pPr>
             <w:r>
-              <w:t>YOLOX relies heavily on IoU loss during the early and middle stages of training because IoU is scale-invariant, making it highly effective when extreme augmentations (like Mosaic and Scale) are active. If L1 loss is turned on too early, the network becomes mathematically rigid and fails to generalize across different nodule sizes.</w:t>
+              <w:t xml:space="preserve">YOLOX relies heavily on </w:t>
+            </w:r>
+            <w:proofErr w:type="spellStart"/>
+            <w:r>
+              <w:t>IoU</w:t>
+            </w:r>
+            <w:proofErr w:type="spellEnd"/>
+            <w:r>
+              <w:t xml:space="preserve"> loss during the early and middle stages of training because </w:t>
+            </w:r>
+            <w:proofErr w:type="spellStart"/>
+            <w:r>
+              <w:t>IoU</w:t>
+            </w:r>
+            <w:proofErr w:type="spellEnd"/>
+            <w:r>
+              <w:t xml:space="preserve"> is scale-invariant, making it highly effective when extreme augmentations (like Mosaic and Scale) are active. If L1 loss is turned on too early, the network becomes mathematically rigid and fails to generalize across different nodule sizes.</w:t>
             </w:r>
           </w:p>
         </w:tc>
@@ -3680,7 +4316,15 @@
               </w:rPr>
             </w:pPr>
             <w:r>
-              <w:t>It acts as a strict trigger that flips to True exactly when the algorithm enters the final no_aug_epochs phase, perfectly coinciding with the deactivation of the heavy data augmentations.</w:t>
+              <w:t xml:space="preserve">It acts as a strict trigger that flips to True exactly when the algorithm enters the final </w:t>
+            </w:r>
+            <w:proofErr w:type="spellStart"/>
+            <w:r>
+              <w:t>no_aug_epochs</w:t>
+            </w:r>
+            <w:proofErr w:type="spellEnd"/>
+            <w:r>
+              <w:t xml:space="preserve"> phase, perfectly coinciding with the deactivation of the heavy data augmentations.</w:t>
             </w:r>
           </w:p>
         </w:tc>
@@ -3725,7 +4369,21 @@
         <w:rPr>
           <w:lang w:val="en-US"/>
         </w:rPr>
-        <w:t>Label Assignment Parameters (simOTA)</w:t>
+        <w:t>Label Assignment Parameters (</w:t>
+      </w:r>
+      <w:proofErr w:type="spellStart"/>
+      <w:r>
+        <w:rPr>
+          <w:lang w:val="en-US"/>
+        </w:rPr>
+        <w:t>simOTA</w:t>
+      </w:r>
+      <w:proofErr w:type="spellEnd"/>
+      <w:r>
+        <w:rPr>
+          <w:lang w:val="en-US"/>
+        </w:rPr>
+        <w:t>)</w:t>
       </w:r>
     </w:p>
     <w:tbl>
@@ -3854,6 +4512,7 @@
                 <w:lang w:val="en-US"/>
               </w:rPr>
             </w:pPr>
+            <w:proofErr w:type="spellStart"/>
             <w:r>
               <w:rPr>
                 <w:lang w:val="en-US"/>
@@ -3861,6 +4520,7 @@
               <w:lastRenderedPageBreak/>
               <w:t>Center_radius</w:t>
             </w:r>
+            <w:proofErr w:type="spellEnd"/>
           </w:p>
         </w:tc>
         <w:tc>
@@ -3874,7 +4534,15 @@
               </w:rPr>
             </w:pPr>
             <w:r>
-              <w:t>This parameter defines a fixed spatial radius (measured in grid cells) around the exact geometric center of a ground-truth bounding box. During training, only the grid points that fall within this specific radius are considered as potential "positive" candidates for detecting the thyroid nodule.</w:t>
+              <w:t xml:space="preserve">This parameter defines a fixed spatial radius (measured in grid cells) around the exact geometric </w:t>
+            </w:r>
+            <w:proofErr w:type="spellStart"/>
+            <w:r>
+              <w:t>center</w:t>
+            </w:r>
+            <w:proofErr w:type="spellEnd"/>
+            <w:r>
+              <w:t xml:space="preserve"> of a ground-truth bounding box. During training, only the grid points that fall within this specific radius are considered as potential "positive" candidates for detecting the thyroid nodule.</w:t>
             </w:r>
           </w:p>
         </w:tc>
@@ -3950,12 +4618,14 @@
                 <w:lang w:val="en-US"/>
               </w:rPr>
             </w:pPr>
+            <w:proofErr w:type="spellStart"/>
             <w:r>
               <w:rPr>
                 <w:lang w:val="en-US"/>
               </w:rPr>
               <w:t>Topk</w:t>
             </w:r>
+            <w:proofErr w:type="spellEnd"/>
           </w:p>
         </w:tc>
         <w:tc>
@@ -3973,7 +4643,23 @@
             </w:r>
             <w:r>
               <w:lastRenderedPageBreak/>
-              <w:t>(IoU) values of the best predictions inside the center radius.</w:t>
+              <w:t>(</w:t>
+            </w:r>
+            <w:proofErr w:type="spellStart"/>
+            <w:r>
+              <w:t>IoU</w:t>
+            </w:r>
+            <w:proofErr w:type="spellEnd"/>
+            <w:r>
+              <w:t xml:space="preserve">) values of the best predictions inside the </w:t>
+            </w:r>
+            <w:proofErr w:type="spellStart"/>
+            <w:r>
+              <w:t>center</w:t>
+            </w:r>
+            <w:proofErr w:type="spellEnd"/>
+            <w:r>
+              <w:t xml:space="preserve"> radius.</w:t>
             </w:r>
           </w:p>
         </w:tc>
@@ -3989,11 +4675,27 @@
             </w:pPr>
             <w:r>
               <w:lastRenderedPageBreak/>
-              <w:t xml:space="preserve">Unlike older detection models that force a fixed number of anchors per object, a dynamic topk means a large, clearly visible nodule gets more positive training samples (grid cells actively learning its features), while a tiny nodule gets fewer. This </w:t>
-            </w:r>
-            <w:r>
-              <w:lastRenderedPageBreak/>
-              <w:t>mathematically balances the learning process so the model is not overwhelmed by large objects.</w:t>
+              <w:t xml:space="preserve">Unlike older detection models that force a fixed number of anchors per object, a dynamic </w:t>
+            </w:r>
+            <w:proofErr w:type="spellStart"/>
+            <w:r>
+              <w:t>topk</w:t>
+            </w:r>
+            <w:proofErr w:type="spellEnd"/>
+            <w:r>
+              <w:t xml:space="preserve"> means a large, clearly visible nodule gets more positive training samples (grid cells actively learning its features), while a tiny nodule gets fewer. This </w:t>
+            </w:r>
+            <w:r>
+              <w:lastRenderedPageBreak/>
+              <w:t xml:space="preserve">mathematically balances the learning </w:t>
+            </w:r>
+            <w:proofErr w:type="gramStart"/>
+            <w:r>
+              <w:t>process</w:t>
+            </w:r>
+            <w:proofErr w:type="gramEnd"/>
+            <w:r>
+              <w:t xml:space="preserve"> so the model is not overwhelmed by large objects.</w:t>
             </w:r>
           </w:p>
         </w:tc>
@@ -4009,7 +4711,31 @@
             </w:pPr>
             <w:r>
               <w:lastRenderedPageBreak/>
-              <w:t>It directly controls the final label assignment matrix. The sum of the top IoU values dictates the exact integer value of topk used to assign positive targets in the SimOTA cost equation.</w:t>
+              <w:t xml:space="preserve">It directly controls the final label assignment matrix. The sum of the top </w:t>
+            </w:r>
+            <w:proofErr w:type="spellStart"/>
+            <w:r>
+              <w:t>IoU</w:t>
+            </w:r>
+            <w:proofErr w:type="spellEnd"/>
+            <w:r>
+              <w:t xml:space="preserve"> values dictates the exact integer value of </w:t>
+            </w:r>
+            <w:proofErr w:type="spellStart"/>
+            <w:r>
+              <w:t>topk</w:t>
+            </w:r>
+            <w:proofErr w:type="spellEnd"/>
+            <w:r>
+              <w:t xml:space="preserve"> used to assign positive targets in the </w:t>
+            </w:r>
+            <w:proofErr w:type="spellStart"/>
+            <w:r>
+              <w:t>SimOTA</w:t>
+            </w:r>
+            <w:proofErr w:type="spellEnd"/>
+            <w:r>
+              <w:t xml:space="preserve"> cost equation.</w:t>
             </w:r>
           </w:p>
         </w:tc>
@@ -4024,7 +4750,23 @@
               </w:rPr>
             </w:pPr>
             <w:r>
-              <w:t xml:space="preserve">We do not manually set a static topk value because the SimOTA algorithm calculates it dynamically per object, per training iteration. Our R&amp;D focus here is simply understanding that the model automatically scales its learning capacity </w:t>
+              <w:t xml:space="preserve">We do not manually set a static </w:t>
+            </w:r>
+            <w:proofErr w:type="spellStart"/>
+            <w:r>
+              <w:t>topk</w:t>
+            </w:r>
+            <w:proofErr w:type="spellEnd"/>
+            <w:r>
+              <w:t xml:space="preserve"> value because the </w:t>
+            </w:r>
+            <w:proofErr w:type="spellStart"/>
+            <w:r>
+              <w:t>SimOTA</w:t>
+            </w:r>
+            <w:proofErr w:type="spellEnd"/>
+            <w:r>
+              <w:t xml:space="preserve"> algorithm calculates it dynamically per object, per training iteration. Our R&amp;D focus here is simply understanding that the model automatically scales its learning capacity </w:t>
             </w:r>
             <w:r>
               <w:lastRenderedPageBreak/>
@@ -4044,6 +4786,7 @@
                 <w:lang w:val="en-US"/>
               </w:rPr>
             </w:pPr>
+            <w:proofErr w:type="spellStart"/>
             <w:r>
               <w:rPr>
                 <w:lang w:val="en-US"/>
@@ -4051,6 +4794,7 @@
               <w:lastRenderedPageBreak/>
               <w:t>Candidate_k</w:t>
             </w:r>
+            <w:proofErr w:type="spellEnd"/>
           </w:p>
         </w:tc>
         <w:tc>
@@ -4064,7 +4808,15 @@
               </w:rPr>
             </w:pPr>
             <w:r>
-              <w:t>This establishes a strict upper limit on the number of initial top predictions (sorted by the lowest calculated cost) to consider before finalizing the dynamic topk calculation. It acts as a computational ceiling during the Optimal Transport algorithm.</w:t>
+              <w:t xml:space="preserve">This establishes a strict upper limit on the number of initial top predictions (sorted by the lowest calculated cost) to consider before finalizing the dynamic </w:t>
+            </w:r>
+            <w:proofErr w:type="spellStart"/>
+            <w:r>
+              <w:t>topk</w:t>
+            </w:r>
+            <w:proofErr w:type="spellEnd"/>
+            <w:r>
+              <w:t xml:space="preserve"> calculation. It acts as a computational ceiling during the Optimal Transport algorithm.</w:t>
             </w:r>
           </w:p>
         </w:tc>
@@ -4079,7 +4831,15 @@
               </w:rPr>
             </w:pPr>
             <w:r>
-              <w:t>It actively restricts the SimOTA algorithm from evaluating every single grid cell on the entire 640x640 ultrasound image, which would be mathematically catastrophic and drastically slow down the training phase. By capping the candidates, it keeps the label assignment process highly efficient and fast.</w:t>
+              <w:t xml:space="preserve">It actively restricts the </w:t>
+            </w:r>
+            <w:proofErr w:type="spellStart"/>
+            <w:r>
+              <w:t>SimOTA</w:t>
+            </w:r>
+            <w:proofErr w:type="spellEnd"/>
+            <w:r>
+              <w:t xml:space="preserve"> algorithm from evaluating every single grid cell on the entire 640x640 ultrasound image, which would be mathematically catastrophic and drastically slow down the training phase. By capping the candidates, it keeps the label assignment process highly efficient and fast.</w:t>
             </w:r>
           </w:p>
         </w:tc>
@@ -4094,7 +4854,31 @@
               </w:rPr>
             </w:pPr>
             <w:r>
-              <w:t>It works as a mandatory pre-filter for the topk dynamic assignment. Only the top candidate_k predictions inside the center_radius are allowed to participate in the final Optimal Transport matching process.</w:t>
+              <w:t xml:space="preserve">It works as a mandatory pre-filter for the </w:t>
+            </w:r>
+            <w:proofErr w:type="spellStart"/>
+            <w:r>
+              <w:t>topk</w:t>
+            </w:r>
+            <w:proofErr w:type="spellEnd"/>
+            <w:r>
+              <w:t xml:space="preserve"> dynamic assignment. Only the top </w:t>
+            </w:r>
+            <w:proofErr w:type="spellStart"/>
+            <w:r>
+              <w:t>candidate_k</w:t>
+            </w:r>
+            <w:proofErr w:type="spellEnd"/>
+            <w:r>
+              <w:t xml:space="preserve"> predictions inside the </w:t>
+            </w:r>
+            <w:proofErr w:type="spellStart"/>
+            <w:r>
+              <w:t>center_radius</w:t>
+            </w:r>
+            <w:proofErr w:type="spellEnd"/>
+            <w:r>
+              <w:t xml:space="preserve"> are allowed to participate in the final Optimal Transport matching process.</w:t>
             </w:r>
           </w:p>
         </w:tc>
@@ -4111,7 +4895,15 @@
               </w:rPr>
             </w:pPr>
             <w:r>
-              <w:t>The default value is set to exactly 10. Because our medical dataset is entirely focused on a single, well-defined class (thyroid nodules), there is absolutely no mathematical need to increase this computational ceiling. Keeping it at 10 ensures our training runs as fast as possible without sacrificing assignment accuracy.</w:t>
+              <w:t xml:space="preserve">The default value is set to exactly 10. Because our medical dataset is entirely focused on a single, well-defined class (thyroid nodules), there is </w:t>
+            </w:r>
+            <w:proofErr w:type="gramStart"/>
+            <w:r>
+              <w:t>absolutely no</w:t>
+            </w:r>
+            <w:proofErr w:type="gramEnd"/>
+            <w:r>
+              <w:t xml:space="preserve"> mathematical need to increase this computational ceiling. Keeping it at 10 ensures our training runs as fast as possible without sacrificing assignment accuracy.</w:t>
             </w:r>
           </w:p>
           <w:p>
@@ -4134,12 +4926,14 @@
                 <w:lang w:val="en-US"/>
               </w:rPr>
             </w:pPr>
+            <w:proofErr w:type="spellStart"/>
             <w:r>
               <w:rPr>
                 <w:lang w:val="en-US"/>
               </w:rPr>
               <w:t>Simota_lambda</w:t>
             </w:r>
+            <w:proofErr w:type="spellEnd"/>
           </w:p>
         </w:tc>
         <w:tc>
@@ -4153,7 +4947,15 @@
               </w:rPr>
             </w:pPr>
             <w:r>
-              <w:t xml:space="preserve">This represents the mathematical weighting factor used to balance the classification cost versus the regression (IoU) cost </w:t>
+              <w:t>This represents the mathematical weighting factor used to balance the classification cost versus the regression (</w:t>
+            </w:r>
+            <w:proofErr w:type="spellStart"/>
+            <w:r>
+              <w:t>IoU</w:t>
+            </w:r>
+            <w:proofErr w:type="spellEnd"/>
+            <w:r>
+              <w:t xml:space="preserve">) cost </w:t>
             </w:r>
             <w:r>
               <w:lastRenderedPageBreak/>
@@ -4166,13 +4968,26 @@
             <w:tcW w:w="1800" w:type="dxa"/>
           </w:tcPr>
           <w:p>
-            <w:r>
-              <w:lastRenderedPageBreak/>
-              <w:t xml:space="preserve">  If the regression cost is weighted heavily, the algorithm prefers to assign positive labels to grid cells that draw highly </w:t>
-            </w:r>
-            <w:r>
-              <w:lastRenderedPageBreak/>
-              <w:t>accurate, tightly fitting bounding boxes. If the classification cost is weighted heavily, it prefers cells that are mathematically certain the object is a nodule, even if the box is slightly off-center.</w:t>
+            <w:proofErr w:type="gramStart"/>
+            <w:r>
+              <w:lastRenderedPageBreak/>
+              <w:t>  If</w:t>
+            </w:r>
+            <w:proofErr w:type="gramEnd"/>
+            <w:r>
+              <w:t xml:space="preserve"> the regression cost is weighted heavily, the algorithm prefers to assign positive labels to grid cells that draw highly </w:t>
+            </w:r>
+            <w:r>
+              <w:lastRenderedPageBreak/>
+              <w:t xml:space="preserve">accurate, tightly fitting bounding boxes. If the classification cost is weighted heavily, it prefers cells that are mathematically certain the object is a nodule, even if the box is slightly </w:t>
+            </w:r>
+            <w:proofErr w:type="spellStart"/>
+            <w:r>
+              <w:t>off-center</w:t>
+            </w:r>
+            <w:proofErr w:type="spellEnd"/>
+            <w:r>
+              <w:t>.</w:t>
             </w:r>
           </w:p>
           <w:p>
@@ -4198,7 +5013,23 @@
             </w:pPr>
             <w:r>
               <w:lastRenderedPageBreak/>
-              <w:t xml:space="preserve">It mathematically blends the outputs of the cls_loss and iou_loss into a single, unified cost metric. The grid cells that achieve </w:t>
+              <w:t xml:space="preserve">It mathematically blends the outputs of the </w:t>
+            </w:r>
+            <w:proofErr w:type="spellStart"/>
+            <w:r>
+              <w:t>cls_loss</w:t>
+            </w:r>
+            <w:proofErr w:type="spellEnd"/>
+            <w:r>
+              <w:t xml:space="preserve"> and </w:t>
+            </w:r>
+            <w:proofErr w:type="spellStart"/>
+            <w:r>
+              <w:t>iou_loss</w:t>
+            </w:r>
+            <w:proofErr w:type="spellEnd"/>
+            <w:r>
+              <w:t xml:space="preserve"> into a single, unified cost metric. The grid cells that achieve </w:t>
             </w:r>
             <w:r>
               <w:lastRenderedPageBreak/>
@@ -4374,12 +5205,14 @@
                 <w:lang w:val="en-US"/>
               </w:rPr>
             </w:pPr>
+            <w:proofErr w:type="spellStart"/>
             <w:r>
               <w:rPr>
                 <w:lang w:val="en-US"/>
               </w:rPr>
               <w:t>Conf_thre</w:t>
             </w:r>
+            <w:proofErr w:type="spellEnd"/>
           </w:p>
         </w:tc>
         <w:tc>
@@ -4428,7 +5261,23 @@
             </w:pPr>
             <w:r>
               <w:lastRenderedPageBreak/>
-              <w:t>It is deeply tied to the obj_loss (Objectness Loss) that was calculated during the training phase. If our model was trained effectively to suppress background noise, we can safely lower this confidence threshold without triggering a flood of false positive detections.</w:t>
+              <w:t xml:space="preserve">It is deeply tied to the </w:t>
+            </w:r>
+            <w:proofErr w:type="spellStart"/>
+            <w:r>
+              <w:t>obj_loss</w:t>
+            </w:r>
+            <w:proofErr w:type="spellEnd"/>
+            <w:r>
+              <w:t xml:space="preserve"> (</w:t>
+            </w:r>
+            <w:proofErr w:type="spellStart"/>
+            <w:r>
+              <w:t>Objectness</w:t>
+            </w:r>
+            <w:proofErr w:type="spellEnd"/>
+            <w:r>
+              <w:t xml:space="preserve"> Loss) that was calculated during the training phase. If our model was trained effectively to suppress background noise, we can safely lower this confidence threshold without triggering a flood of false positive detections.</w:t>
             </w:r>
           </w:p>
         </w:tc>
@@ -4463,12 +5312,20 @@
                 <w:lang w:val="en-US"/>
               </w:rPr>
             </w:pPr>
-            <w:r>
-              <w:rPr>
-                <w:lang w:val="en-US"/>
-              </w:rPr>
-              <w:lastRenderedPageBreak/>
-              <w:t>Nms_thre (</w:t>
+            <w:proofErr w:type="spellStart"/>
+            <w:r>
+              <w:rPr>
+                <w:lang w:val="en-US"/>
+              </w:rPr>
+              <w:lastRenderedPageBreak/>
+              <w:t>Nms_thre</w:t>
+            </w:r>
+            <w:proofErr w:type="spellEnd"/>
+            <w:r>
+              <w:rPr>
+                <w:lang w:val="en-US"/>
+              </w:rPr>
+              <w:t xml:space="preserve"> (</w:t>
             </w:r>
             <w:r>
               <w:t>Non-Maximum Suppression Threshold</w:t>
@@ -4514,7 +5371,15 @@
               </w:rPr>
             </w:pPr>
             <w:r>
-              <w:t>It relies entirely on the IoU (Intersection over Union) mathematical metric to function. The threshold defines exactly how much two boxes are allowed to overlap (e.g., 45% or 0.45) before the algorithm considers them duplicates of the same physical object.</w:t>
+              <w:t xml:space="preserve">It relies entirely on the </w:t>
+            </w:r>
+            <w:proofErr w:type="spellStart"/>
+            <w:r>
+              <w:t>IoU</w:t>
+            </w:r>
+            <w:proofErr w:type="spellEnd"/>
+            <w:r>
+              <w:t xml:space="preserve"> (Intersection over Union) mathematical metric to function. The threshold defines exactly how much two boxes are allowed to overlap (e.g., 45% or 0.45) before the algorithm considers them duplicates of the same physical object.</w:t>
             </w:r>
           </w:p>
         </w:tc>
@@ -4545,12 +5410,14 @@
                 <w:lang w:val="en-US"/>
               </w:rPr>
             </w:pPr>
+            <w:proofErr w:type="spellStart"/>
             <w:r>
               <w:rPr>
                 <w:lang w:val="en-US"/>
               </w:rPr>
               <w:t>Test_size</w:t>
             </w:r>
+            <w:proofErr w:type="spellEnd"/>
           </w:p>
         </w:tc>
         <w:tc>
@@ -4568,7 +5435,15 @@
             </w:r>
             <w:r>
               <w:lastRenderedPageBreak/>
-              <w:t>resized to right before being fed into the model for inference. It operates logically like the input_size parameter, but it is strictly utilized for the deployment and live scanning phase rather than training.</w:t>
+              <w:t xml:space="preserve">resized to right before being fed into the model for inference. It operates logically like the </w:t>
+            </w:r>
+            <w:proofErr w:type="spellStart"/>
+            <w:r>
+              <w:t>input_size</w:t>
+            </w:r>
+            <w:proofErr w:type="spellEnd"/>
+            <w:r>
+              <w:t xml:space="preserve"> parameter, but it is strictly utilized for the deployment and live scanning phase rather than training.</w:t>
             </w:r>
           </w:p>
         </w:tc>
@@ -4598,7 +5473,15 @@
             </w:r>
             <w:r>
               <w:lastRenderedPageBreak/>
-              <w:t>target during live inference. Pushing high-resolution frames (like 640x640) through the neural network requires massive GPU power. If the hospital computer's hardware is weak, high test sizes will cause the live feed to lag and drop well below the required real-time speed.</w:t>
+              <w:t xml:space="preserve">target during live inference. Pushing high-resolution frames (like 640x640) through the neural network requires massive GPU power. If the hospital computer's hardware is weak, </w:t>
+            </w:r>
+            <w:proofErr w:type="gramStart"/>
+            <w:r>
+              <w:t>high test</w:t>
+            </w:r>
+            <w:proofErr w:type="gramEnd"/>
+            <w:r>
+              <w:t xml:space="preserve"> sizes will cause the live feed to lag and drop well below the required real-time speed.</w:t>
             </w:r>
           </w:p>
         </w:tc>
@@ -4614,7 +5497,15 @@
             </w:pPr>
             <w:r>
               <w:lastRenderedPageBreak/>
-              <w:t xml:space="preserve">It should ideally match the base input_size we used during the training </w:t>
+              <w:t xml:space="preserve">It should ideally match the base </w:t>
+            </w:r>
+            <w:proofErr w:type="spellStart"/>
+            <w:r>
+              <w:t>input_size</w:t>
+            </w:r>
+            <w:proofErr w:type="spellEnd"/>
+            <w:r>
+              <w:t xml:space="preserve"> we used during the training </w:t>
             </w:r>
             <w:r>
               <w:lastRenderedPageBreak/>
@@ -4638,7 +5529,15 @@
             </w:r>
             <w:r>
               <w:lastRenderedPageBreak/>
-              <w:t>accuracy. If we run a live test and the FPS counter drops to 15 or 20, we must lower this test_size to (512, 512) or (416, 416) to instantly boost the processing speed, while carefully verifying that the model can still accurately detect small nodules at the reduced resolution.</w:t>
+              <w:t xml:space="preserve">accuracy. If we run a live test and the FPS counter drops to 15 or 20, we must lower this </w:t>
+            </w:r>
+            <w:proofErr w:type="spellStart"/>
+            <w:r>
+              <w:t>test_size</w:t>
+            </w:r>
+            <w:proofErr w:type="spellEnd"/>
+            <w:r>
+              <w:t xml:space="preserve"> to (512, 512) or (416, 416) to instantly boost the processing speed, while carefully verifying that the model can still accurately detect small nodules at the reduced resolution.</w:t>
             </w:r>
           </w:p>
         </w:tc>
@@ -4654,6 +5553,7 @@
                 <w:lang w:val="en-US"/>
               </w:rPr>
             </w:pPr>
+            <w:proofErr w:type="spellStart"/>
             <w:r>
               <w:rPr>
                 <w:lang w:val="en-US"/>
@@ -4661,6 +5561,7 @@
               <w:lastRenderedPageBreak/>
               <w:t>Max_det</w:t>
             </w:r>
+            <w:proofErr w:type="spellEnd"/>
           </w:p>
         </w:tc>
         <w:tc>
@@ -4699,7 +5600,23 @@
           <w:p>
             <w:r>
               <w:lastRenderedPageBreak/>
-              <w:t>It acts as the final cutoff filter in the inference pipeline, operating immediately after the conf_thre and nms_thre algorithms have finished their respective filtering processes.</w:t>
+              <w:t xml:space="preserve">It acts as the final cutoff filter in the inference pipeline, operating immediately after the </w:t>
+            </w:r>
+            <w:proofErr w:type="spellStart"/>
+            <w:r>
+              <w:t>conf_thre</w:t>
+            </w:r>
+            <w:proofErr w:type="spellEnd"/>
+            <w:r>
+              <w:t xml:space="preserve"> and </w:t>
+            </w:r>
+            <w:proofErr w:type="spellStart"/>
+            <w:r>
+              <w:t>nms_thre</w:t>
+            </w:r>
+            <w:proofErr w:type="spellEnd"/>
+            <w:r>
+              <w:t xml:space="preserve"> algorithms have finished their respective filtering processes.</w:t>
             </w:r>
           </w:p>
         </w:tc>
@@ -4877,12 +5794,14 @@
                 <w:lang w:val="en-US"/>
               </w:rPr>
             </w:pPr>
+            <w:proofErr w:type="spellStart"/>
             <w:r>
               <w:rPr>
                 <w:lang w:val="en-US"/>
               </w:rPr>
               <w:t>Eval_interval</w:t>
             </w:r>
+            <w:proofErr w:type="spellEnd"/>
           </w:p>
         </w:tc>
         <w:tc>
@@ -4931,7 +5850,31 @@
             </w:pPr>
             <w:r>
               <w:lastRenderedPageBreak/>
-              <w:t>It is strictly tied to the val_ann dataset parameter and the max_epochs setting. Furthermore, the standard YOLOX script contains a built-in override that automatically forces evaluation every single epoch once the model enters the critical no_aug_epochs phase at the end of training.</w:t>
+              <w:t xml:space="preserve">It is strictly tied to the </w:t>
+            </w:r>
+            <w:proofErr w:type="spellStart"/>
+            <w:r>
+              <w:t>val_ann</w:t>
+            </w:r>
+            <w:proofErr w:type="spellEnd"/>
+            <w:r>
+              <w:t xml:space="preserve"> dataset parameter and the </w:t>
+            </w:r>
+            <w:proofErr w:type="spellStart"/>
+            <w:r>
+              <w:t>max_epochs</w:t>
+            </w:r>
+            <w:proofErr w:type="spellEnd"/>
+            <w:r>
+              <w:t xml:space="preserve"> setting. Furthermore, the standard YOLOX script contains a built-in override that automatically forces evaluation every single epoch once the model enters the critical </w:t>
+            </w:r>
+            <w:proofErr w:type="spellStart"/>
+            <w:r>
+              <w:t>no_aug_epochs</w:t>
+            </w:r>
+            <w:proofErr w:type="spellEnd"/>
+            <w:r>
+              <w:t xml:space="preserve"> phase at the end of training.</w:t>
             </w:r>
           </w:p>
         </w:tc>
@@ -4962,12 +5905,14 @@
                 <w:lang w:val="en-US"/>
               </w:rPr>
             </w:pPr>
+            <w:proofErr w:type="spellStart"/>
             <w:r>
               <w:rPr>
                 <w:lang w:val="en-US"/>
               </w:rPr>
               <w:t>Check_history_ckpt</w:t>
             </w:r>
+            <w:proofErr w:type="spellEnd"/>
           </w:p>
         </w:tc>
         <w:tc>
@@ -4981,7 +5926,28 @@
               </w:rPr>
             </w:pPr>
             <w:r>
-              <w:t xml:space="preserve">This is a boolean flag (True/False) that dictates whether the system should permanently save a physical model weight file (a .pth checkpoint) to the hard drive for </w:t>
+              <w:t xml:space="preserve">This is a </w:t>
+            </w:r>
+            <w:proofErr w:type="spellStart"/>
+            <w:r>
+              <w:t>boolean</w:t>
+            </w:r>
+            <w:proofErr w:type="spellEnd"/>
+            <w:r>
+              <w:t xml:space="preserve"> flag (True/False) that dictates whether the system should permanently save a physical model weight file (</w:t>
+            </w:r>
+            <w:proofErr w:type="gramStart"/>
+            <w:r>
+              <w:t>a .</w:t>
+            </w:r>
+            <w:proofErr w:type="spellStart"/>
+            <w:r>
+              <w:t>pth</w:t>
+            </w:r>
+            <w:proofErr w:type="spellEnd"/>
+            <w:proofErr w:type="gramEnd"/>
+            <w:r>
+              <w:t xml:space="preserve"> checkpoint) to the hard drive for </w:t>
             </w:r>
             <w:r>
               <w:rPr>
@@ -5006,7 +5972,15 @@
               </w:rPr>
             </w:pPr>
             <w:r>
-              <w:t xml:space="preserve">This parameter has absolutely no mathematical impact on the model's accuracy or our final 30 FPS inference speed. However, it heavily impacts physical storage logistics. Deep neural networks generate massive files; saving hundreds of historical checkpoints will rapidly consume gigabytes of disk space and could crash the training run </w:t>
+              <w:t xml:space="preserve">This parameter has </w:t>
+            </w:r>
+            <w:proofErr w:type="gramStart"/>
+            <w:r>
+              <w:t>absolutely no</w:t>
+            </w:r>
+            <w:proofErr w:type="gramEnd"/>
+            <w:r>
+              <w:t xml:space="preserve"> mathematical impact on the model's accuracy or our final 30 FPS inference speed. However, it heavily impacts physical storage logistics. Deep neural networks generate massive files; saving hundreds of historical checkpoints will rapidly consume gigabytes of disk space and could crash the training run </w:t>
             </w:r>
             <w:r>
               <w:lastRenderedPageBreak/>
@@ -5026,7 +6000,23 @@
             </w:pPr>
             <w:r>
               <w:lastRenderedPageBreak/>
-              <w:t>It is directly dependent on how frequently the eval_interval triggers a save event, and it dictates the final file density within the designated output_dir.</w:t>
+              <w:t xml:space="preserve">It is directly dependent on how frequently the </w:t>
+            </w:r>
+            <w:proofErr w:type="spellStart"/>
+            <w:r>
+              <w:t>eval_interval</w:t>
+            </w:r>
+            <w:proofErr w:type="spellEnd"/>
+            <w:r>
+              <w:t xml:space="preserve"> triggers a save event, and it dictates the final file density within the designated </w:t>
+            </w:r>
+            <w:proofErr w:type="spellStart"/>
+            <w:r>
+              <w:t>output_dir</w:t>
+            </w:r>
+            <w:proofErr w:type="spellEnd"/>
+            <w:r>
+              <w:t>.</w:t>
             </w:r>
           </w:p>
         </w:tc>
@@ -5041,7 +6031,23 @@
               </w:rPr>
             </w:pPr>
             <w:r>
-              <w:t>To optimize our storage resources, we should strictly set this parameter to False. The YOLOX training pipeline is already engineered to automatically save and update a best_ckpt.pth (the absolute highest performing iteration) and a latest_ckpt.pth (the most recent epoch), which provides everything we need for deployment without cluttering the hard drive.</w:t>
+              <w:t xml:space="preserve">To optimize our storage resources, we should strictly set this parameter to False. The YOLOX training pipeline is already engineered to automatically save and update a </w:t>
+            </w:r>
+            <w:proofErr w:type="spellStart"/>
+            <w:r>
+              <w:t>best_ckpt.pth</w:t>
+            </w:r>
+            <w:proofErr w:type="spellEnd"/>
+            <w:r>
+              <w:t xml:space="preserve"> (the absolute highest performing iteration) and a </w:t>
+            </w:r>
+            <w:proofErr w:type="spellStart"/>
+            <w:r>
+              <w:t>latest_ckpt.pth</w:t>
+            </w:r>
+            <w:proofErr w:type="spellEnd"/>
+            <w:r>
+              <w:t xml:space="preserve"> (the most recent epoch), which provides everything we need for deployment without cluttering the hard drive.</w:t>
             </w:r>
           </w:p>
         </w:tc>
@@ -5057,12 +6063,14 @@
                 <w:lang w:val="en-US"/>
               </w:rPr>
             </w:pPr>
+            <w:proofErr w:type="spellStart"/>
             <w:r>
               <w:rPr>
                 <w:lang w:val="en-US"/>
               </w:rPr>
               <w:t>Output_dir</w:t>
             </w:r>
+            <w:proofErr w:type="spellEnd"/>
           </w:p>
         </w:tc>
         <w:tc>
@@ -5106,7 +6114,15 @@
               </w:rPr>
             </w:pPr>
             <w:r>
-              <w:t>It serves as the foundational root path for all diagnostic tools. If we utilize experiment tracking software like TensorBoard or Weights &amp; Biases to visualize our loss curves, they will actively pull their data directly from this specified directory.</w:t>
+              <w:t xml:space="preserve">It serves as the foundational root path for all diagnostic tools. If we utilize experiment tracking software like </w:t>
+            </w:r>
+            <w:proofErr w:type="spellStart"/>
+            <w:r>
+              <w:t>TensorBoard</w:t>
+            </w:r>
+            <w:proofErr w:type="spellEnd"/>
+            <w:r>
+              <w:t xml:space="preserve"> or Weights &amp; Biases to visualize our loss curves, they will actively pull their data directly from this specified directory.</w:t>
             </w:r>
           </w:p>
         </w:tc>
@@ -5121,7 +6137,15 @@
               </w:rPr>
             </w:pPr>
             <w:r>
-              <w:t>We must ensure this path points directly to the fastest local NVMe SSD available on our training machine to guarantee zero-latency file writing. Additionally, we should programmatically append a unique timestamp or experiment name to this folder path (e.g., outputs/yolox_thyroid_v1) to ensure we never accidentally overwrite the logs of a previous, successful R&amp;D experiment.</w:t>
+              <w:t xml:space="preserve">We must ensure this path points directly to the fastest local </w:t>
+            </w:r>
+            <w:proofErr w:type="spellStart"/>
+            <w:r>
+              <w:t>NVMe</w:t>
+            </w:r>
+            <w:proofErr w:type="spellEnd"/>
+            <w:r>
+              <w:t xml:space="preserve"> SSD available on our training machine to guarantee zero-latency file writing. Additionally, we should programmatically append a unique timestamp or experiment name to this folder path (e.g., outputs/yolox_thyroid_v1) to ensure we never accidentally overwrite the logs of a previous, successful R&amp;D experiment.</w:t>
             </w:r>
           </w:p>
         </w:tc>
@@ -5137,12 +6161,14 @@
                 <w:lang w:val="en-US"/>
               </w:rPr>
             </w:pPr>
+            <w:proofErr w:type="spellStart"/>
             <w:r>
               <w:rPr>
                 <w:lang w:val="en-US"/>
               </w:rPr>
               <w:t>Print_interval</w:t>
             </w:r>
+            <w:proofErr w:type="spellEnd"/>
           </w:p>
         </w:tc>
         <w:tc>
@@ -5180,7 +6206,15 @@
             </w:r>
             <w:r>
               <w:lastRenderedPageBreak/>
-              <w:t>explode to "NaN" (Not a Number) early in the run, we can immediately terminate the script and adjust our learning rate without wasting hours waiting for the first evaluation epoch to finish.</w:t>
+              <w:t>explode to "</w:t>
+            </w:r>
+            <w:proofErr w:type="spellStart"/>
+            <w:r>
+              <w:t>NaN</w:t>
+            </w:r>
+            <w:proofErr w:type="spellEnd"/>
+            <w:r>
+              <w:t>" (Not a Number) early in the run, we can immediately terminate the script and adjust our learning rate without wasting hours waiting for the first evaluation epoch to finish.</w:t>
             </w:r>
           </w:p>
         </w:tc>
@@ -5191,7 +6225,15 @@
           <w:p>
             <w:r>
               <w:lastRenderedPageBreak/>
-              <w:t xml:space="preserve">It is mathematically correlated with our batch_size and the total number of images in our training dataset. For example, if we train on roughly 1000 </w:t>
+              <w:t xml:space="preserve">It is mathematically correlated with our </w:t>
+            </w:r>
+            <w:proofErr w:type="spellStart"/>
+            <w:r>
+              <w:t>batch_size</w:t>
+            </w:r>
+            <w:proofErr w:type="spellEnd"/>
+            <w:r>
+              <w:t xml:space="preserve"> and the total number of images in our training dataset. For example, if we train on roughly 1000 </w:t>
             </w:r>
             <w:r>
               <w:lastRenderedPageBreak/>
@@ -5201,7 +6243,15 @@
               <w:t xml:space="preserve"> </w:t>
             </w:r>
             <w:r>
-              <w:t xml:space="preserve">It is mathematically correlated with our batch_size and the total number of images in our training dataset. For example, if we train on roughly 1000 images with a batch size of 16, a single epoch consists of roughly 62 iterations. </w:t>
+              <w:t xml:space="preserve">It is mathematically correlated with our </w:t>
+            </w:r>
+            <w:proofErr w:type="spellStart"/>
+            <w:r>
+              <w:t>batch_size</w:t>
+            </w:r>
+            <w:proofErr w:type="spellEnd"/>
+            <w:r>
+              <w:t xml:space="preserve"> and the total number of images in our training dataset. For example, if we train on roughly 1000 images with a batch size of 16, a single epoch consists of roughly 62 iterations. </w:t>
             </w:r>
           </w:p>
         </w:tc>
@@ -5436,7 +6486,15 @@
             </w:pPr>
             <w:r>
               <w:lastRenderedPageBreak/>
-              <w:t xml:space="preserve">It is closely correlated with the batch_size parameter during training. Because FP16 frees up so much VRAM, it safely allows us to double the number of ultrasound images we </w:t>
+              <w:t xml:space="preserve">It is closely correlated with the </w:t>
+            </w:r>
+            <w:proofErr w:type="spellStart"/>
+            <w:r>
+              <w:t>batch_size</w:t>
+            </w:r>
+            <w:proofErr w:type="spellEnd"/>
+            <w:r>
+              <w:t xml:space="preserve"> parameter during training. Because FP16 frees up so much VRAM, it safely allows us to double the number of ultrasound images we </w:t>
             </w:r>
             <w:r>
               <w:lastRenderedPageBreak/>
@@ -5541,7 +6599,15 @@
               </w:rPr>
             </w:pPr>
             <w:r>
-              <w:t>For both training our 1300+ images and running the live clinical assist software, we must explicitly set this to gpu (or cuda:0 if we have a single graphics card). The CPU should be strictly reserved for background tasks like loading the images from the hard drive, never for the core mathematical inference.</w:t>
+              <w:t xml:space="preserve">For both training our 1300+ images and running the live clinical assist software, we must explicitly set this to </w:t>
+            </w:r>
+            <w:proofErr w:type="spellStart"/>
+            <w:r>
+              <w:t>gpu</w:t>
+            </w:r>
+            <w:proofErr w:type="spellEnd"/>
+            <w:r>
+              <w:t xml:space="preserve"> (or cuda:0 if we have a single graphics card). The CPU should be strictly reserved for background tasks like loading the images from the hard drive, never for the core mathematical inference.</w:t>
             </w:r>
           </w:p>
           <w:p>
@@ -5570,7 +6636,21 @@
                 <w:lang w:val="en-US"/>
               </w:rPr>
               <w:lastRenderedPageBreak/>
-              <w:t>Distributed (multiple_gpu training)</w:t>
+              <w:t>Distributed (</w:t>
+            </w:r>
+            <w:proofErr w:type="spellStart"/>
+            <w:r>
+              <w:rPr>
+                <w:lang w:val="en-US"/>
+              </w:rPr>
+              <w:t>multiple_gpu</w:t>
+            </w:r>
+            <w:proofErr w:type="spellEnd"/>
+            <w:r>
+              <w:rPr>
+                <w:lang w:val="en-US"/>
+              </w:rPr>
+              <w:t xml:space="preserve"> training)</w:t>
             </w:r>
           </w:p>
         </w:tc>
@@ -5586,7 +6666,15 @@
               </w:rPr>
             </w:pPr>
             <w:r>
-              <w:t>This is a boolean flag that activates the Distributed Data Parallel (DDP) pipeline. If we have multiple graphics cards installed in our workstation, it mathematically splits a single batch of images across all the GPUs, calculates the errors independently, and synchronizes the network updates across all cards simultaneously.</w:t>
+              <w:t xml:space="preserve">This is a </w:t>
+            </w:r>
+            <w:proofErr w:type="spellStart"/>
+            <w:r>
+              <w:t>boolean</w:t>
+            </w:r>
+            <w:proofErr w:type="spellEnd"/>
+            <w:r>
+              <w:t xml:space="preserve"> flag that activates the Distributed Data Parallel (DDP) pipeline. If we have multiple graphics cards installed in our workstation, it mathematically splits a single batch of images across all the GPUs, calculates the errors independently, and synchronizes the network updates across all cards simultaneously.</w:t>
             </w:r>
           </w:p>
         </w:tc>
@@ -5601,7 +6689,15 @@
               </w:rPr>
             </w:pPr>
             <w:r>
-              <w:t>During training, this can exponentially cut down the total hours required to finish all 300 epochs. However, for our live 30 FPS inference software, distributed processing is generally never used. Splitting a single live ultrasound video frame across multiple GPUs introduces severe communication lag (overhead) that would actually lower our frame rate.</w:t>
+              <w:t xml:space="preserve">During training, this can exponentially cut down the total hours required to finish all 300 epochs. However, for our live 30 FPS inference software, distributed processing is generally never used. Splitting a single live ultrasound video frame across multiple GPUs introduces severe communication lag (overhead) that would </w:t>
+            </w:r>
+            <w:proofErr w:type="gramStart"/>
+            <w:r>
+              <w:t>actually lower</w:t>
+            </w:r>
+            <w:proofErr w:type="gramEnd"/>
+            <w:r>
+              <w:t xml:space="preserve"> our frame rate.</w:t>
             </w:r>
           </w:p>
         </w:tc>
@@ -5616,7 +6712,23 @@
               </w:rPr>
             </w:pPr>
             <w:r>
-              <w:t>It is highly correlated with both our batch_size and our initial learning rate (lr). When we distribute the workload, the total effective batch size becomes the sum of all individual GPUs, meaning we must mathematically scale up our learning rate to maintain training stability.</w:t>
+              <w:t xml:space="preserve">It is highly correlated with both our </w:t>
+            </w:r>
+            <w:proofErr w:type="spellStart"/>
+            <w:r>
+              <w:t>batch_size</w:t>
+            </w:r>
+            <w:proofErr w:type="spellEnd"/>
+            <w:r>
+              <w:t xml:space="preserve"> and our initial learning rate (</w:t>
+            </w:r>
+            <w:proofErr w:type="spellStart"/>
+            <w:r>
+              <w:t>lr</w:t>
+            </w:r>
+            <w:proofErr w:type="spellEnd"/>
+            <w:r>
+              <w:t>). When we distribute the workload, the total effective batch size becomes the sum of all individual GPUs, meaning we must mathematically scale up our learning rate to maintain training stability.</w:t>
             </w:r>
           </w:p>
         </w:tc>
@@ -5647,11 +6759,19 @@
                 <w:lang w:val="en-US"/>
               </w:rPr>
             </w:pPr>
-            <w:r>
-              <w:rPr>
-                <w:lang w:val="en-US"/>
-              </w:rPr>
-              <w:t>Num_machines (number of nodes)</w:t>
+            <w:proofErr w:type="spellStart"/>
+            <w:r>
+              <w:rPr>
+                <w:lang w:val="en-US"/>
+              </w:rPr>
+              <w:t>Num_machines</w:t>
+            </w:r>
+            <w:proofErr w:type="spellEnd"/>
+            <w:r>
+              <w:rPr>
+                <w:lang w:val="en-US"/>
+              </w:rPr>
+              <w:t xml:space="preserve"> (number of nodes)</w:t>
             </w:r>
           </w:p>
         </w:tc>
@@ -5666,7 +6786,23 @@
               </w:rPr>
             </w:pPr>
             <w:r>
-              <w:t xml:space="preserve">This specifies exactly how many completely separate, physical computers (nodes) are connected together over a local network or cloud infrastructure to train the neural network collaboratively. It is the next scale up from </w:t>
+              <w:t xml:space="preserve">This specifies exactly how many </w:t>
+            </w:r>
+            <w:proofErr w:type="gramStart"/>
+            <w:r>
+              <w:t>completely separate</w:t>
+            </w:r>
+            <w:proofErr w:type="gramEnd"/>
+            <w:r>
+              <w:t xml:space="preserve">, physical computers (nodes) are </w:t>
+            </w:r>
+            <w:proofErr w:type="gramStart"/>
+            <w:r>
+              <w:t>connected together</w:t>
+            </w:r>
+            <w:proofErr w:type="gramEnd"/>
+            <w:r>
+              <w:t xml:space="preserve"> over a local network or cloud infrastructure to train the neural network collaboratively. It is the next scale up from </w:t>
             </w:r>
             <w:r>
               <w:lastRenderedPageBreak/>
@@ -5690,7 +6826,15 @@
             </w:r>
             <w:r>
               <w:lastRenderedPageBreak/>
-              <w:t>project, the network communication lag between the separate computers would actually make the training process slower than just using one good local machine.</w:t>
+              <w:t xml:space="preserve">project, the network communication lag between the separate computers would </w:t>
+            </w:r>
+            <w:proofErr w:type="gramStart"/>
+            <w:r>
+              <w:t>actually make</w:t>
+            </w:r>
+            <w:proofErr w:type="gramEnd"/>
+            <w:r>
+              <w:t xml:space="preserve"> the training process slower than just using one good local machine.</w:t>
             </w:r>
           </w:p>
         </w:tc>
@@ -5876,12 +7020,14 @@
                 <w:lang w:val="en-US"/>
               </w:rPr>
             </w:pPr>
+            <w:proofErr w:type="spellStart"/>
             <w:r>
               <w:rPr>
                 <w:lang w:val="en-US"/>
               </w:rPr>
               <w:t>Exp_name</w:t>
             </w:r>
+            <w:proofErr w:type="spellEnd"/>
           </w:p>
         </w:tc>
         <w:tc>
@@ -5930,7 +7076,15 @@
             </w:pPr>
             <w:r>
               <w:lastRenderedPageBreak/>
-              <w:t xml:space="preserve">It correlates directly with the output_dir parameter. The training script combines them to create the final, physical save path on the hard drive </w:t>
+              <w:t xml:space="preserve">It correlates directly with the </w:t>
+            </w:r>
+            <w:proofErr w:type="spellStart"/>
+            <w:r>
+              <w:t>output_dir</w:t>
+            </w:r>
+            <w:proofErr w:type="spellEnd"/>
+            <w:r>
+              <w:t xml:space="preserve"> parameter. The training script combines them to create the final, physical save path on the hard drive </w:t>
             </w:r>
           </w:p>
         </w:tc>
@@ -5945,7 +7099,15 @@
               </w:rPr>
             </w:pPr>
             <w:r>
-              <w:t>We should use highly descriptive, standardized names for every run on our 1300+ image dataset. Instead of generic names like "test1", we should use detailed tags like yolox_s_fp16_mosaic_on_run3. This meticulous tracking is absolutely essential for writing our final research documentation and proving our methodology.</w:t>
+              <w:t xml:space="preserve">We should use highly descriptive, standardized names for every run on our 1300+ image dataset. Instead of generic names like "test1", we should use detailed tags like yolox_s_fp16_mosaic_on_run3. This meticulous tracking is </w:t>
+            </w:r>
+            <w:proofErr w:type="gramStart"/>
+            <w:r>
+              <w:t>absolutely essential</w:t>
+            </w:r>
+            <w:proofErr w:type="gramEnd"/>
+            <w:r>
+              <w:t xml:space="preserve"> for writing our final research documentation and proving our methodology.</w:t>
             </w:r>
           </w:p>
         </w:tc>
@@ -5961,12 +7123,14 @@
                 <w:lang w:val="en-US"/>
               </w:rPr>
             </w:pPr>
+            <w:proofErr w:type="spellStart"/>
             <w:r>
               <w:rPr>
                 <w:lang w:val="en-US"/>
               </w:rPr>
               <w:t>Exp_file</w:t>
             </w:r>
+            <w:proofErr w:type="spellEnd"/>
           </w:p>
         </w:tc>
         <w:tc>
@@ -5980,7 +7144,15 @@
               </w:rPr>
             </w:pPr>
             <w:r>
-              <w:t>This is the core Python script (usually a .py file) that contains the master configuration class for our entire YOLOX architecture. It essentially holds every single parameter we have mapped out in this documentation, acting as the definitive blueprint for the model, the dataset, and the training schedule.</w:t>
+              <w:t>This is the core Python script (usually a .</w:t>
+            </w:r>
+            <w:proofErr w:type="spellStart"/>
+            <w:r>
+              <w:t>py</w:t>
+            </w:r>
+            <w:proofErr w:type="spellEnd"/>
+            <w:r>
+              <w:t xml:space="preserve"> file) that contains the master configuration class for our entire YOLOX architecture. It essentially holds every single parameter we have mapped out in this documentation, acting as the definitive blueprint for the model, the dataset, and the training schedule.</w:t>
             </w:r>
           </w:p>
         </w:tc>
@@ -6010,7 +7182,15 @@
               </w:rPr>
             </w:pPr>
             <w:r>
-              <w:t>It acts as the centralized hub that connects all parameters together. The main PyTorch training and inference engines import this exact file to initialize the neural network before executing any mathematical operations on the GPU.</w:t>
+              <w:t xml:space="preserve">It acts as the centralized hub that connects all parameters together. The main </w:t>
+            </w:r>
+            <w:proofErr w:type="spellStart"/>
+            <w:r>
+              <w:t>PyTorch</w:t>
+            </w:r>
+            <w:proofErr w:type="spellEnd"/>
+            <w:r>
+              <w:t xml:space="preserve"> training and inference engines import this exact file to initialize the neural network before executing any mathematical operations on the GPU.</w:t>
             </w:r>
           </w:p>
         </w:tc>
@@ -6025,7 +7205,15 @@
               </w:rPr>
             </w:pPr>
             <w:r>
-              <w:t>We must create a custom script, perhaps named yolox_thyroid_exp.py, that inherits the baseline architecture from the standard YOLOX repository. Inside this customized file, we will hardcode our specific directory paths, set our num_classes strictly to 1, and lock in the specialized augmentation probabilities that best fit our clinical ultrasound data.</w:t>
+              <w:t xml:space="preserve">We must create a custom script, perhaps named yolox_thyroid_exp.py, that inherits the baseline architecture from the standard YOLOX repository. Inside this customized file, we will hardcode our specific directory paths, set our </w:t>
+            </w:r>
+            <w:proofErr w:type="spellStart"/>
+            <w:r>
+              <w:t>num_classes</w:t>
+            </w:r>
+            <w:proofErr w:type="spellEnd"/>
+            <w:r>
+              <w:t xml:space="preserve"> strictly to 1, and lock in the specialized augmentation probabilities that best fit our clinical ultrasound data.</w:t>
             </w:r>
           </w:p>
         </w:tc>
@@ -6060,7 +7248,15 @@
               </w:rPr>
             </w:pPr>
             <w:r>
-              <w:t xml:space="preserve">This parameter initializes the complex pseudo-random number generators inside Python, PyTorch, and NumPy with a </w:t>
+              <w:t xml:space="preserve">This parameter initializes the complex pseudo-random number generators inside Python, </w:t>
+            </w:r>
+            <w:proofErr w:type="spellStart"/>
+            <w:r>
+              <w:t>PyTorch</w:t>
+            </w:r>
+            <w:proofErr w:type="spellEnd"/>
+            <w:r>
+              <w:t xml:space="preserve">, and NumPy with a </w:t>
             </w:r>
             <w:r>
               <w:lastRenderedPageBreak/>
@@ -6104,7 +7300,23 @@
             </w:r>
             <w:r>
               <w:lastRenderedPageBreak/>
-              <w:t>of the neural network's weights, and the exact geometric distortions applied by augmentations like flip_prob, scale, and mixup.</w:t>
+              <w:t xml:space="preserve">of the neural network's weights, and the exact geometric distortions applied by augmentations like </w:t>
+            </w:r>
+            <w:proofErr w:type="spellStart"/>
+            <w:r>
+              <w:t>flip_prob</w:t>
+            </w:r>
+            <w:proofErr w:type="spellEnd"/>
+            <w:r>
+              <w:t xml:space="preserve">, scale, and </w:t>
+            </w:r>
+            <w:proofErr w:type="spellStart"/>
+            <w:r>
+              <w:t>mixup</w:t>
+            </w:r>
+            <w:proofErr w:type="spellEnd"/>
+            <w:r>
+              <w:t>.</w:t>
             </w:r>
           </w:p>
         </w:tc>
@@ -6130,6 +7342,1015 @@
         </w:tc>
       </w:tr>
     </w:tbl>
+    <w:p>
+      <w:pPr>
+        <w:rPr>
+          <w:lang w:val="en-US"/>
+        </w:rPr>
+      </w:pPr>
+    </w:p>
+    <w:p>
+      <w:pPr>
+        <w:rPr>
+          <w:lang w:val="en-US"/>
+        </w:rPr>
+      </w:pPr>
+    </w:p>
+    <w:p>
+      <w:pPr>
+        <w:rPr>
+          <w:lang w:val="en-US"/>
+        </w:rPr>
+      </w:pPr>
+    </w:p>
+    <w:p>
+      <w:pPr>
+        <w:rPr>
+          <w:lang w:val="en-US"/>
+        </w:rPr>
+      </w:pPr>
+    </w:p>
+    <w:p>
+      <w:pPr>
+        <w:rPr>
+          <w:lang w:val="en-US"/>
+        </w:rPr>
+      </w:pPr>
+    </w:p>
+    <w:p>
+      <w:pPr>
+        <w:rPr>
+          <w:lang w:val="en-US"/>
+        </w:rPr>
+      </w:pPr>
+    </w:p>
+    <w:p>
+      <w:pPr>
+        <w:rPr>
+          <w:lang w:val="en-US"/>
+        </w:rPr>
+      </w:pPr>
+    </w:p>
+    <w:p>
+      <w:pPr>
+        <w:rPr>
+          <w:lang w:val="en-US"/>
+        </w:rPr>
+      </w:pPr>
+    </w:p>
+    <w:p>
+      <w:pPr>
+        <w:rPr>
+          <w:lang w:val="en-US"/>
+        </w:rPr>
+      </w:pPr>
+    </w:p>
+    <w:p>
+      <w:pPr>
+        <w:rPr>
+          <w:lang w:val="en-US"/>
+        </w:rPr>
+      </w:pPr>
+    </w:p>
+    <w:p>
+      <w:pPr>
+        <w:rPr>
+          <w:lang w:val="en-US"/>
+        </w:rPr>
+      </w:pPr>
+    </w:p>
+    <w:p>
+      <w:pPr>
+        <w:rPr>
+          <w:lang w:val="en-US"/>
+        </w:rPr>
+      </w:pPr>
+    </w:p>
+    <w:p>
+      <w:pPr>
+        <w:rPr>
+          <w:lang w:val="en-US"/>
+        </w:rPr>
+      </w:pPr>
+    </w:p>
+    <w:p>
+      <w:pPr>
+        <w:rPr>
+          <w:lang w:val="en-US"/>
+        </w:rPr>
+      </w:pPr>
+    </w:p>
+    <w:p>
+      <w:r>
+        <w:lastRenderedPageBreak/>
+        <w:t>The YOLOX Architecture: A Comprehensive Algorithmic Report</w:t>
+      </w:r>
+    </w:p>
+    <w:p>
+      <w:r>
+        <w:t xml:space="preserve">Older versions of the YOLO (You Only Look Once) family struggled to balance these two tasks efficiently. YOLOX completely reimagined the internal architecture by introducing a Decoupled Head, an Anchor-Free design, and a dynamic mathematical teacher called </w:t>
+      </w:r>
+      <w:proofErr w:type="spellStart"/>
+      <w:r>
+        <w:t>SimOTA</w:t>
+      </w:r>
+      <w:proofErr w:type="spellEnd"/>
+      <w:r>
+        <w:t>.</w:t>
+      </w:r>
+    </w:p>
+    <w:p>
+      <w:r>
+        <w:t>Here is the step-by-step journey of how data moves through the YOLOX architecture, from raw pixels to final bounding boxes.</w:t>
+      </w:r>
+    </w:p>
+    <w:p>
+      <w:pPr>
+        <w:rPr>
+          <w:b/>
+          <w:bCs/>
+        </w:rPr>
+      </w:pPr>
+      <w:r>
+        <w:rPr>
+          <w:b/>
+          <w:bCs/>
+        </w:rPr>
+        <w:t>Module 1: The Backbone (</w:t>
+      </w:r>
+      <w:proofErr w:type="spellStart"/>
+      <w:r>
+        <w:rPr>
+          <w:b/>
+          <w:bCs/>
+        </w:rPr>
+        <w:t>CSPDarknet</w:t>
+      </w:r>
+      <w:proofErr w:type="spellEnd"/>
+      <w:r>
+        <w:rPr>
+          <w:b/>
+          <w:bCs/>
+        </w:rPr>
+        <w:t xml:space="preserve">) - </w:t>
+      </w:r>
+      <w:r>
+        <w:rPr>
+          <w:b/>
+          <w:bCs/>
+          <w:i/>
+          <w:iCs/>
+        </w:rPr>
+        <w:t>The Feature Extractor</w:t>
+      </w:r>
+    </w:p>
+    <w:p>
+      <w:r>
+        <w:t xml:space="preserve">When an image is fed into YOLOX, it does not immediately try to find objects. First, it must break the raw pixels down into mathematical patterns. This is the sole job of the Backbone. YOLOX uses an advanced network called </w:t>
+      </w:r>
+      <w:proofErr w:type="spellStart"/>
+      <w:r>
+        <w:rPr>
+          <w:b/>
+          <w:bCs/>
+        </w:rPr>
+        <w:t>CSPDarknet</w:t>
+      </w:r>
+      <w:proofErr w:type="spellEnd"/>
+      <w:r>
+        <w:t xml:space="preserve"> (Cross Stage Partial Darknet).</w:t>
+      </w:r>
+    </w:p>
+    <w:p>
+      <w:pPr>
+        <w:numPr>
+          <w:ilvl w:val="0"/>
+          <w:numId w:val="7"/>
+        </w:numPr>
+      </w:pPr>
+      <w:r>
+        <w:rPr>
+          <w:b/>
+          <w:bCs/>
+        </w:rPr>
+        <w:t>How it works:</w:t>
+      </w:r>
+      <w:r>
+        <w:t xml:space="preserve"> The Backbone consists of dozens of convolutional layers. The first few </w:t>
+      </w:r>
+      <w:proofErr w:type="gramStart"/>
+      <w:r>
+        <w:t>layers</w:t>
+      </w:r>
+      <w:proofErr w:type="gramEnd"/>
+      <w:r>
+        <w:t xml:space="preserve"> act like simple magnifying glasses, scanning the image for basic shapes: sharp edges, </w:t>
+      </w:r>
+      <w:proofErr w:type="spellStart"/>
+      <w:r>
+        <w:t>color</w:t>
+      </w:r>
+      <w:proofErr w:type="spellEnd"/>
+      <w:r>
+        <w:t xml:space="preserve"> contrasts, and straight lines. As the data pushes deeper into the Backbone, the mathematical filters become more complex, combining those simple edges into textures, patterns, and eventually recognizable object parts (like the wheel of a car or the ear of a cat).</w:t>
+      </w:r>
+    </w:p>
+    <w:p>
+      <w:pPr>
+        <w:numPr>
+          <w:ilvl w:val="0"/>
+          <w:numId w:val="7"/>
+        </w:numPr>
+      </w:pPr>
+      <w:r>
+        <w:rPr>
+          <w:b/>
+          <w:bCs/>
+        </w:rPr>
+        <w:t>The "CSP" Insight:</w:t>
+      </w:r>
+      <w:r>
+        <w:t xml:space="preserve"> In traditional neural networks, the math calculations become incredibly heavy as the network gets deeper, causing the system to slow down. CSP solves this elegantly. At various stages, it splits the data flow in half. One half goes through the heavy computational filters, while the other half bypasses them entirely and connects directly to the end of the block.</w:t>
+      </w:r>
+    </w:p>
+    <w:p>
+      <w:pPr>
+        <w:numPr>
+          <w:ilvl w:val="0"/>
+          <w:numId w:val="7"/>
+        </w:numPr>
+      </w:pPr>
+      <w:r>
+        <w:rPr>
+          <w:b/>
+          <w:bCs/>
+        </w:rPr>
+        <w:t>The Contribution:</w:t>
+      </w:r>
+      <w:r>
+        <w:t xml:space="preserve"> This splitting technique is brilliant because it prevents the network from calculating the exact same gradient information twice. It preserves maximum learning accuracy while drastically reducing the computational workload.</w:t>
+      </w:r>
+    </w:p>
+    <w:p>
+      <w:pPr>
+        <w:numPr>
+          <w:ilvl w:val="0"/>
+          <w:numId w:val="7"/>
+        </w:numPr>
+      </w:pPr>
+      <w:r>
+        <w:rPr>
+          <w:b/>
+          <w:bCs/>
+        </w:rPr>
+        <w:t>Communication Output:</w:t>
+      </w:r>
+      <w:r>
+        <w:t xml:space="preserve"> The Backbone finishes its job by outputting three distinct "Feature Maps" to the next module. Think of these as three different zoom levels: an 8x zoom (highly detailed but </w:t>
+      </w:r>
+      <w:proofErr w:type="gramStart"/>
+      <w:r>
+        <w:t>close up</w:t>
+      </w:r>
+      <w:proofErr w:type="gramEnd"/>
+      <w:r>
+        <w:t>), a 16x zoom (medium view), and a 32x zoom (a highly compressed, wide-angle view of the whole image).</w:t>
+      </w:r>
+    </w:p>
+    <w:p>
+      <w:pPr>
+        <w:rPr>
+          <w:b/>
+          <w:bCs/>
+        </w:rPr>
+      </w:pPr>
+      <w:r>
+        <w:rPr>
+          <w:b/>
+          <w:bCs/>
+        </w:rPr>
+        <w:t xml:space="preserve">Module 2: The Neck (PAFPN) - </w:t>
+      </w:r>
+      <w:r>
+        <w:rPr>
+          <w:b/>
+          <w:bCs/>
+          <w:i/>
+          <w:iCs/>
+        </w:rPr>
+        <w:t>The Contextual Communicator</w:t>
+      </w:r>
+    </w:p>
+    <w:p>
+      <w:r>
+        <w:t xml:space="preserve">Objects in the real world come in all sizes. A drone might be a tiny speck in the sky, while a bus might take up the entire frame. If an AI only looks at an image through one </w:t>
+      </w:r>
+      <w:r>
+        <w:lastRenderedPageBreak/>
+        <w:t xml:space="preserve">"zoom level," it will fail to detect objects of varying sizes. The Neck module, built using </w:t>
+      </w:r>
+      <w:r>
+        <w:rPr>
+          <w:b/>
+          <w:bCs/>
+        </w:rPr>
+        <w:t>PAFPN</w:t>
+      </w:r>
+      <w:r>
+        <w:t xml:space="preserve"> (Path Aggregation Feature Pyramid Network), solves this.</w:t>
+      </w:r>
+    </w:p>
+    <w:p>
+      <w:pPr>
+        <w:numPr>
+          <w:ilvl w:val="0"/>
+          <w:numId w:val="8"/>
+        </w:numPr>
+      </w:pPr>
+      <w:r>
+        <w:rPr>
+          <w:b/>
+          <w:bCs/>
+        </w:rPr>
+        <w:t>How it works:</w:t>
+      </w:r>
+      <w:r>
+        <w:t xml:space="preserve"> The Neck is the master communicator of the architecture. It takes the three separate Feature Maps generated by the Backbone and mathematically fuses them together.</w:t>
+      </w:r>
+    </w:p>
+    <w:p>
+      <w:pPr>
+        <w:numPr>
+          <w:ilvl w:val="0"/>
+          <w:numId w:val="8"/>
+        </w:numPr>
+      </w:pPr>
+      <w:r>
+        <w:rPr>
+          <w:b/>
+          <w:bCs/>
+        </w:rPr>
+        <w:t>Top-Down (Semantic) Flow:</w:t>
+      </w:r>
+      <w:r>
+        <w:t xml:space="preserve"> It takes the 32x zoomed-out map, which contains the "big picture" meaning (e.g., "this is a highway"), and passes that context down to the higher-resolution maps.</w:t>
+      </w:r>
+    </w:p>
+    <w:p>
+      <w:pPr>
+        <w:numPr>
+          <w:ilvl w:val="0"/>
+          <w:numId w:val="8"/>
+        </w:numPr>
+      </w:pPr>
+      <w:r>
+        <w:rPr>
+          <w:b/>
+          <w:bCs/>
+        </w:rPr>
+        <w:t>Bottom-Up (Spatial) Flow:</w:t>
+      </w:r>
+      <w:r>
+        <w:t xml:space="preserve"> Simultaneously, it takes the 8x zoomed-in map, which contains razor-sharp pixel details (e.g., "this is the exact edge of a metal bumper"), and pushes that precision up to the lower-resolution maps.</w:t>
+      </w:r>
+    </w:p>
+    <w:p>
+      <w:pPr>
+        <w:numPr>
+          <w:ilvl w:val="0"/>
+          <w:numId w:val="8"/>
+        </w:numPr>
+      </w:pPr>
+      <w:r>
+        <w:rPr>
+          <w:b/>
+          <w:bCs/>
+        </w:rPr>
+        <w:t>The Contribution:</w:t>
+      </w:r>
+      <w:r>
+        <w:t xml:space="preserve"> By aggressively mixing the feature maps in both directions, the Neck ensures that the network has deep contextual understanding </w:t>
+      </w:r>
+      <w:r>
+        <w:rPr>
+          <w:i/>
+          <w:iCs/>
+        </w:rPr>
+        <w:t>and</w:t>
+      </w:r>
+      <w:r>
+        <w:t xml:space="preserve"> pinpoint spatial accuracy across all scales.</w:t>
+      </w:r>
+    </w:p>
+    <w:p>
+      <w:pPr>
+        <w:numPr>
+          <w:ilvl w:val="0"/>
+          <w:numId w:val="8"/>
+        </w:numPr>
+      </w:pPr>
+      <w:r>
+        <w:rPr>
+          <w:b/>
+          <w:bCs/>
+        </w:rPr>
+        <w:t>Communication Output:</w:t>
+      </w:r>
+      <w:r>
+        <w:t xml:space="preserve"> The Neck outputs a perfectly blended, multi-scale feature map and hands it off directly to the "Head" of the network for final decision-making.</w:t>
+      </w:r>
+    </w:p>
+    <w:p>
+      <w:pPr>
+        <w:rPr>
+          <w:b/>
+          <w:bCs/>
+        </w:rPr>
+      </w:pPr>
+      <w:r>
+        <w:rPr>
+          <w:b/>
+          <w:bCs/>
+        </w:rPr>
+        <w:t xml:space="preserve">Module 3: The Decoupled Head - </w:t>
+      </w:r>
+      <w:r>
+        <w:rPr>
+          <w:b/>
+          <w:bCs/>
+          <w:i/>
+          <w:iCs/>
+        </w:rPr>
+        <w:t>The "Split Brain" Decision Maker</w:t>
+      </w:r>
+    </w:p>
+    <w:p>
+      <w:r>
+        <w:t>This is the most critical innovation in YOLOX. In older YOLO models, the network used one single mathematical pathway to guess both the object's class and its bounding box coordinates. This is known as a "Coupled Head," and it creates a severe mathematical conflict.</w:t>
+      </w:r>
+    </w:p>
+    <w:p>
+      <w:pPr>
+        <w:numPr>
+          <w:ilvl w:val="0"/>
+          <w:numId w:val="9"/>
+        </w:numPr>
+      </w:pPr>
+      <w:r>
+        <w:rPr>
+          <w:b/>
+          <w:bCs/>
+        </w:rPr>
+        <w:t>The Core Problem:</w:t>
+      </w:r>
+      <w:r>
+        <w:t xml:space="preserve"> The visual features required to identify </w:t>
+      </w:r>
+      <w:r>
+        <w:rPr>
+          <w:i/>
+          <w:iCs/>
+        </w:rPr>
+        <w:t>what</w:t>
+      </w:r>
+      <w:r>
+        <w:t xml:space="preserve"> an object is are completely different from the features required to find its </w:t>
+      </w:r>
+      <w:r>
+        <w:rPr>
+          <w:i/>
+          <w:iCs/>
+        </w:rPr>
+        <w:t>border</w:t>
+      </w:r>
+      <w:r>
+        <w:t xml:space="preserve">. For example, to classify a dog, the AI looks for the fluffy texture of fur. But to draw a bounding box around the dog, the AI needs to find the sharp, distinct line where the dog ends and the background </w:t>
+      </w:r>
+      <w:proofErr w:type="gramStart"/>
+      <w:r>
+        <w:t>begins</w:t>
+      </w:r>
+      <w:proofErr w:type="gramEnd"/>
+      <w:r>
+        <w:t xml:space="preserve">. Forcing one neural pathway to optimize for both fluffiness and sharpness </w:t>
+      </w:r>
+      <w:proofErr w:type="gramStart"/>
+      <w:r>
+        <w:t>causes</w:t>
+      </w:r>
+      <w:proofErr w:type="gramEnd"/>
+      <w:r>
+        <w:t xml:space="preserve"> the model to compromise, lowering overall accuracy.</w:t>
+      </w:r>
+    </w:p>
+    <w:p>
+      <w:pPr>
+        <w:numPr>
+          <w:ilvl w:val="0"/>
+          <w:numId w:val="9"/>
+        </w:numPr>
+      </w:pPr>
+      <w:r>
+        <w:rPr>
+          <w:b/>
+          <w:bCs/>
+        </w:rPr>
+        <w:t>The YOLOX Solution:</w:t>
+      </w:r>
+      <w:r>
+        <w:t xml:space="preserve"> YOLOX introduces the </w:t>
+      </w:r>
+      <w:r>
+        <w:rPr>
+          <w:b/>
+          <w:bCs/>
+        </w:rPr>
+        <w:t>Decoupled Head</w:t>
+      </w:r>
+      <w:r>
+        <w:t>. The moment the data arrives from the Neck, the Head splits into two entirely separate neural branches:</w:t>
+      </w:r>
+    </w:p>
+    <w:p>
+      <w:pPr>
+        <w:numPr>
+          <w:ilvl w:val="1"/>
+          <w:numId w:val="9"/>
+        </w:numPr>
+      </w:pPr>
+      <w:r>
+        <w:rPr>
+          <w:b/>
+          <w:bCs/>
+        </w:rPr>
+        <w:t>The Classification Branch:</w:t>
+      </w:r>
+      <w:r>
+        <w:t xml:space="preserve"> This pathway dedicates 100% of its processing power to answering: </w:t>
+      </w:r>
+      <w:r>
+        <w:rPr>
+          <w:i/>
+          <w:iCs/>
+        </w:rPr>
+        <w:t>"What category does this texture belong to?"</w:t>
+      </w:r>
+    </w:p>
+    <w:p>
+      <w:pPr>
+        <w:numPr>
+          <w:ilvl w:val="1"/>
+          <w:numId w:val="9"/>
+        </w:numPr>
+      </w:pPr>
+      <w:r>
+        <w:rPr>
+          <w:b/>
+          <w:bCs/>
+        </w:rPr>
+        <w:lastRenderedPageBreak/>
+        <w:t>The Regression Branch:</w:t>
+      </w:r>
+      <w:r>
+        <w:t xml:space="preserve"> This pathway dedicates 100% of its processing power to answering: </w:t>
+      </w:r>
+      <w:r>
+        <w:rPr>
+          <w:i/>
+          <w:iCs/>
+        </w:rPr>
+        <w:t>"Exactly where are the geometric boundaries?"</w:t>
+      </w:r>
+    </w:p>
+    <w:p>
+      <w:pPr>
+        <w:numPr>
+          <w:ilvl w:val="0"/>
+          <w:numId w:val="9"/>
+        </w:numPr>
+      </w:pPr>
+      <w:r>
+        <w:rPr>
+          <w:b/>
+          <w:bCs/>
+        </w:rPr>
+        <w:t>The Contribution:</w:t>
+      </w:r>
+      <w:r>
+        <w:t xml:space="preserve"> By separating the tasks, there is no more mathematical compromise. Each branch optimizes its own specific loss function independently. This leads to significantly faster training convergence and vastly superior bounding box precision.</w:t>
+      </w:r>
+    </w:p>
+    <w:p>
+      <w:pPr>
+        <w:rPr>
+          <w:b/>
+          <w:bCs/>
+        </w:rPr>
+      </w:pPr>
+      <w:r>
+        <w:rPr>
+          <w:b/>
+          <w:bCs/>
+        </w:rPr>
+        <w:t xml:space="preserve">Module 4: The Anchor-Free Paradigm - </w:t>
+      </w:r>
+      <w:r>
+        <w:rPr>
+          <w:b/>
+          <w:bCs/>
+          <w:i/>
+          <w:iCs/>
+        </w:rPr>
+        <w:t>The Simplifier</w:t>
+      </w:r>
+    </w:p>
+    <w:p>
+      <w:r>
+        <w:t>Historically, real-time detectors used "Anchor Boxes"—hundreds of invisible, pre-drawn rectangles (tall, wide, square) scattered across the image. The AI would find the pre-drawn box that fit the object best and then try to stretch it.</w:t>
+      </w:r>
+    </w:p>
+    <w:p>
+      <w:pPr>
+        <w:numPr>
+          <w:ilvl w:val="0"/>
+          <w:numId w:val="10"/>
+        </w:numPr>
+      </w:pPr>
+      <w:r>
+        <w:rPr>
+          <w:b/>
+          <w:bCs/>
+        </w:rPr>
+        <w:t>The Problem:</w:t>
+      </w:r>
+      <w:r>
+        <w:t xml:space="preserve"> Anchor boxes require a massive amount of manual human tuning before training even begins. Furthermore, calculating the math for thousands of overlapping anchor boxes that only contain empty background space severely slows down the software.</w:t>
+      </w:r>
+    </w:p>
+    <w:p>
+      <w:pPr>
+        <w:numPr>
+          <w:ilvl w:val="0"/>
+          <w:numId w:val="10"/>
+        </w:numPr>
+      </w:pPr>
+      <w:r>
+        <w:rPr>
+          <w:b/>
+          <w:bCs/>
+        </w:rPr>
+        <w:t>The Anchor-Free Solution:</w:t>
+      </w:r>
+      <w:r>
+        <w:t xml:space="preserve"> YOLOX eliminates predefined boxes entirely. It treats the image as a pure grid. It looks at every single coordinate point on the grid and simply asks: </w:t>
+      </w:r>
+      <w:r>
+        <w:rPr>
+          <w:i/>
+          <w:iCs/>
+        </w:rPr>
+        <w:t xml:space="preserve">"Is this specific pixel the direct </w:t>
+      </w:r>
+      <w:proofErr w:type="spellStart"/>
+      <w:r>
+        <w:rPr>
+          <w:i/>
+          <w:iCs/>
+        </w:rPr>
+        <w:t>center</w:t>
+      </w:r>
+      <w:proofErr w:type="spellEnd"/>
+      <w:r>
+        <w:rPr>
+          <w:i/>
+          <w:iCs/>
+        </w:rPr>
+        <w:t xml:space="preserve"> of an object?"</w:t>
+      </w:r>
+      <w:r>
+        <w:t xml:space="preserve"> If the AI decides a point is the </w:t>
+      </w:r>
+      <w:proofErr w:type="spellStart"/>
+      <w:r>
+        <w:t>center</w:t>
+      </w:r>
+      <w:proofErr w:type="spellEnd"/>
+      <w:r>
+        <w:t xml:space="preserve"> of a car, it simply predicts four numbers: the distance from that </w:t>
+      </w:r>
+      <w:proofErr w:type="spellStart"/>
+      <w:r>
+        <w:t>center</w:t>
+      </w:r>
+      <w:proofErr w:type="spellEnd"/>
+      <w:r>
+        <w:t xml:space="preserve"> point to the top, bottom, left, and right edges of the car.</w:t>
+      </w:r>
+    </w:p>
+    <w:p>
+      <w:pPr>
+        <w:numPr>
+          <w:ilvl w:val="0"/>
+          <w:numId w:val="10"/>
+        </w:numPr>
+      </w:pPr>
+      <w:r>
+        <w:rPr>
+          <w:b/>
+          <w:bCs/>
+        </w:rPr>
+        <w:t>The Contribution:</w:t>
+      </w:r>
+      <w:r>
+        <w:t xml:space="preserve"> This approach is incredibly elegant. It slashes the number of heuristic parameters that engineers </w:t>
+      </w:r>
+      <w:proofErr w:type="gramStart"/>
+      <w:r>
+        <w:t>have to</w:t>
+      </w:r>
+      <w:proofErr w:type="gramEnd"/>
+      <w:r>
+        <w:t xml:space="preserve"> worry about, and it drastically reduces the mathematical operations required per image, making the model exceptionally fast and lightweight.</w:t>
+      </w:r>
+    </w:p>
+    <w:p>
+      <w:pPr>
+        <w:rPr>
+          <w:b/>
+          <w:bCs/>
+        </w:rPr>
+      </w:pPr>
+      <w:r>
+        <w:rPr>
+          <w:b/>
+          <w:bCs/>
+        </w:rPr>
+        <w:t>Module 5: Dynamic Label Assignment (</w:t>
+      </w:r>
+      <w:proofErr w:type="spellStart"/>
+      <w:r>
+        <w:rPr>
+          <w:b/>
+          <w:bCs/>
+        </w:rPr>
+        <w:t>SimOTA</w:t>
+      </w:r>
+      <w:proofErr w:type="spellEnd"/>
+      <w:r>
+        <w:rPr>
+          <w:b/>
+          <w:bCs/>
+        </w:rPr>
+        <w:t xml:space="preserve">) - </w:t>
+      </w:r>
+      <w:r>
+        <w:rPr>
+          <w:b/>
+          <w:bCs/>
+          <w:i/>
+          <w:iCs/>
+        </w:rPr>
+        <w:t>The Smart Teacher</w:t>
+      </w:r>
+    </w:p>
+    <w:p>
+      <w:r>
+        <w:t xml:space="preserve">This module is only active during the training phase. When the model tries to detect an object, it needs to know if it was right or wrong so it can update its internal weights. But how does it decide </w:t>
+      </w:r>
+      <w:r>
+        <w:rPr>
+          <w:i/>
+          <w:iCs/>
+        </w:rPr>
+        <w:t>which</w:t>
+      </w:r>
+      <w:r>
+        <w:t xml:space="preserve"> grid points are "responsible" for learning about a specific object?</w:t>
+      </w:r>
+    </w:p>
+    <w:p>
+      <w:pPr>
+        <w:numPr>
+          <w:ilvl w:val="0"/>
+          <w:numId w:val="11"/>
+        </w:numPr>
+      </w:pPr>
+      <w:r>
+        <w:rPr>
+          <w:b/>
+          <w:bCs/>
+        </w:rPr>
+        <w:t>The Problem:</w:t>
+      </w:r>
+      <w:r>
+        <w:t xml:space="preserve"> Older models used rigid, fixed rules. For example: "If an anchor box overlaps the ground-truth object by more than 50%, it is a positive match." But rigid rules fail in complex scenarios, like when multiple objects overlap or when an object has an unusual shape.</w:t>
+      </w:r>
+    </w:p>
+    <w:p>
+      <w:pPr>
+        <w:numPr>
+          <w:ilvl w:val="0"/>
+          <w:numId w:val="11"/>
+        </w:numPr>
+      </w:pPr>
+      <w:r>
+        <w:rPr>
+          <w:b/>
+          <w:bCs/>
+        </w:rPr>
+        <w:t>The YOLOX Solution (</w:t>
+      </w:r>
+      <w:proofErr w:type="spellStart"/>
+      <w:r>
+        <w:rPr>
+          <w:b/>
+          <w:bCs/>
+        </w:rPr>
+        <w:t>SimOTA</w:t>
+      </w:r>
+      <w:proofErr w:type="spellEnd"/>
+      <w:r>
+        <w:rPr>
+          <w:b/>
+          <w:bCs/>
+        </w:rPr>
+        <w:t>):</w:t>
+      </w:r>
+      <w:r>
+        <w:t xml:space="preserve"> YOLOX uses an advanced mathematical algorithm called Optimal Transport. Instead of using fixed rules, </w:t>
+      </w:r>
+      <w:proofErr w:type="spellStart"/>
+      <w:r>
+        <w:rPr>
+          <w:b/>
+          <w:bCs/>
+        </w:rPr>
+        <w:t>SimOTA</w:t>
+      </w:r>
+      <w:proofErr w:type="spellEnd"/>
+      <w:r>
+        <w:t xml:space="preserve"> </w:t>
+      </w:r>
+      <w:r>
+        <w:lastRenderedPageBreak/>
+        <w:t>dynamically evaluates the network's current predictions during every single step of training. It calculates a "Cost Matrix" based on two factors:</w:t>
+      </w:r>
+    </w:p>
+    <w:p>
+      <w:pPr>
+        <w:numPr>
+          <w:ilvl w:val="1"/>
+          <w:numId w:val="11"/>
+        </w:numPr>
+      </w:pPr>
+      <w:r>
+        <w:t>How accurate is the predicted bounding box? (Regression Cost)</w:t>
+      </w:r>
+    </w:p>
+    <w:p>
+      <w:pPr>
+        <w:numPr>
+          <w:ilvl w:val="1"/>
+          <w:numId w:val="11"/>
+        </w:numPr>
+      </w:pPr>
+      <w:r>
+        <w:t>How confident is the classification? (Classification Cost)</w:t>
+      </w:r>
+    </w:p>
+    <w:p>
+      <w:pPr>
+        <w:numPr>
+          <w:ilvl w:val="0"/>
+          <w:numId w:val="11"/>
+        </w:numPr>
+      </w:pPr>
+      <w:r>
+        <w:rPr>
+          <w:b/>
+          <w:bCs/>
+        </w:rPr>
+        <w:t>The Contribution:</w:t>
+      </w:r>
+      <w:r>
+        <w:t xml:space="preserve"> </w:t>
+      </w:r>
+      <w:proofErr w:type="spellStart"/>
+      <w:r>
+        <w:t>SimOTA</w:t>
+      </w:r>
+      <w:proofErr w:type="spellEnd"/>
+      <w:r>
+        <w:t xml:space="preserve"> mathematically assigns the role of "positive learner" only to the grid cells that have the lowest combined cost. It dynamically routes the learning process to the smartest, most capable parts of the network for that specific image. If an object is partially hidden, </w:t>
+      </w:r>
+      <w:proofErr w:type="spellStart"/>
+      <w:r>
+        <w:t>SimOTA</w:t>
+      </w:r>
+      <w:proofErr w:type="spellEnd"/>
+      <w:r>
+        <w:t xml:space="preserve"> intelligently shifts the learning responsibility to the grid cells covering the visible portion.</w:t>
+      </w:r>
+    </w:p>
+    <w:p>
+      <w:pPr>
+        <w:rPr>
+          <w:b/>
+          <w:bCs/>
+        </w:rPr>
+      </w:pPr>
+      <w:r>
+        <w:rPr>
+          <w:b/>
+          <w:bCs/>
+        </w:rPr>
+        <w:t xml:space="preserve">Module 6: Live Inference and NMS - </w:t>
+      </w:r>
+      <w:r>
+        <w:rPr>
+          <w:b/>
+          <w:bCs/>
+          <w:i/>
+          <w:iCs/>
+        </w:rPr>
+        <w:t>The Final Editor</w:t>
+      </w:r>
+    </w:p>
+    <w:p>
+      <w:r>
+        <w:t xml:space="preserve">When the fully trained model is finally deployed to </w:t>
+      </w:r>
+      <w:proofErr w:type="spellStart"/>
+      <w:r>
+        <w:t>analyze</w:t>
+      </w:r>
+      <w:proofErr w:type="spellEnd"/>
+      <w:r>
+        <w:t xml:space="preserve"> new, unseen images, it performs one final cleanup step.</w:t>
+      </w:r>
+    </w:p>
+    <w:p>
+      <w:pPr>
+        <w:numPr>
+          <w:ilvl w:val="0"/>
+          <w:numId w:val="12"/>
+        </w:numPr>
+      </w:pPr>
+      <w:r>
+        <w:rPr>
+          <w:b/>
+          <w:bCs/>
+        </w:rPr>
+        <w:t>The Problem:</w:t>
+      </w:r>
+      <w:r>
+        <w:t xml:space="preserve"> Because the Decoupled Head is so powerful, it might </w:t>
+      </w:r>
+      <w:proofErr w:type="gramStart"/>
+      <w:r>
+        <w:t>actually draw</w:t>
+      </w:r>
+      <w:proofErr w:type="gramEnd"/>
+      <w:r>
+        <w:t xml:space="preserve"> 10 or 15 slightly different overlapping bounding boxes around a single, highly visible object.</w:t>
+      </w:r>
+    </w:p>
+    <w:p>
+      <w:pPr>
+        <w:numPr>
+          <w:ilvl w:val="0"/>
+          <w:numId w:val="12"/>
+        </w:numPr>
+      </w:pPr>
+      <w:r>
+        <w:rPr>
+          <w:b/>
+          <w:bCs/>
+        </w:rPr>
+        <w:t>The Solution (Non-Maximum Suppression):</w:t>
+      </w:r>
+      <w:r>
+        <w:t xml:space="preserve"> Before the final image is output to the user, the NMS algorithm steps in. It evaluates all the overlapping boxes based on their confidence scores. It immediately deletes any box that falls below a minimum threshold. For the remaining overlapping boxes, it mathematically erases the weaker, redundant ones, keeping only the single highest-probability bounding box.</w:t>
+      </w:r>
+    </w:p>
+    <w:p>
+      <w:pPr>
+        <w:numPr>
+          <w:ilvl w:val="0"/>
+          <w:numId w:val="12"/>
+        </w:numPr>
+      </w:pPr>
+      <w:r>
+        <w:rPr>
+          <w:b/>
+          <w:bCs/>
+        </w:rPr>
+        <w:t>The Contribution:</w:t>
+      </w:r>
+      <w:r>
+        <w:t xml:space="preserve"> NMS ensures that the final output is clean, stable, and accurate, providing a perfect visualization of the detected objects without any flickering or messy duplicates.</w:t>
+      </w:r>
+    </w:p>
     <w:p>
       <w:pPr>
         <w:rPr>
@@ -6145,6 +8366,1819 @@
     </w:sectPr>
   </w:body>
 </w:document>
+</file>
+
+<file path=word/numbering.xml><?xml version="1.0" encoding="utf-8"?>
+<w:numbering xmlns:wpc="http://schemas.microsoft.com/office/word/2010/wordprocessingCanvas" xmlns:cx="http://schemas.microsoft.com/office/drawing/2014/chartex" xmlns:cx1="http://schemas.microsoft.com/office/drawing/2015/9/8/chartex" xmlns:cx2="http://schemas.microsoft.com/office/drawing/2015/10/21/chartex" xmlns:cx3="http://schemas.microsoft.com/office/drawing/2016/5/9/chartex" xmlns:cx4="http://schemas.microsoft.com/office/drawing/2016/5/10/chartex" xmlns:cx5="http://schemas.microsoft.com/office/drawing/2016/5/11/chartex" xmlns:cx6="http://schemas.microsoft.com/office/drawing/2016/5/12/chartex" xmlns:cx7="http://schemas.microsoft.com/office/drawing/2016/5/13/chartex" xmlns:cx8="http://schemas.microsoft.com/office/drawing/2016/5/14/chartex" xmlns:mc="http://schemas.openxmlformats.org/markup-compatibility/2006" xmlns:aink="http://schemas.microsoft.com/office/drawing/2016/ink" xmlns:am3d="http://schemas.microsoft.com/office/drawing/2017/model3d" xmlns:o="urn:schemas-microsoft-com:office:office" xmlns:oel="http://schemas.microsoft.com/office/2019/extlst" xmlns:r="http://schemas.openxmlformats.org/officeDocument/2006/relationships" xmlns:m="http://schemas.openxmlformats.org/officeDocument/2006/math" xmlns:v="urn:schemas-microsoft-com:vml" xmlns:wp14="http://schemas.microsoft.com/office/word/2010/wordprocessingDrawing" xmlns:wp="http://schemas.openxmlformats.org/drawingml/2006/wordprocessingDrawing" xmlns:w10="urn:schemas-microsoft-com:office:word" xmlns:w="http://schemas.openxmlformats.org/wordprocessingml/2006/main" xmlns:w14="http://schemas.microsoft.com/office/word/2010/wordml" xmlns:w15="http://schemas.microsoft.com/office/word/2012/wordml" xmlns:w16cex="http://schemas.microsoft.com/office/word/2018/wordml/cex" xmlns:w16cid="http://schemas.microsoft.com/office/word/2016/wordml/cid" xmlns:w16="http://schemas.microsoft.com/office/word/2018/wordml" xmlns:w16du="http://schemas.microsoft.com/office/word/2023/wordml/word16du" xmlns:w16sdtdh="http://schemas.microsoft.com/office/word/2020/wordml/sdtdatahash" xmlns:w16sdtfl="http://schemas.microsoft.com/office/word/2024/wordml/sdtformatlock" xmlns:w16se="http://schemas.microsoft.com/office/word/2015/wordml/symex" xmlns:wpg="http://schemas.microsoft.com/office/word/2010/wordprocessingGroup" xmlns:wpi="http://schemas.microsoft.com/office/word/2010/wordprocessingInk" xmlns:wne="http://schemas.microsoft.com/office/word/2006/wordml" xmlns:wps="http://schemas.microsoft.com/office/word/2010/wordprocessingShape" mc:Ignorable="w14 w15 w16se w16cid w16 w16cex w16sdtdh w16sdtfl w16du wp14">
+  <w:abstractNum w:abstractNumId="0" w15:restartNumberingAfterBreak="0">
+    <w:nsid w:val="0F624BFA"/>
+    <w:multiLevelType w:val="multilevel"/>
+    <w:tmpl w:val="EFF40380"/>
+    <w:lvl w:ilvl="0">
+      <w:start w:val="1"/>
+      <w:numFmt w:val="bullet"/>
+      <w:lvlText w:val=""/>
+      <w:lvlJc w:val="left"/>
+      <w:pPr>
+        <w:tabs>
+          <w:tab w:val="num" w:pos="720"/>
+        </w:tabs>
+        <w:ind w:left="720" w:hanging="360"/>
+      </w:pPr>
+      <w:rPr>
+        <w:rFonts w:ascii="Symbol" w:hAnsi="Symbol" w:hint="default"/>
+        <w:sz w:val="20"/>
+      </w:rPr>
+    </w:lvl>
+    <w:lvl w:ilvl="1" w:tentative="1">
+      <w:start w:val="1"/>
+      <w:numFmt w:val="bullet"/>
+      <w:lvlText w:val="o"/>
+      <w:lvlJc w:val="left"/>
+      <w:pPr>
+        <w:tabs>
+          <w:tab w:val="num" w:pos="1440"/>
+        </w:tabs>
+        <w:ind w:left="1440" w:hanging="360"/>
+      </w:pPr>
+      <w:rPr>
+        <w:rFonts w:ascii="Courier New" w:hAnsi="Courier New" w:hint="default"/>
+        <w:sz w:val="20"/>
+      </w:rPr>
+    </w:lvl>
+    <w:lvl w:ilvl="2" w:tentative="1">
+      <w:start w:val="1"/>
+      <w:numFmt w:val="bullet"/>
+      <w:lvlText w:val=""/>
+      <w:lvlJc w:val="left"/>
+      <w:pPr>
+        <w:tabs>
+          <w:tab w:val="num" w:pos="2160"/>
+        </w:tabs>
+        <w:ind w:left="2160" w:hanging="360"/>
+      </w:pPr>
+      <w:rPr>
+        <w:rFonts w:ascii="Wingdings" w:hAnsi="Wingdings" w:hint="default"/>
+        <w:sz w:val="20"/>
+      </w:rPr>
+    </w:lvl>
+    <w:lvl w:ilvl="3" w:tentative="1">
+      <w:start w:val="1"/>
+      <w:numFmt w:val="bullet"/>
+      <w:lvlText w:val=""/>
+      <w:lvlJc w:val="left"/>
+      <w:pPr>
+        <w:tabs>
+          <w:tab w:val="num" w:pos="2880"/>
+        </w:tabs>
+        <w:ind w:left="2880" w:hanging="360"/>
+      </w:pPr>
+      <w:rPr>
+        <w:rFonts w:ascii="Wingdings" w:hAnsi="Wingdings" w:hint="default"/>
+        <w:sz w:val="20"/>
+      </w:rPr>
+    </w:lvl>
+    <w:lvl w:ilvl="4" w:tentative="1">
+      <w:start w:val="1"/>
+      <w:numFmt w:val="bullet"/>
+      <w:lvlText w:val=""/>
+      <w:lvlJc w:val="left"/>
+      <w:pPr>
+        <w:tabs>
+          <w:tab w:val="num" w:pos="3600"/>
+        </w:tabs>
+        <w:ind w:left="3600" w:hanging="360"/>
+      </w:pPr>
+      <w:rPr>
+        <w:rFonts w:ascii="Wingdings" w:hAnsi="Wingdings" w:hint="default"/>
+        <w:sz w:val="20"/>
+      </w:rPr>
+    </w:lvl>
+    <w:lvl w:ilvl="5" w:tentative="1">
+      <w:start w:val="1"/>
+      <w:numFmt w:val="bullet"/>
+      <w:lvlText w:val=""/>
+      <w:lvlJc w:val="left"/>
+      <w:pPr>
+        <w:tabs>
+          <w:tab w:val="num" w:pos="4320"/>
+        </w:tabs>
+        <w:ind w:left="4320" w:hanging="360"/>
+      </w:pPr>
+      <w:rPr>
+        <w:rFonts w:ascii="Wingdings" w:hAnsi="Wingdings" w:hint="default"/>
+        <w:sz w:val="20"/>
+      </w:rPr>
+    </w:lvl>
+    <w:lvl w:ilvl="6" w:tentative="1">
+      <w:start w:val="1"/>
+      <w:numFmt w:val="bullet"/>
+      <w:lvlText w:val=""/>
+      <w:lvlJc w:val="left"/>
+      <w:pPr>
+        <w:tabs>
+          <w:tab w:val="num" w:pos="5040"/>
+        </w:tabs>
+        <w:ind w:left="5040" w:hanging="360"/>
+      </w:pPr>
+      <w:rPr>
+        <w:rFonts w:ascii="Wingdings" w:hAnsi="Wingdings" w:hint="default"/>
+        <w:sz w:val="20"/>
+      </w:rPr>
+    </w:lvl>
+    <w:lvl w:ilvl="7" w:tentative="1">
+      <w:start w:val="1"/>
+      <w:numFmt w:val="bullet"/>
+      <w:lvlText w:val=""/>
+      <w:lvlJc w:val="left"/>
+      <w:pPr>
+        <w:tabs>
+          <w:tab w:val="num" w:pos="5760"/>
+        </w:tabs>
+        <w:ind w:left="5760" w:hanging="360"/>
+      </w:pPr>
+      <w:rPr>
+        <w:rFonts w:ascii="Wingdings" w:hAnsi="Wingdings" w:hint="default"/>
+        <w:sz w:val="20"/>
+      </w:rPr>
+    </w:lvl>
+    <w:lvl w:ilvl="8" w:tentative="1">
+      <w:start w:val="1"/>
+      <w:numFmt w:val="bullet"/>
+      <w:lvlText w:val=""/>
+      <w:lvlJc w:val="left"/>
+      <w:pPr>
+        <w:tabs>
+          <w:tab w:val="num" w:pos="6480"/>
+        </w:tabs>
+        <w:ind w:left="6480" w:hanging="360"/>
+      </w:pPr>
+      <w:rPr>
+        <w:rFonts w:ascii="Wingdings" w:hAnsi="Wingdings" w:hint="default"/>
+        <w:sz w:val="20"/>
+      </w:rPr>
+    </w:lvl>
+  </w:abstractNum>
+  <w:abstractNum w:abstractNumId="1" w15:restartNumberingAfterBreak="0">
+    <w:nsid w:val="2ADA2BDB"/>
+    <w:multiLevelType w:val="multilevel"/>
+    <w:tmpl w:val="408811D4"/>
+    <w:lvl w:ilvl="0">
+      <w:start w:val="1"/>
+      <w:numFmt w:val="bullet"/>
+      <w:lvlText w:val=""/>
+      <w:lvlJc w:val="left"/>
+      <w:pPr>
+        <w:tabs>
+          <w:tab w:val="num" w:pos="720"/>
+        </w:tabs>
+        <w:ind w:left="720" w:hanging="360"/>
+      </w:pPr>
+      <w:rPr>
+        <w:rFonts w:ascii="Symbol" w:hAnsi="Symbol" w:hint="default"/>
+        <w:sz w:val="20"/>
+      </w:rPr>
+    </w:lvl>
+    <w:lvl w:ilvl="1" w:tentative="1">
+      <w:start w:val="1"/>
+      <w:numFmt w:val="bullet"/>
+      <w:lvlText w:val="o"/>
+      <w:lvlJc w:val="left"/>
+      <w:pPr>
+        <w:tabs>
+          <w:tab w:val="num" w:pos="1440"/>
+        </w:tabs>
+        <w:ind w:left="1440" w:hanging="360"/>
+      </w:pPr>
+      <w:rPr>
+        <w:rFonts w:ascii="Courier New" w:hAnsi="Courier New" w:hint="default"/>
+        <w:sz w:val="20"/>
+      </w:rPr>
+    </w:lvl>
+    <w:lvl w:ilvl="2" w:tentative="1">
+      <w:start w:val="1"/>
+      <w:numFmt w:val="bullet"/>
+      <w:lvlText w:val=""/>
+      <w:lvlJc w:val="left"/>
+      <w:pPr>
+        <w:tabs>
+          <w:tab w:val="num" w:pos="2160"/>
+        </w:tabs>
+        <w:ind w:left="2160" w:hanging="360"/>
+      </w:pPr>
+      <w:rPr>
+        <w:rFonts w:ascii="Wingdings" w:hAnsi="Wingdings" w:hint="default"/>
+        <w:sz w:val="20"/>
+      </w:rPr>
+    </w:lvl>
+    <w:lvl w:ilvl="3" w:tentative="1">
+      <w:start w:val="1"/>
+      <w:numFmt w:val="bullet"/>
+      <w:lvlText w:val=""/>
+      <w:lvlJc w:val="left"/>
+      <w:pPr>
+        <w:tabs>
+          <w:tab w:val="num" w:pos="2880"/>
+        </w:tabs>
+        <w:ind w:left="2880" w:hanging="360"/>
+      </w:pPr>
+      <w:rPr>
+        <w:rFonts w:ascii="Wingdings" w:hAnsi="Wingdings" w:hint="default"/>
+        <w:sz w:val="20"/>
+      </w:rPr>
+    </w:lvl>
+    <w:lvl w:ilvl="4" w:tentative="1">
+      <w:start w:val="1"/>
+      <w:numFmt w:val="bullet"/>
+      <w:lvlText w:val=""/>
+      <w:lvlJc w:val="left"/>
+      <w:pPr>
+        <w:tabs>
+          <w:tab w:val="num" w:pos="3600"/>
+        </w:tabs>
+        <w:ind w:left="3600" w:hanging="360"/>
+      </w:pPr>
+      <w:rPr>
+        <w:rFonts w:ascii="Wingdings" w:hAnsi="Wingdings" w:hint="default"/>
+        <w:sz w:val="20"/>
+      </w:rPr>
+    </w:lvl>
+    <w:lvl w:ilvl="5" w:tentative="1">
+      <w:start w:val="1"/>
+      <w:numFmt w:val="bullet"/>
+      <w:lvlText w:val=""/>
+      <w:lvlJc w:val="left"/>
+      <w:pPr>
+        <w:tabs>
+          <w:tab w:val="num" w:pos="4320"/>
+        </w:tabs>
+        <w:ind w:left="4320" w:hanging="360"/>
+      </w:pPr>
+      <w:rPr>
+        <w:rFonts w:ascii="Wingdings" w:hAnsi="Wingdings" w:hint="default"/>
+        <w:sz w:val="20"/>
+      </w:rPr>
+    </w:lvl>
+    <w:lvl w:ilvl="6" w:tentative="1">
+      <w:start w:val="1"/>
+      <w:numFmt w:val="bullet"/>
+      <w:lvlText w:val=""/>
+      <w:lvlJc w:val="left"/>
+      <w:pPr>
+        <w:tabs>
+          <w:tab w:val="num" w:pos="5040"/>
+        </w:tabs>
+        <w:ind w:left="5040" w:hanging="360"/>
+      </w:pPr>
+      <w:rPr>
+        <w:rFonts w:ascii="Wingdings" w:hAnsi="Wingdings" w:hint="default"/>
+        <w:sz w:val="20"/>
+      </w:rPr>
+    </w:lvl>
+    <w:lvl w:ilvl="7" w:tentative="1">
+      <w:start w:val="1"/>
+      <w:numFmt w:val="bullet"/>
+      <w:lvlText w:val=""/>
+      <w:lvlJc w:val="left"/>
+      <w:pPr>
+        <w:tabs>
+          <w:tab w:val="num" w:pos="5760"/>
+        </w:tabs>
+        <w:ind w:left="5760" w:hanging="360"/>
+      </w:pPr>
+      <w:rPr>
+        <w:rFonts w:ascii="Wingdings" w:hAnsi="Wingdings" w:hint="default"/>
+        <w:sz w:val="20"/>
+      </w:rPr>
+    </w:lvl>
+    <w:lvl w:ilvl="8" w:tentative="1">
+      <w:start w:val="1"/>
+      <w:numFmt w:val="bullet"/>
+      <w:lvlText w:val=""/>
+      <w:lvlJc w:val="left"/>
+      <w:pPr>
+        <w:tabs>
+          <w:tab w:val="num" w:pos="6480"/>
+        </w:tabs>
+        <w:ind w:left="6480" w:hanging="360"/>
+      </w:pPr>
+      <w:rPr>
+        <w:rFonts w:ascii="Wingdings" w:hAnsi="Wingdings" w:hint="default"/>
+        <w:sz w:val="20"/>
+      </w:rPr>
+    </w:lvl>
+  </w:abstractNum>
+  <w:abstractNum w:abstractNumId="2" w15:restartNumberingAfterBreak="0">
+    <w:nsid w:val="30FE330F"/>
+    <w:multiLevelType w:val="multilevel"/>
+    <w:tmpl w:val="0DAA91F4"/>
+    <w:lvl w:ilvl="0">
+      <w:start w:val="1"/>
+      <w:numFmt w:val="bullet"/>
+      <w:lvlText w:val=""/>
+      <w:lvlJc w:val="left"/>
+      <w:pPr>
+        <w:tabs>
+          <w:tab w:val="num" w:pos="720"/>
+        </w:tabs>
+        <w:ind w:left="720" w:hanging="360"/>
+      </w:pPr>
+      <w:rPr>
+        <w:rFonts w:ascii="Symbol" w:hAnsi="Symbol" w:hint="default"/>
+        <w:sz w:val="20"/>
+      </w:rPr>
+    </w:lvl>
+    <w:lvl w:ilvl="1" w:tentative="1">
+      <w:start w:val="1"/>
+      <w:numFmt w:val="bullet"/>
+      <w:lvlText w:val="o"/>
+      <w:lvlJc w:val="left"/>
+      <w:pPr>
+        <w:tabs>
+          <w:tab w:val="num" w:pos="1440"/>
+        </w:tabs>
+        <w:ind w:left="1440" w:hanging="360"/>
+      </w:pPr>
+      <w:rPr>
+        <w:rFonts w:ascii="Courier New" w:hAnsi="Courier New" w:hint="default"/>
+        <w:sz w:val="20"/>
+      </w:rPr>
+    </w:lvl>
+    <w:lvl w:ilvl="2" w:tentative="1">
+      <w:start w:val="1"/>
+      <w:numFmt w:val="bullet"/>
+      <w:lvlText w:val=""/>
+      <w:lvlJc w:val="left"/>
+      <w:pPr>
+        <w:tabs>
+          <w:tab w:val="num" w:pos="2160"/>
+        </w:tabs>
+        <w:ind w:left="2160" w:hanging="360"/>
+      </w:pPr>
+      <w:rPr>
+        <w:rFonts w:ascii="Wingdings" w:hAnsi="Wingdings" w:hint="default"/>
+        <w:sz w:val="20"/>
+      </w:rPr>
+    </w:lvl>
+    <w:lvl w:ilvl="3" w:tentative="1">
+      <w:start w:val="1"/>
+      <w:numFmt w:val="bullet"/>
+      <w:lvlText w:val=""/>
+      <w:lvlJc w:val="left"/>
+      <w:pPr>
+        <w:tabs>
+          <w:tab w:val="num" w:pos="2880"/>
+        </w:tabs>
+        <w:ind w:left="2880" w:hanging="360"/>
+      </w:pPr>
+      <w:rPr>
+        <w:rFonts w:ascii="Wingdings" w:hAnsi="Wingdings" w:hint="default"/>
+        <w:sz w:val="20"/>
+      </w:rPr>
+    </w:lvl>
+    <w:lvl w:ilvl="4" w:tentative="1">
+      <w:start w:val="1"/>
+      <w:numFmt w:val="bullet"/>
+      <w:lvlText w:val=""/>
+      <w:lvlJc w:val="left"/>
+      <w:pPr>
+        <w:tabs>
+          <w:tab w:val="num" w:pos="3600"/>
+        </w:tabs>
+        <w:ind w:left="3600" w:hanging="360"/>
+      </w:pPr>
+      <w:rPr>
+        <w:rFonts w:ascii="Wingdings" w:hAnsi="Wingdings" w:hint="default"/>
+        <w:sz w:val="20"/>
+      </w:rPr>
+    </w:lvl>
+    <w:lvl w:ilvl="5" w:tentative="1">
+      <w:start w:val="1"/>
+      <w:numFmt w:val="bullet"/>
+      <w:lvlText w:val=""/>
+      <w:lvlJc w:val="left"/>
+      <w:pPr>
+        <w:tabs>
+          <w:tab w:val="num" w:pos="4320"/>
+        </w:tabs>
+        <w:ind w:left="4320" w:hanging="360"/>
+      </w:pPr>
+      <w:rPr>
+        <w:rFonts w:ascii="Wingdings" w:hAnsi="Wingdings" w:hint="default"/>
+        <w:sz w:val="20"/>
+      </w:rPr>
+    </w:lvl>
+    <w:lvl w:ilvl="6" w:tentative="1">
+      <w:start w:val="1"/>
+      <w:numFmt w:val="bullet"/>
+      <w:lvlText w:val=""/>
+      <w:lvlJc w:val="left"/>
+      <w:pPr>
+        <w:tabs>
+          <w:tab w:val="num" w:pos="5040"/>
+        </w:tabs>
+        <w:ind w:left="5040" w:hanging="360"/>
+      </w:pPr>
+      <w:rPr>
+        <w:rFonts w:ascii="Wingdings" w:hAnsi="Wingdings" w:hint="default"/>
+        <w:sz w:val="20"/>
+      </w:rPr>
+    </w:lvl>
+    <w:lvl w:ilvl="7" w:tentative="1">
+      <w:start w:val="1"/>
+      <w:numFmt w:val="bullet"/>
+      <w:lvlText w:val=""/>
+      <w:lvlJc w:val="left"/>
+      <w:pPr>
+        <w:tabs>
+          <w:tab w:val="num" w:pos="5760"/>
+        </w:tabs>
+        <w:ind w:left="5760" w:hanging="360"/>
+      </w:pPr>
+      <w:rPr>
+        <w:rFonts w:ascii="Wingdings" w:hAnsi="Wingdings" w:hint="default"/>
+        <w:sz w:val="20"/>
+      </w:rPr>
+    </w:lvl>
+    <w:lvl w:ilvl="8" w:tentative="1">
+      <w:start w:val="1"/>
+      <w:numFmt w:val="bullet"/>
+      <w:lvlText w:val=""/>
+      <w:lvlJc w:val="left"/>
+      <w:pPr>
+        <w:tabs>
+          <w:tab w:val="num" w:pos="6480"/>
+        </w:tabs>
+        <w:ind w:left="6480" w:hanging="360"/>
+      </w:pPr>
+      <w:rPr>
+        <w:rFonts w:ascii="Wingdings" w:hAnsi="Wingdings" w:hint="default"/>
+        <w:sz w:val="20"/>
+      </w:rPr>
+    </w:lvl>
+  </w:abstractNum>
+  <w:abstractNum w:abstractNumId="3" w15:restartNumberingAfterBreak="0">
+    <w:nsid w:val="386708CB"/>
+    <w:multiLevelType w:val="multilevel"/>
+    <w:tmpl w:val="0D7C9AD0"/>
+    <w:lvl w:ilvl="0">
+      <w:start w:val="1"/>
+      <w:numFmt w:val="bullet"/>
+      <w:lvlText w:val=""/>
+      <w:lvlJc w:val="left"/>
+      <w:pPr>
+        <w:tabs>
+          <w:tab w:val="num" w:pos="720"/>
+        </w:tabs>
+        <w:ind w:left="720" w:hanging="360"/>
+      </w:pPr>
+      <w:rPr>
+        <w:rFonts w:ascii="Symbol" w:hAnsi="Symbol" w:hint="default"/>
+        <w:sz w:val="20"/>
+      </w:rPr>
+    </w:lvl>
+    <w:lvl w:ilvl="1">
+      <w:start w:val="1"/>
+      <w:numFmt w:val="decimal"/>
+      <w:lvlText w:val="%2."/>
+      <w:lvlJc w:val="left"/>
+      <w:pPr>
+        <w:tabs>
+          <w:tab w:val="num" w:pos="1440"/>
+        </w:tabs>
+        <w:ind w:left="1440" w:hanging="360"/>
+      </w:pPr>
+    </w:lvl>
+    <w:lvl w:ilvl="2" w:tentative="1">
+      <w:start w:val="1"/>
+      <w:numFmt w:val="bullet"/>
+      <w:lvlText w:val=""/>
+      <w:lvlJc w:val="left"/>
+      <w:pPr>
+        <w:tabs>
+          <w:tab w:val="num" w:pos="2160"/>
+        </w:tabs>
+        <w:ind w:left="2160" w:hanging="360"/>
+      </w:pPr>
+      <w:rPr>
+        <w:rFonts w:ascii="Wingdings" w:hAnsi="Wingdings" w:hint="default"/>
+        <w:sz w:val="20"/>
+      </w:rPr>
+    </w:lvl>
+    <w:lvl w:ilvl="3" w:tentative="1">
+      <w:start w:val="1"/>
+      <w:numFmt w:val="bullet"/>
+      <w:lvlText w:val=""/>
+      <w:lvlJc w:val="left"/>
+      <w:pPr>
+        <w:tabs>
+          <w:tab w:val="num" w:pos="2880"/>
+        </w:tabs>
+        <w:ind w:left="2880" w:hanging="360"/>
+      </w:pPr>
+      <w:rPr>
+        <w:rFonts w:ascii="Wingdings" w:hAnsi="Wingdings" w:hint="default"/>
+        <w:sz w:val="20"/>
+      </w:rPr>
+    </w:lvl>
+    <w:lvl w:ilvl="4" w:tentative="1">
+      <w:start w:val="1"/>
+      <w:numFmt w:val="bullet"/>
+      <w:lvlText w:val=""/>
+      <w:lvlJc w:val="left"/>
+      <w:pPr>
+        <w:tabs>
+          <w:tab w:val="num" w:pos="3600"/>
+        </w:tabs>
+        <w:ind w:left="3600" w:hanging="360"/>
+      </w:pPr>
+      <w:rPr>
+        <w:rFonts w:ascii="Wingdings" w:hAnsi="Wingdings" w:hint="default"/>
+        <w:sz w:val="20"/>
+      </w:rPr>
+    </w:lvl>
+    <w:lvl w:ilvl="5" w:tentative="1">
+      <w:start w:val="1"/>
+      <w:numFmt w:val="bullet"/>
+      <w:lvlText w:val=""/>
+      <w:lvlJc w:val="left"/>
+      <w:pPr>
+        <w:tabs>
+          <w:tab w:val="num" w:pos="4320"/>
+        </w:tabs>
+        <w:ind w:left="4320" w:hanging="360"/>
+      </w:pPr>
+      <w:rPr>
+        <w:rFonts w:ascii="Wingdings" w:hAnsi="Wingdings" w:hint="default"/>
+        <w:sz w:val="20"/>
+      </w:rPr>
+    </w:lvl>
+    <w:lvl w:ilvl="6" w:tentative="1">
+      <w:start w:val="1"/>
+      <w:numFmt w:val="bullet"/>
+      <w:lvlText w:val=""/>
+      <w:lvlJc w:val="left"/>
+      <w:pPr>
+        <w:tabs>
+          <w:tab w:val="num" w:pos="5040"/>
+        </w:tabs>
+        <w:ind w:left="5040" w:hanging="360"/>
+      </w:pPr>
+      <w:rPr>
+        <w:rFonts w:ascii="Wingdings" w:hAnsi="Wingdings" w:hint="default"/>
+        <w:sz w:val="20"/>
+      </w:rPr>
+    </w:lvl>
+    <w:lvl w:ilvl="7" w:tentative="1">
+      <w:start w:val="1"/>
+      <w:numFmt w:val="bullet"/>
+      <w:lvlText w:val=""/>
+      <w:lvlJc w:val="left"/>
+      <w:pPr>
+        <w:tabs>
+          <w:tab w:val="num" w:pos="5760"/>
+        </w:tabs>
+        <w:ind w:left="5760" w:hanging="360"/>
+      </w:pPr>
+      <w:rPr>
+        <w:rFonts w:ascii="Wingdings" w:hAnsi="Wingdings" w:hint="default"/>
+        <w:sz w:val="20"/>
+      </w:rPr>
+    </w:lvl>
+    <w:lvl w:ilvl="8" w:tentative="1">
+      <w:start w:val="1"/>
+      <w:numFmt w:val="bullet"/>
+      <w:lvlText w:val=""/>
+      <w:lvlJc w:val="left"/>
+      <w:pPr>
+        <w:tabs>
+          <w:tab w:val="num" w:pos="6480"/>
+        </w:tabs>
+        <w:ind w:left="6480" w:hanging="360"/>
+      </w:pPr>
+      <w:rPr>
+        <w:rFonts w:ascii="Wingdings" w:hAnsi="Wingdings" w:hint="default"/>
+        <w:sz w:val="20"/>
+      </w:rPr>
+    </w:lvl>
+  </w:abstractNum>
+  <w:abstractNum w:abstractNumId="4" w15:restartNumberingAfterBreak="0">
+    <w:nsid w:val="3C48455A"/>
+    <w:multiLevelType w:val="multilevel"/>
+    <w:tmpl w:val="8FD6AE1A"/>
+    <w:lvl w:ilvl="0">
+      <w:start w:val="1"/>
+      <w:numFmt w:val="bullet"/>
+      <w:lvlText w:val=""/>
+      <w:lvlJc w:val="left"/>
+      <w:pPr>
+        <w:tabs>
+          <w:tab w:val="num" w:pos="720"/>
+        </w:tabs>
+        <w:ind w:left="720" w:hanging="360"/>
+      </w:pPr>
+      <w:rPr>
+        <w:rFonts w:ascii="Symbol" w:hAnsi="Symbol" w:hint="default"/>
+        <w:sz w:val="20"/>
+      </w:rPr>
+    </w:lvl>
+    <w:lvl w:ilvl="1" w:tentative="1">
+      <w:start w:val="1"/>
+      <w:numFmt w:val="bullet"/>
+      <w:lvlText w:val="o"/>
+      <w:lvlJc w:val="left"/>
+      <w:pPr>
+        <w:tabs>
+          <w:tab w:val="num" w:pos="1440"/>
+        </w:tabs>
+        <w:ind w:left="1440" w:hanging="360"/>
+      </w:pPr>
+      <w:rPr>
+        <w:rFonts w:ascii="Courier New" w:hAnsi="Courier New" w:hint="default"/>
+        <w:sz w:val="20"/>
+      </w:rPr>
+    </w:lvl>
+    <w:lvl w:ilvl="2" w:tentative="1">
+      <w:start w:val="1"/>
+      <w:numFmt w:val="bullet"/>
+      <w:lvlText w:val=""/>
+      <w:lvlJc w:val="left"/>
+      <w:pPr>
+        <w:tabs>
+          <w:tab w:val="num" w:pos="2160"/>
+        </w:tabs>
+        <w:ind w:left="2160" w:hanging="360"/>
+      </w:pPr>
+      <w:rPr>
+        <w:rFonts w:ascii="Wingdings" w:hAnsi="Wingdings" w:hint="default"/>
+        <w:sz w:val="20"/>
+      </w:rPr>
+    </w:lvl>
+    <w:lvl w:ilvl="3" w:tentative="1">
+      <w:start w:val="1"/>
+      <w:numFmt w:val="bullet"/>
+      <w:lvlText w:val=""/>
+      <w:lvlJc w:val="left"/>
+      <w:pPr>
+        <w:tabs>
+          <w:tab w:val="num" w:pos="2880"/>
+        </w:tabs>
+        <w:ind w:left="2880" w:hanging="360"/>
+      </w:pPr>
+      <w:rPr>
+        <w:rFonts w:ascii="Wingdings" w:hAnsi="Wingdings" w:hint="default"/>
+        <w:sz w:val="20"/>
+      </w:rPr>
+    </w:lvl>
+    <w:lvl w:ilvl="4" w:tentative="1">
+      <w:start w:val="1"/>
+      <w:numFmt w:val="bullet"/>
+      <w:lvlText w:val=""/>
+      <w:lvlJc w:val="left"/>
+      <w:pPr>
+        <w:tabs>
+          <w:tab w:val="num" w:pos="3600"/>
+        </w:tabs>
+        <w:ind w:left="3600" w:hanging="360"/>
+      </w:pPr>
+      <w:rPr>
+        <w:rFonts w:ascii="Wingdings" w:hAnsi="Wingdings" w:hint="default"/>
+        <w:sz w:val="20"/>
+      </w:rPr>
+    </w:lvl>
+    <w:lvl w:ilvl="5" w:tentative="1">
+      <w:start w:val="1"/>
+      <w:numFmt w:val="bullet"/>
+      <w:lvlText w:val=""/>
+      <w:lvlJc w:val="left"/>
+      <w:pPr>
+        <w:tabs>
+          <w:tab w:val="num" w:pos="4320"/>
+        </w:tabs>
+        <w:ind w:left="4320" w:hanging="360"/>
+      </w:pPr>
+      <w:rPr>
+        <w:rFonts w:ascii="Wingdings" w:hAnsi="Wingdings" w:hint="default"/>
+        <w:sz w:val="20"/>
+      </w:rPr>
+    </w:lvl>
+    <w:lvl w:ilvl="6" w:tentative="1">
+      <w:start w:val="1"/>
+      <w:numFmt w:val="bullet"/>
+      <w:lvlText w:val=""/>
+      <w:lvlJc w:val="left"/>
+      <w:pPr>
+        <w:tabs>
+          <w:tab w:val="num" w:pos="5040"/>
+        </w:tabs>
+        <w:ind w:left="5040" w:hanging="360"/>
+      </w:pPr>
+      <w:rPr>
+        <w:rFonts w:ascii="Wingdings" w:hAnsi="Wingdings" w:hint="default"/>
+        <w:sz w:val="20"/>
+      </w:rPr>
+    </w:lvl>
+    <w:lvl w:ilvl="7" w:tentative="1">
+      <w:start w:val="1"/>
+      <w:numFmt w:val="bullet"/>
+      <w:lvlText w:val=""/>
+      <w:lvlJc w:val="left"/>
+      <w:pPr>
+        <w:tabs>
+          <w:tab w:val="num" w:pos="5760"/>
+        </w:tabs>
+        <w:ind w:left="5760" w:hanging="360"/>
+      </w:pPr>
+      <w:rPr>
+        <w:rFonts w:ascii="Wingdings" w:hAnsi="Wingdings" w:hint="default"/>
+        <w:sz w:val="20"/>
+      </w:rPr>
+    </w:lvl>
+    <w:lvl w:ilvl="8" w:tentative="1">
+      <w:start w:val="1"/>
+      <w:numFmt w:val="bullet"/>
+      <w:lvlText w:val=""/>
+      <w:lvlJc w:val="left"/>
+      <w:pPr>
+        <w:tabs>
+          <w:tab w:val="num" w:pos="6480"/>
+        </w:tabs>
+        <w:ind w:left="6480" w:hanging="360"/>
+      </w:pPr>
+      <w:rPr>
+        <w:rFonts w:ascii="Wingdings" w:hAnsi="Wingdings" w:hint="default"/>
+        <w:sz w:val="20"/>
+      </w:rPr>
+    </w:lvl>
+  </w:abstractNum>
+  <w:abstractNum w:abstractNumId="5" w15:restartNumberingAfterBreak="0">
+    <w:nsid w:val="3FBD092B"/>
+    <w:multiLevelType w:val="multilevel"/>
+    <w:tmpl w:val="ABD222AE"/>
+    <w:lvl w:ilvl="0">
+      <w:start w:val="1"/>
+      <w:numFmt w:val="bullet"/>
+      <w:lvlText w:val=""/>
+      <w:lvlJc w:val="left"/>
+      <w:pPr>
+        <w:tabs>
+          <w:tab w:val="num" w:pos="720"/>
+        </w:tabs>
+        <w:ind w:left="720" w:hanging="360"/>
+      </w:pPr>
+      <w:rPr>
+        <w:rFonts w:ascii="Symbol" w:hAnsi="Symbol" w:hint="default"/>
+        <w:sz w:val="20"/>
+      </w:rPr>
+    </w:lvl>
+    <w:lvl w:ilvl="1" w:tentative="1">
+      <w:start w:val="1"/>
+      <w:numFmt w:val="bullet"/>
+      <w:lvlText w:val="o"/>
+      <w:lvlJc w:val="left"/>
+      <w:pPr>
+        <w:tabs>
+          <w:tab w:val="num" w:pos="1440"/>
+        </w:tabs>
+        <w:ind w:left="1440" w:hanging="360"/>
+      </w:pPr>
+      <w:rPr>
+        <w:rFonts w:ascii="Courier New" w:hAnsi="Courier New" w:hint="default"/>
+        <w:sz w:val="20"/>
+      </w:rPr>
+    </w:lvl>
+    <w:lvl w:ilvl="2" w:tentative="1">
+      <w:start w:val="1"/>
+      <w:numFmt w:val="bullet"/>
+      <w:lvlText w:val=""/>
+      <w:lvlJc w:val="left"/>
+      <w:pPr>
+        <w:tabs>
+          <w:tab w:val="num" w:pos="2160"/>
+        </w:tabs>
+        <w:ind w:left="2160" w:hanging="360"/>
+      </w:pPr>
+      <w:rPr>
+        <w:rFonts w:ascii="Wingdings" w:hAnsi="Wingdings" w:hint="default"/>
+        <w:sz w:val="20"/>
+      </w:rPr>
+    </w:lvl>
+    <w:lvl w:ilvl="3" w:tentative="1">
+      <w:start w:val="1"/>
+      <w:numFmt w:val="bullet"/>
+      <w:lvlText w:val=""/>
+      <w:lvlJc w:val="left"/>
+      <w:pPr>
+        <w:tabs>
+          <w:tab w:val="num" w:pos="2880"/>
+        </w:tabs>
+        <w:ind w:left="2880" w:hanging="360"/>
+      </w:pPr>
+      <w:rPr>
+        <w:rFonts w:ascii="Wingdings" w:hAnsi="Wingdings" w:hint="default"/>
+        <w:sz w:val="20"/>
+      </w:rPr>
+    </w:lvl>
+    <w:lvl w:ilvl="4" w:tentative="1">
+      <w:start w:val="1"/>
+      <w:numFmt w:val="bullet"/>
+      <w:lvlText w:val=""/>
+      <w:lvlJc w:val="left"/>
+      <w:pPr>
+        <w:tabs>
+          <w:tab w:val="num" w:pos="3600"/>
+        </w:tabs>
+        <w:ind w:left="3600" w:hanging="360"/>
+      </w:pPr>
+      <w:rPr>
+        <w:rFonts w:ascii="Wingdings" w:hAnsi="Wingdings" w:hint="default"/>
+        <w:sz w:val="20"/>
+      </w:rPr>
+    </w:lvl>
+    <w:lvl w:ilvl="5" w:tentative="1">
+      <w:start w:val="1"/>
+      <w:numFmt w:val="bullet"/>
+      <w:lvlText w:val=""/>
+      <w:lvlJc w:val="left"/>
+      <w:pPr>
+        <w:tabs>
+          <w:tab w:val="num" w:pos="4320"/>
+        </w:tabs>
+        <w:ind w:left="4320" w:hanging="360"/>
+      </w:pPr>
+      <w:rPr>
+        <w:rFonts w:ascii="Wingdings" w:hAnsi="Wingdings" w:hint="default"/>
+        <w:sz w:val="20"/>
+      </w:rPr>
+    </w:lvl>
+    <w:lvl w:ilvl="6" w:tentative="1">
+      <w:start w:val="1"/>
+      <w:numFmt w:val="bullet"/>
+      <w:lvlText w:val=""/>
+      <w:lvlJc w:val="left"/>
+      <w:pPr>
+        <w:tabs>
+          <w:tab w:val="num" w:pos="5040"/>
+        </w:tabs>
+        <w:ind w:left="5040" w:hanging="360"/>
+      </w:pPr>
+      <w:rPr>
+        <w:rFonts w:ascii="Wingdings" w:hAnsi="Wingdings" w:hint="default"/>
+        <w:sz w:val="20"/>
+      </w:rPr>
+    </w:lvl>
+    <w:lvl w:ilvl="7" w:tentative="1">
+      <w:start w:val="1"/>
+      <w:numFmt w:val="bullet"/>
+      <w:lvlText w:val=""/>
+      <w:lvlJc w:val="left"/>
+      <w:pPr>
+        <w:tabs>
+          <w:tab w:val="num" w:pos="5760"/>
+        </w:tabs>
+        <w:ind w:left="5760" w:hanging="360"/>
+      </w:pPr>
+      <w:rPr>
+        <w:rFonts w:ascii="Wingdings" w:hAnsi="Wingdings" w:hint="default"/>
+        <w:sz w:val="20"/>
+      </w:rPr>
+    </w:lvl>
+    <w:lvl w:ilvl="8" w:tentative="1">
+      <w:start w:val="1"/>
+      <w:numFmt w:val="bullet"/>
+      <w:lvlText w:val=""/>
+      <w:lvlJc w:val="left"/>
+      <w:pPr>
+        <w:tabs>
+          <w:tab w:val="num" w:pos="6480"/>
+        </w:tabs>
+        <w:ind w:left="6480" w:hanging="360"/>
+      </w:pPr>
+      <w:rPr>
+        <w:rFonts w:ascii="Wingdings" w:hAnsi="Wingdings" w:hint="default"/>
+        <w:sz w:val="20"/>
+      </w:rPr>
+    </w:lvl>
+  </w:abstractNum>
+  <w:abstractNum w:abstractNumId="6" w15:restartNumberingAfterBreak="0">
+    <w:nsid w:val="439F6348"/>
+    <w:multiLevelType w:val="multilevel"/>
+    <w:tmpl w:val="421EDA8C"/>
+    <w:lvl w:ilvl="0">
+      <w:start w:val="1"/>
+      <w:numFmt w:val="bullet"/>
+      <w:lvlText w:val=""/>
+      <w:lvlJc w:val="left"/>
+      <w:pPr>
+        <w:tabs>
+          <w:tab w:val="num" w:pos="720"/>
+        </w:tabs>
+        <w:ind w:left="720" w:hanging="360"/>
+      </w:pPr>
+      <w:rPr>
+        <w:rFonts w:ascii="Symbol" w:hAnsi="Symbol" w:hint="default"/>
+        <w:sz w:val="20"/>
+      </w:rPr>
+    </w:lvl>
+    <w:lvl w:ilvl="1" w:tentative="1">
+      <w:start w:val="1"/>
+      <w:numFmt w:val="bullet"/>
+      <w:lvlText w:val="o"/>
+      <w:lvlJc w:val="left"/>
+      <w:pPr>
+        <w:tabs>
+          <w:tab w:val="num" w:pos="1440"/>
+        </w:tabs>
+        <w:ind w:left="1440" w:hanging="360"/>
+      </w:pPr>
+      <w:rPr>
+        <w:rFonts w:ascii="Courier New" w:hAnsi="Courier New" w:hint="default"/>
+        <w:sz w:val="20"/>
+      </w:rPr>
+    </w:lvl>
+    <w:lvl w:ilvl="2" w:tentative="1">
+      <w:start w:val="1"/>
+      <w:numFmt w:val="bullet"/>
+      <w:lvlText w:val=""/>
+      <w:lvlJc w:val="left"/>
+      <w:pPr>
+        <w:tabs>
+          <w:tab w:val="num" w:pos="2160"/>
+        </w:tabs>
+        <w:ind w:left="2160" w:hanging="360"/>
+      </w:pPr>
+      <w:rPr>
+        <w:rFonts w:ascii="Wingdings" w:hAnsi="Wingdings" w:hint="default"/>
+        <w:sz w:val="20"/>
+      </w:rPr>
+    </w:lvl>
+    <w:lvl w:ilvl="3" w:tentative="1">
+      <w:start w:val="1"/>
+      <w:numFmt w:val="bullet"/>
+      <w:lvlText w:val=""/>
+      <w:lvlJc w:val="left"/>
+      <w:pPr>
+        <w:tabs>
+          <w:tab w:val="num" w:pos="2880"/>
+        </w:tabs>
+        <w:ind w:left="2880" w:hanging="360"/>
+      </w:pPr>
+      <w:rPr>
+        <w:rFonts w:ascii="Wingdings" w:hAnsi="Wingdings" w:hint="default"/>
+        <w:sz w:val="20"/>
+      </w:rPr>
+    </w:lvl>
+    <w:lvl w:ilvl="4" w:tentative="1">
+      <w:start w:val="1"/>
+      <w:numFmt w:val="bullet"/>
+      <w:lvlText w:val=""/>
+      <w:lvlJc w:val="left"/>
+      <w:pPr>
+        <w:tabs>
+          <w:tab w:val="num" w:pos="3600"/>
+        </w:tabs>
+        <w:ind w:left="3600" w:hanging="360"/>
+      </w:pPr>
+      <w:rPr>
+        <w:rFonts w:ascii="Wingdings" w:hAnsi="Wingdings" w:hint="default"/>
+        <w:sz w:val="20"/>
+      </w:rPr>
+    </w:lvl>
+    <w:lvl w:ilvl="5" w:tentative="1">
+      <w:start w:val="1"/>
+      <w:numFmt w:val="bullet"/>
+      <w:lvlText w:val=""/>
+      <w:lvlJc w:val="left"/>
+      <w:pPr>
+        <w:tabs>
+          <w:tab w:val="num" w:pos="4320"/>
+        </w:tabs>
+        <w:ind w:left="4320" w:hanging="360"/>
+      </w:pPr>
+      <w:rPr>
+        <w:rFonts w:ascii="Wingdings" w:hAnsi="Wingdings" w:hint="default"/>
+        <w:sz w:val="20"/>
+      </w:rPr>
+    </w:lvl>
+    <w:lvl w:ilvl="6" w:tentative="1">
+      <w:start w:val="1"/>
+      <w:numFmt w:val="bullet"/>
+      <w:lvlText w:val=""/>
+      <w:lvlJc w:val="left"/>
+      <w:pPr>
+        <w:tabs>
+          <w:tab w:val="num" w:pos="5040"/>
+        </w:tabs>
+        <w:ind w:left="5040" w:hanging="360"/>
+      </w:pPr>
+      <w:rPr>
+        <w:rFonts w:ascii="Wingdings" w:hAnsi="Wingdings" w:hint="default"/>
+        <w:sz w:val="20"/>
+      </w:rPr>
+    </w:lvl>
+    <w:lvl w:ilvl="7" w:tentative="1">
+      <w:start w:val="1"/>
+      <w:numFmt w:val="bullet"/>
+      <w:lvlText w:val=""/>
+      <w:lvlJc w:val="left"/>
+      <w:pPr>
+        <w:tabs>
+          <w:tab w:val="num" w:pos="5760"/>
+        </w:tabs>
+        <w:ind w:left="5760" w:hanging="360"/>
+      </w:pPr>
+      <w:rPr>
+        <w:rFonts w:ascii="Wingdings" w:hAnsi="Wingdings" w:hint="default"/>
+        <w:sz w:val="20"/>
+      </w:rPr>
+    </w:lvl>
+    <w:lvl w:ilvl="8" w:tentative="1">
+      <w:start w:val="1"/>
+      <w:numFmt w:val="bullet"/>
+      <w:lvlText w:val=""/>
+      <w:lvlJc w:val="left"/>
+      <w:pPr>
+        <w:tabs>
+          <w:tab w:val="num" w:pos="6480"/>
+        </w:tabs>
+        <w:ind w:left="6480" w:hanging="360"/>
+      </w:pPr>
+      <w:rPr>
+        <w:rFonts w:ascii="Wingdings" w:hAnsi="Wingdings" w:hint="default"/>
+        <w:sz w:val="20"/>
+      </w:rPr>
+    </w:lvl>
+  </w:abstractNum>
+  <w:abstractNum w:abstractNumId="7" w15:restartNumberingAfterBreak="0">
+    <w:nsid w:val="456B622A"/>
+    <w:multiLevelType w:val="multilevel"/>
+    <w:tmpl w:val="3E442634"/>
+    <w:lvl w:ilvl="0">
+      <w:start w:val="1"/>
+      <w:numFmt w:val="bullet"/>
+      <w:lvlText w:val=""/>
+      <w:lvlJc w:val="left"/>
+      <w:pPr>
+        <w:tabs>
+          <w:tab w:val="num" w:pos="720"/>
+        </w:tabs>
+        <w:ind w:left="720" w:hanging="360"/>
+      </w:pPr>
+      <w:rPr>
+        <w:rFonts w:ascii="Symbol" w:hAnsi="Symbol" w:hint="default"/>
+        <w:sz w:val="20"/>
+      </w:rPr>
+    </w:lvl>
+    <w:lvl w:ilvl="1">
+      <w:start w:val="1"/>
+      <w:numFmt w:val="decimal"/>
+      <w:lvlText w:val="%2."/>
+      <w:lvlJc w:val="left"/>
+      <w:pPr>
+        <w:tabs>
+          <w:tab w:val="num" w:pos="1440"/>
+        </w:tabs>
+        <w:ind w:left="1440" w:hanging="360"/>
+      </w:pPr>
+    </w:lvl>
+    <w:lvl w:ilvl="2" w:tentative="1">
+      <w:start w:val="1"/>
+      <w:numFmt w:val="bullet"/>
+      <w:lvlText w:val=""/>
+      <w:lvlJc w:val="left"/>
+      <w:pPr>
+        <w:tabs>
+          <w:tab w:val="num" w:pos="2160"/>
+        </w:tabs>
+        <w:ind w:left="2160" w:hanging="360"/>
+      </w:pPr>
+      <w:rPr>
+        <w:rFonts w:ascii="Wingdings" w:hAnsi="Wingdings" w:hint="default"/>
+        <w:sz w:val="20"/>
+      </w:rPr>
+    </w:lvl>
+    <w:lvl w:ilvl="3" w:tentative="1">
+      <w:start w:val="1"/>
+      <w:numFmt w:val="bullet"/>
+      <w:lvlText w:val=""/>
+      <w:lvlJc w:val="left"/>
+      <w:pPr>
+        <w:tabs>
+          <w:tab w:val="num" w:pos="2880"/>
+        </w:tabs>
+        <w:ind w:left="2880" w:hanging="360"/>
+      </w:pPr>
+      <w:rPr>
+        <w:rFonts w:ascii="Wingdings" w:hAnsi="Wingdings" w:hint="default"/>
+        <w:sz w:val="20"/>
+      </w:rPr>
+    </w:lvl>
+    <w:lvl w:ilvl="4" w:tentative="1">
+      <w:start w:val="1"/>
+      <w:numFmt w:val="bullet"/>
+      <w:lvlText w:val=""/>
+      <w:lvlJc w:val="left"/>
+      <w:pPr>
+        <w:tabs>
+          <w:tab w:val="num" w:pos="3600"/>
+        </w:tabs>
+        <w:ind w:left="3600" w:hanging="360"/>
+      </w:pPr>
+      <w:rPr>
+        <w:rFonts w:ascii="Wingdings" w:hAnsi="Wingdings" w:hint="default"/>
+        <w:sz w:val="20"/>
+      </w:rPr>
+    </w:lvl>
+    <w:lvl w:ilvl="5" w:tentative="1">
+      <w:start w:val="1"/>
+      <w:numFmt w:val="bullet"/>
+      <w:lvlText w:val=""/>
+      <w:lvlJc w:val="left"/>
+      <w:pPr>
+        <w:tabs>
+          <w:tab w:val="num" w:pos="4320"/>
+        </w:tabs>
+        <w:ind w:left="4320" w:hanging="360"/>
+      </w:pPr>
+      <w:rPr>
+        <w:rFonts w:ascii="Wingdings" w:hAnsi="Wingdings" w:hint="default"/>
+        <w:sz w:val="20"/>
+      </w:rPr>
+    </w:lvl>
+    <w:lvl w:ilvl="6" w:tentative="1">
+      <w:start w:val="1"/>
+      <w:numFmt w:val="bullet"/>
+      <w:lvlText w:val=""/>
+      <w:lvlJc w:val="left"/>
+      <w:pPr>
+        <w:tabs>
+          <w:tab w:val="num" w:pos="5040"/>
+        </w:tabs>
+        <w:ind w:left="5040" w:hanging="360"/>
+      </w:pPr>
+      <w:rPr>
+        <w:rFonts w:ascii="Wingdings" w:hAnsi="Wingdings" w:hint="default"/>
+        <w:sz w:val="20"/>
+      </w:rPr>
+    </w:lvl>
+    <w:lvl w:ilvl="7" w:tentative="1">
+      <w:start w:val="1"/>
+      <w:numFmt w:val="bullet"/>
+      <w:lvlText w:val=""/>
+      <w:lvlJc w:val="left"/>
+      <w:pPr>
+        <w:tabs>
+          <w:tab w:val="num" w:pos="5760"/>
+        </w:tabs>
+        <w:ind w:left="5760" w:hanging="360"/>
+      </w:pPr>
+      <w:rPr>
+        <w:rFonts w:ascii="Wingdings" w:hAnsi="Wingdings" w:hint="default"/>
+        <w:sz w:val="20"/>
+      </w:rPr>
+    </w:lvl>
+    <w:lvl w:ilvl="8" w:tentative="1">
+      <w:start w:val="1"/>
+      <w:numFmt w:val="bullet"/>
+      <w:lvlText w:val=""/>
+      <w:lvlJc w:val="left"/>
+      <w:pPr>
+        <w:tabs>
+          <w:tab w:val="num" w:pos="6480"/>
+        </w:tabs>
+        <w:ind w:left="6480" w:hanging="360"/>
+      </w:pPr>
+      <w:rPr>
+        <w:rFonts w:ascii="Wingdings" w:hAnsi="Wingdings" w:hint="default"/>
+        <w:sz w:val="20"/>
+      </w:rPr>
+    </w:lvl>
+  </w:abstractNum>
+  <w:abstractNum w:abstractNumId="8" w15:restartNumberingAfterBreak="0">
+    <w:nsid w:val="49C8315A"/>
+    <w:multiLevelType w:val="multilevel"/>
+    <w:tmpl w:val="210C3FCE"/>
+    <w:lvl w:ilvl="0">
+      <w:start w:val="1"/>
+      <w:numFmt w:val="bullet"/>
+      <w:lvlText w:val=""/>
+      <w:lvlJc w:val="left"/>
+      <w:pPr>
+        <w:tabs>
+          <w:tab w:val="num" w:pos="720"/>
+        </w:tabs>
+        <w:ind w:left="720" w:hanging="360"/>
+      </w:pPr>
+      <w:rPr>
+        <w:rFonts w:ascii="Symbol" w:hAnsi="Symbol" w:hint="default"/>
+        <w:sz w:val="20"/>
+      </w:rPr>
+    </w:lvl>
+    <w:lvl w:ilvl="1">
+      <w:start w:val="1"/>
+      <w:numFmt w:val="decimal"/>
+      <w:lvlText w:val="%2."/>
+      <w:lvlJc w:val="left"/>
+      <w:pPr>
+        <w:tabs>
+          <w:tab w:val="num" w:pos="1440"/>
+        </w:tabs>
+        <w:ind w:left="1440" w:hanging="360"/>
+      </w:pPr>
+    </w:lvl>
+    <w:lvl w:ilvl="2" w:tentative="1">
+      <w:start w:val="1"/>
+      <w:numFmt w:val="bullet"/>
+      <w:lvlText w:val=""/>
+      <w:lvlJc w:val="left"/>
+      <w:pPr>
+        <w:tabs>
+          <w:tab w:val="num" w:pos="2160"/>
+        </w:tabs>
+        <w:ind w:left="2160" w:hanging="360"/>
+      </w:pPr>
+      <w:rPr>
+        <w:rFonts w:ascii="Wingdings" w:hAnsi="Wingdings" w:hint="default"/>
+        <w:sz w:val="20"/>
+      </w:rPr>
+    </w:lvl>
+    <w:lvl w:ilvl="3" w:tentative="1">
+      <w:start w:val="1"/>
+      <w:numFmt w:val="bullet"/>
+      <w:lvlText w:val=""/>
+      <w:lvlJc w:val="left"/>
+      <w:pPr>
+        <w:tabs>
+          <w:tab w:val="num" w:pos="2880"/>
+        </w:tabs>
+        <w:ind w:left="2880" w:hanging="360"/>
+      </w:pPr>
+      <w:rPr>
+        <w:rFonts w:ascii="Wingdings" w:hAnsi="Wingdings" w:hint="default"/>
+        <w:sz w:val="20"/>
+      </w:rPr>
+    </w:lvl>
+    <w:lvl w:ilvl="4" w:tentative="1">
+      <w:start w:val="1"/>
+      <w:numFmt w:val="bullet"/>
+      <w:lvlText w:val=""/>
+      <w:lvlJc w:val="left"/>
+      <w:pPr>
+        <w:tabs>
+          <w:tab w:val="num" w:pos="3600"/>
+        </w:tabs>
+        <w:ind w:left="3600" w:hanging="360"/>
+      </w:pPr>
+      <w:rPr>
+        <w:rFonts w:ascii="Wingdings" w:hAnsi="Wingdings" w:hint="default"/>
+        <w:sz w:val="20"/>
+      </w:rPr>
+    </w:lvl>
+    <w:lvl w:ilvl="5" w:tentative="1">
+      <w:start w:val="1"/>
+      <w:numFmt w:val="bullet"/>
+      <w:lvlText w:val=""/>
+      <w:lvlJc w:val="left"/>
+      <w:pPr>
+        <w:tabs>
+          <w:tab w:val="num" w:pos="4320"/>
+        </w:tabs>
+        <w:ind w:left="4320" w:hanging="360"/>
+      </w:pPr>
+      <w:rPr>
+        <w:rFonts w:ascii="Wingdings" w:hAnsi="Wingdings" w:hint="default"/>
+        <w:sz w:val="20"/>
+      </w:rPr>
+    </w:lvl>
+    <w:lvl w:ilvl="6" w:tentative="1">
+      <w:start w:val="1"/>
+      <w:numFmt w:val="bullet"/>
+      <w:lvlText w:val=""/>
+      <w:lvlJc w:val="left"/>
+      <w:pPr>
+        <w:tabs>
+          <w:tab w:val="num" w:pos="5040"/>
+        </w:tabs>
+        <w:ind w:left="5040" w:hanging="360"/>
+      </w:pPr>
+      <w:rPr>
+        <w:rFonts w:ascii="Wingdings" w:hAnsi="Wingdings" w:hint="default"/>
+        <w:sz w:val="20"/>
+      </w:rPr>
+    </w:lvl>
+    <w:lvl w:ilvl="7" w:tentative="1">
+      <w:start w:val="1"/>
+      <w:numFmt w:val="bullet"/>
+      <w:lvlText w:val=""/>
+      <w:lvlJc w:val="left"/>
+      <w:pPr>
+        <w:tabs>
+          <w:tab w:val="num" w:pos="5760"/>
+        </w:tabs>
+        <w:ind w:left="5760" w:hanging="360"/>
+      </w:pPr>
+      <w:rPr>
+        <w:rFonts w:ascii="Wingdings" w:hAnsi="Wingdings" w:hint="default"/>
+        <w:sz w:val="20"/>
+      </w:rPr>
+    </w:lvl>
+    <w:lvl w:ilvl="8" w:tentative="1">
+      <w:start w:val="1"/>
+      <w:numFmt w:val="bullet"/>
+      <w:lvlText w:val=""/>
+      <w:lvlJc w:val="left"/>
+      <w:pPr>
+        <w:tabs>
+          <w:tab w:val="num" w:pos="6480"/>
+        </w:tabs>
+        <w:ind w:left="6480" w:hanging="360"/>
+      </w:pPr>
+      <w:rPr>
+        <w:rFonts w:ascii="Wingdings" w:hAnsi="Wingdings" w:hint="default"/>
+        <w:sz w:val="20"/>
+      </w:rPr>
+    </w:lvl>
+  </w:abstractNum>
+  <w:abstractNum w:abstractNumId="9" w15:restartNumberingAfterBreak="0">
+    <w:nsid w:val="5DCE69F5"/>
+    <w:multiLevelType w:val="multilevel"/>
+    <w:tmpl w:val="41049A04"/>
+    <w:lvl w:ilvl="0">
+      <w:start w:val="1"/>
+      <w:numFmt w:val="bullet"/>
+      <w:lvlText w:val=""/>
+      <w:lvlJc w:val="left"/>
+      <w:pPr>
+        <w:tabs>
+          <w:tab w:val="num" w:pos="720"/>
+        </w:tabs>
+        <w:ind w:left="720" w:hanging="360"/>
+      </w:pPr>
+      <w:rPr>
+        <w:rFonts w:ascii="Symbol" w:hAnsi="Symbol" w:hint="default"/>
+        <w:sz w:val="20"/>
+      </w:rPr>
+    </w:lvl>
+    <w:lvl w:ilvl="1" w:tentative="1">
+      <w:start w:val="1"/>
+      <w:numFmt w:val="bullet"/>
+      <w:lvlText w:val="o"/>
+      <w:lvlJc w:val="left"/>
+      <w:pPr>
+        <w:tabs>
+          <w:tab w:val="num" w:pos="1440"/>
+        </w:tabs>
+        <w:ind w:left="1440" w:hanging="360"/>
+      </w:pPr>
+      <w:rPr>
+        <w:rFonts w:ascii="Courier New" w:hAnsi="Courier New" w:hint="default"/>
+        <w:sz w:val="20"/>
+      </w:rPr>
+    </w:lvl>
+    <w:lvl w:ilvl="2" w:tentative="1">
+      <w:start w:val="1"/>
+      <w:numFmt w:val="bullet"/>
+      <w:lvlText w:val=""/>
+      <w:lvlJc w:val="left"/>
+      <w:pPr>
+        <w:tabs>
+          <w:tab w:val="num" w:pos="2160"/>
+        </w:tabs>
+        <w:ind w:left="2160" w:hanging="360"/>
+      </w:pPr>
+      <w:rPr>
+        <w:rFonts w:ascii="Wingdings" w:hAnsi="Wingdings" w:hint="default"/>
+        <w:sz w:val="20"/>
+      </w:rPr>
+    </w:lvl>
+    <w:lvl w:ilvl="3" w:tentative="1">
+      <w:start w:val="1"/>
+      <w:numFmt w:val="bullet"/>
+      <w:lvlText w:val=""/>
+      <w:lvlJc w:val="left"/>
+      <w:pPr>
+        <w:tabs>
+          <w:tab w:val="num" w:pos="2880"/>
+        </w:tabs>
+        <w:ind w:left="2880" w:hanging="360"/>
+      </w:pPr>
+      <w:rPr>
+        <w:rFonts w:ascii="Wingdings" w:hAnsi="Wingdings" w:hint="default"/>
+        <w:sz w:val="20"/>
+      </w:rPr>
+    </w:lvl>
+    <w:lvl w:ilvl="4" w:tentative="1">
+      <w:start w:val="1"/>
+      <w:numFmt w:val="bullet"/>
+      <w:lvlText w:val=""/>
+      <w:lvlJc w:val="left"/>
+      <w:pPr>
+        <w:tabs>
+          <w:tab w:val="num" w:pos="3600"/>
+        </w:tabs>
+        <w:ind w:left="3600" w:hanging="360"/>
+      </w:pPr>
+      <w:rPr>
+        <w:rFonts w:ascii="Wingdings" w:hAnsi="Wingdings" w:hint="default"/>
+        <w:sz w:val="20"/>
+      </w:rPr>
+    </w:lvl>
+    <w:lvl w:ilvl="5" w:tentative="1">
+      <w:start w:val="1"/>
+      <w:numFmt w:val="bullet"/>
+      <w:lvlText w:val=""/>
+      <w:lvlJc w:val="left"/>
+      <w:pPr>
+        <w:tabs>
+          <w:tab w:val="num" w:pos="4320"/>
+        </w:tabs>
+        <w:ind w:left="4320" w:hanging="360"/>
+      </w:pPr>
+      <w:rPr>
+        <w:rFonts w:ascii="Wingdings" w:hAnsi="Wingdings" w:hint="default"/>
+        <w:sz w:val="20"/>
+      </w:rPr>
+    </w:lvl>
+    <w:lvl w:ilvl="6" w:tentative="1">
+      <w:start w:val="1"/>
+      <w:numFmt w:val="bullet"/>
+      <w:lvlText w:val=""/>
+      <w:lvlJc w:val="left"/>
+      <w:pPr>
+        <w:tabs>
+          <w:tab w:val="num" w:pos="5040"/>
+        </w:tabs>
+        <w:ind w:left="5040" w:hanging="360"/>
+      </w:pPr>
+      <w:rPr>
+        <w:rFonts w:ascii="Wingdings" w:hAnsi="Wingdings" w:hint="default"/>
+        <w:sz w:val="20"/>
+      </w:rPr>
+    </w:lvl>
+    <w:lvl w:ilvl="7" w:tentative="1">
+      <w:start w:val="1"/>
+      <w:numFmt w:val="bullet"/>
+      <w:lvlText w:val=""/>
+      <w:lvlJc w:val="left"/>
+      <w:pPr>
+        <w:tabs>
+          <w:tab w:val="num" w:pos="5760"/>
+        </w:tabs>
+        <w:ind w:left="5760" w:hanging="360"/>
+      </w:pPr>
+      <w:rPr>
+        <w:rFonts w:ascii="Wingdings" w:hAnsi="Wingdings" w:hint="default"/>
+        <w:sz w:val="20"/>
+      </w:rPr>
+    </w:lvl>
+    <w:lvl w:ilvl="8" w:tentative="1">
+      <w:start w:val="1"/>
+      <w:numFmt w:val="bullet"/>
+      <w:lvlText w:val=""/>
+      <w:lvlJc w:val="left"/>
+      <w:pPr>
+        <w:tabs>
+          <w:tab w:val="num" w:pos="6480"/>
+        </w:tabs>
+        <w:ind w:left="6480" w:hanging="360"/>
+      </w:pPr>
+      <w:rPr>
+        <w:rFonts w:ascii="Wingdings" w:hAnsi="Wingdings" w:hint="default"/>
+        <w:sz w:val="20"/>
+      </w:rPr>
+    </w:lvl>
+  </w:abstractNum>
+  <w:abstractNum w:abstractNumId="10" w15:restartNumberingAfterBreak="0">
+    <w:nsid w:val="624E19F6"/>
+    <w:multiLevelType w:val="multilevel"/>
+    <w:tmpl w:val="5D5C110C"/>
+    <w:lvl w:ilvl="0">
+      <w:start w:val="1"/>
+      <w:numFmt w:val="bullet"/>
+      <w:lvlText w:val=""/>
+      <w:lvlJc w:val="left"/>
+      <w:pPr>
+        <w:tabs>
+          <w:tab w:val="num" w:pos="720"/>
+        </w:tabs>
+        <w:ind w:left="720" w:hanging="360"/>
+      </w:pPr>
+      <w:rPr>
+        <w:rFonts w:ascii="Symbol" w:hAnsi="Symbol" w:hint="default"/>
+        <w:sz w:val="20"/>
+      </w:rPr>
+    </w:lvl>
+    <w:lvl w:ilvl="1">
+      <w:start w:val="1"/>
+      <w:numFmt w:val="decimal"/>
+      <w:lvlText w:val="%2."/>
+      <w:lvlJc w:val="left"/>
+      <w:pPr>
+        <w:tabs>
+          <w:tab w:val="num" w:pos="1440"/>
+        </w:tabs>
+        <w:ind w:left="1440" w:hanging="360"/>
+      </w:pPr>
+    </w:lvl>
+    <w:lvl w:ilvl="2" w:tentative="1">
+      <w:start w:val="1"/>
+      <w:numFmt w:val="bullet"/>
+      <w:lvlText w:val=""/>
+      <w:lvlJc w:val="left"/>
+      <w:pPr>
+        <w:tabs>
+          <w:tab w:val="num" w:pos="2160"/>
+        </w:tabs>
+        <w:ind w:left="2160" w:hanging="360"/>
+      </w:pPr>
+      <w:rPr>
+        <w:rFonts w:ascii="Wingdings" w:hAnsi="Wingdings" w:hint="default"/>
+        <w:sz w:val="20"/>
+      </w:rPr>
+    </w:lvl>
+    <w:lvl w:ilvl="3" w:tentative="1">
+      <w:start w:val="1"/>
+      <w:numFmt w:val="bullet"/>
+      <w:lvlText w:val=""/>
+      <w:lvlJc w:val="left"/>
+      <w:pPr>
+        <w:tabs>
+          <w:tab w:val="num" w:pos="2880"/>
+        </w:tabs>
+        <w:ind w:left="2880" w:hanging="360"/>
+      </w:pPr>
+      <w:rPr>
+        <w:rFonts w:ascii="Wingdings" w:hAnsi="Wingdings" w:hint="default"/>
+        <w:sz w:val="20"/>
+      </w:rPr>
+    </w:lvl>
+    <w:lvl w:ilvl="4" w:tentative="1">
+      <w:start w:val="1"/>
+      <w:numFmt w:val="bullet"/>
+      <w:lvlText w:val=""/>
+      <w:lvlJc w:val="left"/>
+      <w:pPr>
+        <w:tabs>
+          <w:tab w:val="num" w:pos="3600"/>
+        </w:tabs>
+        <w:ind w:left="3600" w:hanging="360"/>
+      </w:pPr>
+      <w:rPr>
+        <w:rFonts w:ascii="Wingdings" w:hAnsi="Wingdings" w:hint="default"/>
+        <w:sz w:val="20"/>
+      </w:rPr>
+    </w:lvl>
+    <w:lvl w:ilvl="5" w:tentative="1">
+      <w:start w:val="1"/>
+      <w:numFmt w:val="bullet"/>
+      <w:lvlText w:val=""/>
+      <w:lvlJc w:val="left"/>
+      <w:pPr>
+        <w:tabs>
+          <w:tab w:val="num" w:pos="4320"/>
+        </w:tabs>
+        <w:ind w:left="4320" w:hanging="360"/>
+      </w:pPr>
+      <w:rPr>
+        <w:rFonts w:ascii="Wingdings" w:hAnsi="Wingdings" w:hint="default"/>
+        <w:sz w:val="20"/>
+      </w:rPr>
+    </w:lvl>
+    <w:lvl w:ilvl="6" w:tentative="1">
+      <w:start w:val="1"/>
+      <w:numFmt w:val="bullet"/>
+      <w:lvlText w:val=""/>
+      <w:lvlJc w:val="left"/>
+      <w:pPr>
+        <w:tabs>
+          <w:tab w:val="num" w:pos="5040"/>
+        </w:tabs>
+        <w:ind w:left="5040" w:hanging="360"/>
+      </w:pPr>
+      <w:rPr>
+        <w:rFonts w:ascii="Wingdings" w:hAnsi="Wingdings" w:hint="default"/>
+        <w:sz w:val="20"/>
+      </w:rPr>
+    </w:lvl>
+    <w:lvl w:ilvl="7" w:tentative="1">
+      <w:start w:val="1"/>
+      <w:numFmt w:val="bullet"/>
+      <w:lvlText w:val=""/>
+      <w:lvlJc w:val="left"/>
+      <w:pPr>
+        <w:tabs>
+          <w:tab w:val="num" w:pos="5760"/>
+        </w:tabs>
+        <w:ind w:left="5760" w:hanging="360"/>
+      </w:pPr>
+      <w:rPr>
+        <w:rFonts w:ascii="Wingdings" w:hAnsi="Wingdings" w:hint="default"/>
+        <w:sz w:val="20"/>
+      </w:rPr>
+    </w:lvl>
+    <w:lvl w:ilvl="8" w:tentative="1">
+      <w:start w:val="1"/>
+      <w:numFmt w:val="bullet"/>
+      <w:lvlText w:val=""/>
+      <w:lvlJc w:val="left"/>
+      <w:pPr>
+        <w:tabs>
+          <w:tab w:val="num" w:pos="6480"/>
+        </w:tabs>
+        <w:ind w:left="6480" w:hanging="360"/>
+      </w:pPr>
+      <w:rPr>
+        <w:rFonts w:ascii="Wingdings" w:hAnsi="Wingdings" w:hint="default"/>
+        <w:sz w:val="20"/>
+      </w:rPr>
+    </w:lvl>
+  </w:abstractNum>
+  <w:abstractNum w:abstractNumId="11" w15:restartNumberingAfterBreak="0">
+    <w:nsid w:val="651116AC"/>
+    <w:multiLevelType w:val="multilevel"/>
+    <w:tmpl w:val="E22C4CBE"/>
+    <w:lvl w:ilvl="0">
+      <w:start w:val="1"/>
+      <w:numFmt w:val="bullet"/>
+      <w:lvlText w:val=""/>
+      <w:lvlJc w:val="left"/>
+      <w:pPr>
+        <w:tabs>
+          <w:tab w:val="num" w:pos="720"/>
+        </w:tabs>
+        <w:ind w:left="720" w:hanging="360"/>
+      </w:pPr>
+      <w:rPr>
+        <w:rFonts w:ascii="Symbol" w:hAnsi="Symbol" w:hint="default"/>
+        <w:sz w:val="20"/>
+      </w:rPr>
+    </w:lvl>
+    <w:lvl w:ilvl="1" w:tentative="1">
+      <w:start w:val="1"/>
+      <w:numFmt w:val="bullet"/>
+      <w:lvlText w:val="o"/>
+      <w:lvlJc w:val="left"/>
+      <w:pPr>
+        <w:tabs>
+          <w:tab w:val="num" w:pos="1440"/>
+        </w:tabs>
+        <w:ind w:left="1440" w:hanging="360"/>
+      </w:pPr>
+      <w:rPr>
+        <w:rFonts w:ascii="Courier New" w:hAnsi="Courier New" w:hint="default"/>
+        <w:sz w:val="20"/>
+      </w:rPr>
+    </w:lvl>
+    <w:lvl w:ilvl="2" w:tentative="1">
+      <w:start w:val="1"/>
+      <w:numFmt w:val="bullet"/>
+      <w:lvlText w:val=""/>
+      <w:lvlJc w:val="left"/>
+      <w:pPr>
+        <w:tabs>
+          <w:tab w:val="num" w:pos="2160"/>
+        </w:tabs>
+        <w:ind w:left="2160" w:hanging="360"/>
+      </w:pPr>
+      <w:rPr>
+        <w:rFonts w:ascii="Wingdings" w:hAnsi="Wingdings" w:hint="default"/>
+        <w:sz w:val="20"/>
+      </w:rPr>
+    </w:lvl>
+    <w:lvl w:ilvl="3" w:tentative="1">
+      <w:start w:val="1"/>
+      <w:numFmt w:val="bullet"/>
+      <w:lvlText w:val=""/>
+      <w:lvlJc w:val="left"/>
+      <w:pPr>
+        <w:tabs>
+          <w:tab w:val="num" w:pos="2880"/>
+        </w:tabs>
+        <w:ind w:left="2880" w:hanging="360"/>
+      </w:pPr>
+      <w:rPr>
+        <w:rFonts w:ascii="Wingdings" w:hAnsi="Wingdings" w:hint="default"/>
+        <w:sz w:val="20"/>
+      </w:rPr>
+    </w:lvl>
+    <w:lvl w:ilvl="4" w:tentative="1">
+      <w:start w:val="1"/>
+      <w:numFmt w:val="bullet"/>
+      <w:lvlText w:val=""/>
+      <w:lvlJc w:val="left"/>
+      <w:pPr>
+        <w:tabs>
+          <w:tab w:val="num" w:pos="3600"/>
+        </w:tabs>
+        <w:ind w:left="3600" w:hanging="360"/>
+      </w:pPr>
+      <w:rPr>
+        <w:rFonts w:ascii="Wingdings" w:hAnsi="Wingdings" w:hint="default"/>
+        <w:sz w:val="20"/>
+      </w:rPr>
+    </w:lvl>
+    <w:lvl w:ilvl="5" w:tentative="1">
+      <w:start w:val="1"/>
+      <w:numFmt w:val="bullet"/>
+      <w:lvlText w:val=""/>
+      <w:lvlJc w:val="left"/>
+      <w:pPr>
+        <w:tabs>
+          <w:tab w:val="num" w:pos="4320"/>
+        </w:tabs>
+        <w:ind w:left="4320" w:hanging="360"/>
+      </w:pPr>
+      <w:rPr>
+        <w:rFonts w:ascii="Wingdings" w:hAnsi="Wingdings" w:hint="default"/>
+        <w:sz w:val="20"/>
+      </w:rPr>
+    </w:lvl>
+    <w:lvl w:ilvl="6" w:tentative="1">
+      <w:start w:val="1"/>
+      <w:numFmt w:val="bullet"/>
+      <w:lvlText w:val=""/>
+      <w:lvlJc w:val="left"/>
+      <w:pPr>
+        <w:tabs>
+          <w:tab w:val="num" w:pos="5040"/>
+        </w:tabs>
+        <w:ind w:left="5040" w:hanging="360"/>
+      </w:pPr>
+      <w:rPr>
+        <w:rFonts w:ascii="Wingdings" w:hAnsi="Wingdings" w:hint="default"/>
+        <w:sz w:val="20"/>
+      </w:rPr>
+    </w:lvl>
+    <w:lvl w:ilvl="7" w:tentative="1">
+      <w:start w:val="1"/>
+      <w:numFmt w:val="bullet"/>
+      <w:lvlText w:val=""/>
+      <w:lvlJc w:val="left"/>
+      <w:pPr>
+        <w:tabs>
+          <w:tab w:val="num" w:pos="5760"/>
+        </w:tabs>
+        <w:ind w:left="5760" w:hanging="360"/>
+      </w:pPr>
+      <w:rPr>
+        <w:rFonts w:ascii="Wingdings" w:hAnsi="Wingdings" w:hint="default"/>
+        <w:sz w:val="20"/>
+      </w:rPr>
+    </w:lvl>
+    <w:lvl w:ilvl="8" w:tentative="1">
+      <w:start w:val="1"/>
+      <w:numFmt w:val="bullet"/>
+      <w:lvlText w:val=""/>
+      <w:lvlJc w:val="left"/>
+      <w:pPr>
+        <w:tabs>
+          <w:tab w:val="num" w:pos="6480"/>
+        </w:tabs>
+        <w:ind w:left="6480" w:hanging="360"/>
+      </w:pPr>
+      <w:rPr>
+        <w:rFonts w:ascii="Wingdings" w:hAnsi="Wingdings" w:hint="default"/>
+        <w:sz w:val="20"/>
+      </w:rPr>
+    </w:lvl>
+  </w:abstractNum>
+  <w:num w:numId="1" w16cid:durableId="1732849634">
+    <w:abstractNumId w:val="6"/>
+  </w:num>
+  <w:num w:numId="2" w16cid:durableId="409042279">
+    <w:abstractNumId w:val="1"/>
+  </w:num>
+  <w:num w:numId="3" w16cid:durableId="1265963526">
+    <w:abstractNumId w:val="3"/>
+  </w:num>
+  <w:num w:numId="4" w16cid:durableId="1438212194">
+    <w:abstractNumId w:val="2"/>
+  </w:num>
+  <w:num w:numId="5" w16cid:durableId="884828769">
+    <w:abstractNumId w:val="10"/>
+  </w:num>
+  <w:num w:numId="6" w16cid:durableId="840319975">
+    <w:abstractNumId w:val="11"/>
+  </w:num>
+  <w:num w:numId="7" w16cid:durableId="1618682669">
+    <w:abstractNumId w:val="4"/>
+  </w:num>
+  <w:num w:numId="8" w16cid:durableId="2087025063">
+    <w:abstractNumId w:val="5"/>
+  </w:num>
+  <w:num w:numId="9" w16cid:durableId="308095437">
+    <w:abstractNumId w:val="7"/>
+  </w:num>
+  <w:num w:numId="10" w16cid:durableId="250242887">
+    <w:abstractNumId w:val="9"/>
+  </w:num>
+  <w:num w:numId="11" w16cid:durableId="615063200">
+    <w:abstractNumId w:val="8"/>
+  </w:num>
+  <w:num w:numId="12" w16cid:durableId="1467774861">
+    <w:abstractNumId w:val="0"/>
+  </w:num>
+</w:numbering>
 </file>
 
 <file path=word/styles.xml><?xml version="1.0" encoding="utf-8"?>
@@ -6575,7 +10609,6 @@
     <w:next w:val="Normal"/>
     <w:link w:val="Heading2Char"/>
     <w:uiPriority w:val="9"/>
-    <w:semiHidden/>
     <w:unhideWhenUsed/>
     <w:qFormat/>
     <w:rsid w:val="007F72E5"/>
@@ -6791,7 +10824,6 @@
     <w:basedOn w:val="DefaultParagraphFont"/>
     <w:link w:val="Heading2"/>
     <w:uiPriority w:val="9"/>
-    <w:semiHidden/>
     <w:rsid w:val="007F72E5"/>
     <w:rPr>
       <w:rFonts w:asciiTheme="majorHAnsi" w:eastAsiaTheme="majorEastAsia" w:hAnsiTheme="majorHAnsi" w:cstheme="majorBidi"/>
